--- a/ms/supplement.docx
+++ b/ms/supplement.docx
@@ -42,7 +42,7 @@
         <w:t xml:space="preserve">2026-05-05</w:t>
       </w:r>
     </w:p>
-    <w:bookmarkStart w:id="29" w:name="a-tutorial-with-simulations"/>
+    <w:bookmarkStart w:id="62" w:name="a-tutorial-with-simulations"/>
     <w:p>
       <w:pPr>
         <w:pStyle w:val="Heading1"/>
@@ -56,112 +56,80 @@
         <w:pStyle w:val="FirstParagraph"/>
       </w:pPr>
       <w:r>
-        <w:t xml:space="preserve">This section is a guided tutorial. We show, step by step, that the Bayesian hierarchical 4PL described in the main text can recover a</w:t>
-      </w:r>
-      <w:r>
-        <w:t xml:space="preserve"> </w:t>
-      </w:r>
-      <w:r>
-        <w:rPr>
-          <w:i/>
-          <w:iCs/>
-        </w:rPr>
-        <w:t xml:space="preserve">known</w:t>
-      </w:r>
-      <w:r>
-        <w:t xml:space="preserve"> </w:t>
-      </w:r>
-      <w:r>
-        <w:t xml:space="preserve">dose-response surface from simulated data — under both binomial sampling and the more realistic beta-binomial (overdispersed) case. The point is to build intuition for what the framework actually does and to show, transparently, that the model works on data where we know the right answer in advance.</w:t>
-      </w:r>
-    </w:p>
-    <w:p>
-      <w:pPr>
-        <w:pStyle w:val="BodyText"/>
-      </w:pPr>
-      <w:r>
-        <w:t xml:space="preserve">By the end you will see:</w:t>
-      </w:r>
-    </w:p>
-    <w:p>
-      <w:pPr>
-        <w:pStyle w:val="Compact"/>
-        <w:numPr>
-          <w:ilvl w:val="0"/>
-          <w:numId w:val="1001"/>
-        </w:numPr>
-      </w:pPr>
-      <w:r>
-        <w:t xml:space="preserve">A 4PL surface generated from realistic, biologically meaningful parameter values.</w:t>
-      </w:r>
-    </w:p>
-    <w:p>
-      <w:pPr>
-        <w:pStyle w:val="Compact"/>
-        <w:numPr>
-          <w:ilvl w:val="0"/>
-          <w:numId w:val="1001"/>
-        </w:numPr>
-      </w:pPr>
-      <w:r>
-        <w:t xml:space="preserve">Two synthetic datasets (binomial and beta-binomial) sampled from that surface.</w:t>
-      </w:r>
-    </w:p>
-    <w:p>
-      <w:pPr>
-        <w:pStyle w:val="Compact"/>
-        <w:numPr>
-          <w:ilvl w:val="0"/>
-          <w:numId w:val="1001"/>
-        </w:numPr>
-      </w:pPr>
-      <w:r>
-        <w:t xml:space="preserve">A single</w:t>
-      </w:r>
-      <w:r>
-        <w:t xml:space="preserve"> </w:t>
-      </w:r>
-      <w:r>
-        <w:rPr>
-          <w:rStyle w:val="VerbatimChar"/>
-        </w:rPr>
-        <w:t xml:space="preserve">brms</w:t>
-      </w:r>
-      <w:r>
-        <w:t xml:space="preserve"> </w:t>
-      </w:r>
-      <w:r>
-        <w:t xml:space="preserve">call that fits the Bayesian 4PL hierarchically.</w:t>
-      </w:r>
-    </w:p>
-    <w:p>
-      <w:pPr>
-        <w:pStyle w:val="Compact"/>
-        <w:numPr>
-          <w:ilvl w:val="0"/>
-          <w:numId w:val="1001"/>
-        </w:numPr>
-      </w:pPr>
-      <w:r>
-        <w:t xml:space="preserve">Posterior estimates that recover every true parameter, with calibrated uncertainty.</w:t>
+        <w:t xml:space="preserve">This section is a guided tutorial using simulated data. We show, step by step, how the Bayesian hierarchical 4PL — under both binomial sampling and the more realistic beta-binomial (overdispersed) case – can recover thermal sensitivity (</w:t>
+      </w:r>
+      <m:oMath>
+        <m:r>
+          <m:t>z</m:t>
+        </m:r>
+      </m:oMath>
+      <w:r>
+        <w:t xml:space="preserve">) and</w:t>
+      </w:r>
+      <w:r>
+        <w:t xml:space="preserve"> </w:t>
+      </w:r>
+      <m:oMath>
+        <m:r>
+          <m:t>C</m:t>
+        </m:r>
+        <m:sSub>
+          <m:e>
+            <m:r>
+              <m:t>T</m:t>
+            </m:r>
+          </m:e>
+          <m:sub>
+            <m:r>
+              <m:t>m</m:t>
+            </m:r>
+            <m:r>
+              <m:t>a</m:t>
+            </m:r>
+            <m:sSub>
+              <m:e>
+                <m:r>
+                  <m:t>x</m:t>
+                </m:r>
+              </m:e>
+              <m:sub>
+                <m:r>
+                  <m:t>1</m:t>
+                </m:r>
+                <m:r>
+                  <m:t>h</m:t>
+                </m:r>
+                <m:r>
+                  <m:t>r</m:t>
+                </m:r>
+              </m:sub>
+            </m:sSub>
+          </m:sub>
+        </m:sSub>
+      </m:oMath>
+      <w:r>
+        <w:t xml:space="preserve"> </w:t>
+      </w:r>
+      <w:r>
+        <w:t xml:space="preserve">from the single joint model, yet provide substantial downstream benefits in terms of propagating uncertainty and giving more flexibility. We then complement the simulation with a few case studies which walk through real data that is presented within the main manuscript in other sections.</w:t>
       </w:r>
     </w:p>
     <w:bookmarkStart w:id="28" w:name="simulating-data"/>
     <w:p>
       <w:pPr>
-        <w:pStyle w:val="Heading2"/>
+        <w:pStyle w:val="Heading3"/>
       </w:pPr>
       <w:r>
-        <w:t xml:space="preserve">1.1 Simulating Data</w:t>
+        <w:t xml:space="preserve">1.0.1 Simulating Data</w:t>
       </w:r>
     </w:p>
     <w:bookmarkStart w:id="20" w:name="sec-sim-step1"/>
     <w:p>
       <w:pPr>
-        <w:pStyle w:val="Heading3"/>
+        <w:pStyle w:val="Heading4"/>
       </w:pPr>
       <w:r>
-        <w:t xml:space="preserve">1.1.1 Step 1 — Pick realistic, biologically meaningful parameters</w:t>
+        <w:t xml:space="preserve">1.0.1.1 Step 1 — Pick realistic, biologically meaningful parameters</w:t>
       </w:r>
     </w:p>
     <w:p>
@@ -1288,10 +1256,10 @@
     <w:bookmarkStart w:id="21" w:name="sec-sim-step2"/>
     <w:p>
       <w:pPr>
-        <w:pStyle w:val="Heading3"/>
+        <w:pStyle w:val="Heading4"/>
       </w:pPr>
       <w:r>
-        <w:t xml:space="preserve">1.1.2 Step 2 — Lay out a factorial assay design</w:t>
+        <w:t xml:space="preserve">1.0.1.2 Step 2 — Lay out a factorial assay design</w:t>
       </w:r>
     </w:p>
     <w:p>
@@ -2115,10 +2083,10 @@
     <w:bookmarkStart w:id="26" w:name="sec-sim-step3"/>
     <w:p>
       <w:pPr>
-        <w:pStyle w:val="Heading3"/>
+        <w:pStyle w:val="Heading4"/>
       </w:pPr>
       <w:r>
-        <w:t xml:space="preserve">1.1.3 Step 3 — Look at the truth before we fit anything</w:t>
+        <w:t xml:space="preserve">1.0.1.3 Step 3 — Look at the truth before we fit anything</w:t>
       </w:r>
     </w:p>
     <w:p>
@@ -2296,10 +2264,10 @@
     <w:bookmarkStart w:id="27" w:name="sec-sim-step4"/>
     <w:p>
       <w:pPr>
-        <w:pStyle w:val="Heading3"/>
+        <w:pStyle w:val="Heading4"/>
       </w:pPr>
       <w:r>
-        <w:t xml:space="preserve">1.1.4 Step 4 — Generate noisy data: binomial and beta-binomial</w:t>
+        <w:t xml:space="preserve">1.0.1.4 Step 4 — Generate noisy data: binomial and beta-binomial</w:t>
       </w:r>
     </w:p>
     <w:p>
@@ -2847,14 +2815,13 @@
     </w:p>
     <w:bookmarkEnd w:id="27"/>
     <w:bookmarkEnd w:id="28"/>
-    <w:bookmarkEnd w:id="29"/>
-    <w:bookmarkStart w:id="37" w:name="sec-twostage"/>
+    <w:bookmarkStart w:id="36" w:name="sec-twostage"/>
     <w:p>
       <w:pPr>
-        <w:pStyle w:val="Heading1"/>
+        <w:pStyle w:val="Heading3"/>
       </w:pPr>
       <w:r>
-        <w:t xml:space="preserve">2. The classical two-stage TDT pipeline</w:t>
+        <w:t xml:space="preserve">1.0.2 The classical two-stage TDT pipeline</w:t>
       </w:r>
     </w:p>
     <w:p>
@@ -2966,7 +2933,7 @@
         <w:pStyle w:val="Compact"/>
         <w:numPr>
           <w:ilvl w:val="0"/>
-          <w:numId w:val="1002"/>
+          <w:numId w:val="1001"/>
         </w:numPr>
       </w:pPr>
       <w:r>
@@ -3027,7 +2994,7 @@
         <w:pStyle w:val="Compact"/>
         <w:numPr>
           <w:ilvl w:val="0"/>
-          <w:numId w:val="1002"/>
+          <w:numId w:val="1001"/>
         </w:numPr>
       </w:pPr>
       <w:r>
@@ -3199,13 +3166,13 @@
         <w:t xml:space="preserve">from the fitted line.</w:t>
       </w:r>
     </w:p>
-    <w:bookmarkStart w:id="31" w:name="sec-twostage-step1"/>
+    <w:bookmarkStart w:id="30" w:name="sec-twostage-step1"/>
     <w:p>
       <w:pPr>
-        <w:pStyle w:val="Heading2"/>
+        <w:pStyle w:val="Heading4"/>
       </w:pPr>
       <w:r>
-        <w:t xml:space="preserve">2.1 Stage 1 — per-temperature dose-response curves</w:t>
+        <w:t xml:space="preserve">1.0.2.1 Stage 1 — per-temperature dose-response curves</w:t>
       </w:r>
     </w:p>
     <w:p>
@@ -3792,7 +3759,7 @@
       <w:tr>
         <w:tc>
           <w:tcPr/>
-          <w:bookmarkStart w:id="30" w:name="tbl-stage1-lt50"/>
+          <w:bookmarkStart w:id="29" w:name="tbl-stage1-lt50"/>
           <w:p>
             <w:pPr>
               <w:jc w:val="center"/>
@@ -5170,7 +5137,7 @@
               </w:tc>
             </w:tr>
           </w:tbl>
-          <w:bookmarkEnd w:id="30"/>
+          <w:bookmarkEnd w:id="29"/>
         </w:tc>
       </w:tr>
     </w:tbl>
@@ -5182,14 +5149,14 @@
         <w:t xml:space="preserve">With the simulation’s true asymptotes near 0 and 1, the 2PL’s forced-asymptote constraint introduces negligible bias here, so each Stage-1 estimate sits close to the simulation truth.</w:t>
       </w:r>
     </w:p>
-    <w:bookmarkEnd w:id="31"/>
-    <w:bookmarkStart w:id="36" w:name="sec-twostage-step2"/>
+    <w:bookmarkEnd w:id="30"/>
+    <w:bookmarkStart w:id="35" w:name="sec-twostage-step2"/>
     <w:p>
       <w:pPr>
-        <w:pStyle w:val="Heading2"/>
+        <w:pStyle w:val="Heading4"/>
       </w:pPr>
       <w:r>
-        <w:t xml:space="preserve">2.2 Stage 2 — log-linear TDT regression</w:t>
+        <w:t xml:space="preserve">1.0.2.2 Stage 2 — log-linear TDT regression</w:t>
       </w:r>
     </w:p>
     <w:p>
@@ -6131,7 +6098,7 @@
       <w:tr>
         <w:tc>
           <w:tcPr/>
-          <w:bookmarkStart w:id="35" w:name="fig-stage2-regression"/>
+          <w:bookmarkStart w:id="34" w:name="fig-stage2-regression"/>
           <w:p>
             <w:pPr>
               <w:pStyle w:val="Compact"/>
@@ -6142,18 +6109,18 @@
                 <wp:inline>
                   <wp:extent cx="5943600" cy="3820885"/>
                   <wp:effectExtent b="0" l="0" r="0" t="0"/>
-                  <wp:docPr descr="" title="" id="33" name="Picture"/>
+                  <wp:docPr descr="" title="" id="32" name="Picture"/>
                   <a:graphic>
                     <a:graphicData uri="http://schemas.openxmlformats.org/drawingml/2006/picture">
                       <pic:pic>
                         <pic:nvPicPr>
-                          <pic:cNvPr descr="supplement_files/figure-docx/fig-stage2-regression-1.png" id="34" name="Picture"/>
+                          <pic:cNvPr descr="supplement_files/figure-docx/fig-stage2-regression-1.png" id="33" name="Picture"/>
                           <pic:cNvPicPr>
                             <a:picLocks noChangeArrowheads="1" noChangeAspect="1"/>
                           </pic:cNvPicPr>
                         </pic:nvPicPr>
                         <pic:blipFill>
-                          <a:blip r:embed="rId32"/>
+                          <a:blip r:embed="rId31"/>
                           <a:stretch>
                             <a:fillRect/>
                           </a:stretch>
@@ -6366,7 +6333,7 @@
               <w:t xml:space="preserve">visually.</w:t>
             </w:r>
           </w:p>
-          <w:bookmarkEnd w:id="35"/>
+          <w:bookmarkEnd w:id="34"/>
         </w:tc>
       </w:tr>
     </w:tbl>
@@ -6463,15 +6430,15 @@
         <w:t xml:space="preserve">) for the side-by-side comparison once we have the joint Bayesian results.</w:t>
       </w:r>
     </w:p>
+    <w:bookmarkEnd w:id="35"/>
     <w:bookmarkEnd w:id="36"/>
-    <w:bookmarkEnd w:id="37"/>
-    <w:bookmarkStart w:id="58" w:name="sec-joint"/>
+    <w:bookmarkStart w:id="50" w:name="sec-joint"/>
     <w:p>
       <w:pPr>
-        <w:pStyle w:val="Heading1"/>
+        <w:pStyle w:val="Heading3"/>
       </w:pPr>
       <w:r>
-        <w:t xml:space="preserve">3. A joint Bayesian 4PL</w:t>
+        <w:t xml:space="preserve">1.0.3 A joint Bayesian 4PL</w:t>
       </w:r>
     </w:p>
     <w:p>
@@ -6625,13 +6592,13 @@
         <w:t xml:space="preserve">from the posterior, in one model rather than two.</w:t>
       </w:r>
     </w:p>
-    <w:bookmarkStart w:id="43" w:name="sec-joint-spec"/>
+    <w:bookmarkStart w:id="42" w:name="sec-joint-spec"/>
     <w:p>
       <w:pPr>
-        <w:pStyle w:val="Heading2"/>
+        <w:pStyle w:val="Heading4"/>
       </w:pPr>
       <w:r>
-        <w:t xml:space="preserve">3.1 Specifying the 4PL in</w:t>
+        <w:t xml:space="preserve">1.0.3.1 Specifying the 4PL in</w:t>
       </w:r>
       <w:r>
         <w:t xml:space="preserve"> </w:t>
@@ -6681,7 +6648,7 @@
       <w:pPr>
         <w:pStyle w:val="BodyText"/>
       </w:pPr>
-      <w:bookmarkStart w:id="38" w:name="eq-4pl"/>
+      <w:bookmarkStart w:id="37" w:name="eq-4pl"/>
       <m:oMathPara>
         <m:oMathParaPr>
           <m:jc m:val="center"/>
@@ -6879,7 +6846,7 @@
           </m:d>
         </m:oMath>
       </m:oMathPara>
-      <w:bookmarkEnd w:id="38"/>
+      <w:bookmarkEnd w:id="37"/>
     </w:p>
     <w:p>
       <w:pPr>
@@ -7054,7 +7021,7 @@
       <w:pPr>
         <w:pStyle w:val="BodyText"/>
       </w:pPr>
-      <w:bookmarkStart w:id="39" w:name="eq-mid-temp"/>
+      <w:bookmarkStart w:id="38" w:name="eq-mid-temp"/>
       <m:oMathPara>
         <m:oMathParaPr>
           <m:jc m:val="center"/>
@@ -7189,7 +7156,7 @@
           </m:d>
         </m:oMath>
       </m:oMathPara>
-      <w:bookmarkEnd w:id="39"/>
+      <w:bookmarkEnd w:id="38"/>
     </w:p>
     <w:p>
       <w:pPr>
@@ -8686,18 +8653,18 @@
                 <wp:inline>
                   <wp:extent cx="152400" cy="152400"/>
                   <wp:effectExtent b="0" l="0" r="0" t="0"/>
-                  <wp:docPr descr="" title="" id="41" name="Picture"/>
+                  <wp:docPr descr="" title="" id="40" name="Picture"/>
                   <a:graphic>
                     <a:graphicData uri="http://schemas.openxmlformats.org/drawingml/2006/picture">
                       <pic:pic>
                         <pic:nvPicPr>
-                          <pic:cNvPr descr="/Applications/quarto/share/formats/docx/important.png" id="42" name="Picture"/>
+                          <pic:cNvPr descr="/Applications/quarto/share/formats/docx/important.png" id="41" name="Picture"/>
                           <pic:cNvPicPr>
                             <a:picLocks noChangeArrowheads="1" noChangeAspect="1"/>
                           </pic:cNvPicPr>
                         </pic:nvPicPr>
                         <pic:blipFill>
-                          <a:blip r:embed="rId40"/>
+                          <a:blip r:embed="rId39"/>
                           <a:stretch>
                             <a:fillRect/>
                           </a:stretch>
@@ -8821,14 +8788,14 @@
         </w:tc>
       </w:tr>
     </w:tbl>
-    <w:bookmarkEnd w:id="43"/>
-    <w:bookmarkStart w:id="44" w:name="sec-joint-fit"/>
+    <w:bookmarkEnd w:id="42"/>
+    <w:bookmarkStart w:id="43" w:name="sec-joint-fit"/>
     <w:p>
       <w:pPr>
-        <w:pStyle w:val="Heading2"/>
+        <w:pStyle w:val="Heading4"/>
       </w:pPr>
       <w:r>
-        <w:t xml:space="preserve">3.2 Fitting the model</w:t>
+        <w:t xml:space="preserve">1.0.3.2 Fitting the model</w:t>
       </w:r>
     </w:p>
     <w:p>
@@ -9405,14 +9372,14 @@
         <w:t xml:space="preserve">)</w:t>
       </w:r>
     </w:p>
-    <w:bookmarkEnd w:id="44"/>
-    <w:bookmarkStart w:id="50" w:name="sec-joint-recovery"/>
+    <w:bookmarkEnd w:id="43"/>
+    <w:bookmarkStart w:id="49" w:name="sec-joint-recovery"/>
     <w:p>
       <w:pPr>
-        <w:pStyle w:val="Heading2"/>
+        <w:pStyle w:val="Heading4"/>
       </w:pPr>
       <w:r>
-        <w:t xml:space="preserve">3.3 Checking parameter recovery</w:t>
+        <w:t xml:space="preserve">1.0.3.3 Checking parameter recovery</w:t>
       </w:r>
     </w:p>
     <w:p>
@@ -9447,7 +9414,7 @@
       <w:tr>
         <w:tc>
           <w:tcPr/>
-          <w:bookmarkStart w:id="45" w:name="tbl-recovery"/>
+          <w:bookmarkStart w:id="44" w:name="tbl-recovery"/>
           <w:p>
             <w:pPr>
               <w:jc w:val="center"/>
@@ -12011,7 +11978,7 @@
               </w:tc>
             </w:tr>
           </w:tbl>
-          <w:bookmarkEnd w:id="45"/>
+          <w:bookmarkEnd w:id="44"/>
         </w:tc>
       </w:tr>
     </w:tbl>
@@ -12047,7 +12014,7 @@
       <w:tr>
         <w:tc>
           <w:tcPr/>
-          <w:bookmarkStart w:id="49" w:name="fig-recovery-fit"/>
+          <w:bookmarkStart w:id="48" w:name="fig-recovery-fit"/>
           <w:p>
             <w:pPr>
               <w:pStyle w:val="Compact"/>
@@ -12058,18 +12025,18 @@
                 <wp:inline>
                   <wp:extent cx="5943600" cy="3714750"/>
                   <wp:effectExtent b="0" l="0" r="0" t="0"/>
-                  <wp:docPr descr="" title="" id="47" name="Picture"/>
+                  <wp:docPr descr="" title="" id="46" name="Picture"/>
                   <a:graphic>
                     <a:graphicData uri="http://schemas.openxmlformats.org/drawingml/2006/picture">
                       <pic:pic>
                         <pic:nvPicPr>
-                          <pic:cNvPr descr="supplement_files/figure-docx/fig-recovery-fit-1.png" id="48" name="Picture"/>
+                          <pic:cNvPr descr="supplement_files/figure-docx/fig-recovery-fit-1.png" id="47" name="Picture"/>
                           <pic:cNvPicPr>
                             <a:picLocks noChangeArrowheads="1" noChangeAspect="1"/>
                           </pic:cNvPicPr>
                         </pic:nvPicPr>
                         <pic:blipFill>
-                          <a:blip r:embed="rId46"/>
+                          <a:blip r:embed="rId45"/>
                           <a:stretch>
                             <a:fillRect/>
                           </a:stretch>
@@ -12109,18 +12076,19 @@
               <w:t xml:space="preserve">Figure 3: Posterior fitted 4PL curves (solid lines, with shaded 95% credible bands) overlaid on the simulated binomial data (points). One panel-coloured line per assay temperature. Where the fitted curves track the simulated proportions across all five temperatures, the model has recovered the underlying dose-response surface.</w:t>
             </w:r>
           </w:p>
-          <w:bookmarkEnd w:id="49"/>
+          <w:bookmarkEnd w:id="48"/>
         </w:tc>
       </w:tr>
     </w:tbl>
+    <w:bookmarkEnd w:id="49"/>
     <w:bookmarkEnd w:id="50"/>
     <w:bookmarkStart w:id="57" w:name="sec-joint-derive"/>
     <w:p>
       <w:pPr>
-        <w:pStyle w:val="Heading2"/>
+        <w:pStyle w:val="Heading3"/>
       </w:pPr>
       <w:r>
-        <w:t xml:space="preserve">3.4 Deriving</w:t>
+        <w:t xml:space="preserve">1.0.4 Deriving</w:t>
       </w:r>
       <w:r>
         <w:t xml:space="preserve"> </w:t>
@@ -14593,6 +14561,2135 @@
         <w:t xml:space="preserve">easily. All we need to do is take the standard deviation of this distribution for the standard error or we can even summaise with quantiles as follows:</w:t>
       </w:r>
     </w:p>
+    <w:p>
+      <w:pPr>
+        <w:pStyle w:val="SourceCode"/>
+      </w:pPr>
+      <w:r>
+        <w:rPr>
+          <w:rStyle w:val="NormalTok"/>
+        </w:rPr>
+        <w:t xml:space="preserve">summarise_draws </w:t>
+      </w:r>
+      <w:r>
+        <w:rPr>
+          <w:rStyle w:val="OtherTok"/>
+        </w:rPr>
+        <w:t xml:space="preserve">&lt;-</w:t>
+      </w:r>
+      <w:r>
+        <w:rPr>
+          <w:rStyle w:val="NormalTok"/>
+        </w:rPr>
+        <w:t xml:space="preserve"> </w:t>
+      </w:r>
+      <w:r>
+        <w:rPr>
+          <w:rStyle w:val="ControlFlowTok"/>
+        </w:rPr>
+        <w:t xml:space="preserve">function</w:t>
+      </w:r>
+      <w:r>
+        <w:rPr>
+          <w:rStyle w:val="NormalTok"/>
+        </w:rPr>
+        <w:t xml:space="preserve">(x) {</w:t>
+      </w:r>
+      <w:r>
+        <w:br/>
+      </w:r>
+      <w:r>
+        <w:rPr>
+          <w:rStyle w:val="NormalTok"/>
+        </w:rPr>
+        <w:t xml:space="preserve">  q </w:t>
+      </w:r>
+      <w:r>
+        <w:rPr>
+          <w:rStyle w:val="OtherTok"/>
+        </w:rPr>
+        <w:t xml:space="preserve">&lt;-</w:t>
+      </w:r>
+      <w:r>
+        <w:rPr>
+          <w:rStyle w:val="NormalTok"/>
+        </w:rPr>
+        <w:t xml:space="preserve"> </w:t>
+      </w:r>
+      <w:r>
+        <w:rPr>
+          <w:rStyle w:val="FunctionTok"/>
+        </w:rPr>
+        <w:t xml:space="preserve">quantile</w:t>
+      </w:r>
+      <w:r>
+        <w:rPr>
+          <w:rStyle w:val="NormalTok"/>
+        </w:rPr>
+        <w:t xml:space="preserve">(x, </w:t>
+      </w:r>
+      <w:r>
+        <w:rPr>
+          <w:rStyle w:val="FunctionTok"/>
+        </w:rPr>
+        <w:t xml:space="preserve">c</w:t>
+      </w:r>
+      <w:r>
+        <w:rPr>
+          <w:rStyle w:val="NormalTok"/>
+        </w:rPr>
+        <w:t xml:space="preserve">(</w:t>
+      </w:r>
+      <w:r>
+        <w:rPr>
+          <w:rStyle w:val="FloatTok"/>
+        </w:rPr>
+        <w:t xml:space="preserve">0.025</w:t>
+      </w:r>
+      <w:r>
+        <w:rPr>
+          <w:rStyle w:val="NormalTok"/>
+        </w:rPr>
+        <w:t xml:space="preserve">, </w:t>
+      </w:r>
+      <w:r>
+        <w:rPr>
+          <w:rStyle w:val="FloatTok"/>
+        </w:rPr>
+        <w:t xml:space="preserve">0.5</w:t>
+      </w:r>
+      <w:r>
+        <w:rPr>
+          <w:rStyle w:val="NormalTok"/>
+        </w:rPr>
+        <w:t xml:space="preserve">, </w:t>
+      </w:r>
+      <w:r>
+        <w:rPr>
+          <w:rStyle w:val="FloatTok"/>
+        </w:rPr>
+        <w:t xml:space="preserve">0.975</w:t>
+      </w:r>
+      <w:r>
+        <w:rPr>
+          <w:rStyle w:val="NormalTok"/>
+        </w:rPr>
+        <w:t xml:space="preserve">), </w:t>
+      </w:r>
+      <w:r>
+        <w:rPr>
+          <w:rStyle w:val="AttributeTok"/>
+        </w:rPr>
+        <w:t xml:space="preserve">names =</w:t>
+      </w:r>
+      <w:r>
+        <w:rPr>
+          <w:rStyle w:val="NormalTok"/>
+        </w:rPr>
+        <w:t xml:space="preserve"> </w:t>
+      </w:r>
+      <w:r>
+        <w:rPr>
+          <w:rStyle w:val="ConstantTok"/>
+        </w:rPr>
+        <w:t xml:space="preserve">FALSE</w:t>
+      </w:r>
+      <w:r>
+        <w:rPr>
+          <w:rStyle w:val="NormalTok"/>
+        </w:rPr>
+        <w:t xml:space="preserve">)</w:t>
+      </w:r>
+      <w:r>
+        <w:br/>
+      </w:r>
+      <w:r>
+        <w:rPr>
+          <w:rStyle w:val="NormalTok"/>
+        </w:rPr>
+        <w:t xml:space="preserve">  tibble</w:t>
+      </w:r>
+      <w:r>
+        <w:rPr>
+          <w:rStyle w:val="SpecialCharTok"/>
+        </w:rPr>
+        <w:t xml:space="preserve">::</w:t>
+      </w:r>
+      <w:r>
+        <w:rPr>
+          <w:rStyle w:val="FunctionTok"/>
+        </w:rPr>
+        <w:t xml:space="preserve">tibble</w:t>
+      </w:r>
+      <w:r>
+        <w:rPr>
+          <w:rStyle w:val="NormalTok"/>
+        </w:rPr>
+        <w:t xml:space="preserve">(</w:t>
+      </w:r>
+      <w:r>
+        <w:br/>
+      </w:r>
+      <w:r>
+        <w:rPr>
+          <w:rStyle w:val="NormalTok"/>
+        </w:rPr>
+        <w:t xml:space="preserve">    </w:t>
+      </w:r>
+      <w:r>
+        <w:rPr>
+          <w:rStyle w:val="AttributeTok"/>
+        </w:rPr>
+        <w:t xml:space="preserve">mean   =</w:t>
+      </w:r>
+      <w:r>
+        <w:rPr>
+          <w:rStyle w:val="NormalTok"/>
+        </w:rPr>
+        <w:t xml:space="preserve"> </w:t>
+      </w:r>
+      <w:r>
+        <w:rPr>
+          <w:rStyle w:val="FunctionTok"/>
+        </w:rPr>
+        <w:t xml:space="preserve">mean</w:t>
+      </w:r>
+      <w:r>
+        <w:rPr>
+          <w:rStyle w:val="NormalTok"/>
+        </w:rPr>
+        <w:t xml:space="preserve">(x),</w:t>
+      </w:r>
+      <w:r>
+        <w:br/>
+      </w:r>
+      <w:r>
+        <w:rPr>
+          <w:rStyle w:val="NormalTok"/>
+        </w:rPr>
+        <w:t xml:space="preserve">    </w:t>
+      </w:r>
+      <w:r>
+        <w:rPr>
+          <w:rStyle w:val="AttributeTok"/>
+        </w:rPr>
+        <w:t xml:space="preserve">sd     =</w:t>
+      </w:r>
+      <w:r>
+        <w:rPr>
+          <w:rStyle w:val="NormalTok"/>
+        </w:rPr>
+        <w:t xml:space="preserve"> </w:t>
+      </w:r>
+      <w:r>
+        <w:rPr>
+          <w:rStyle w:val="FunctionTok"/>
+        </w:rPr>
+        <w:t xml:space="preserve">sd</w:t>
+      </w:r>
+      <w:r>
+        <w:rPr>
+          <w:rStyle w:val="NormalTok"/>
+        </w:rPr>
+        <w:t xml:space="preserve">(x),</w:t>
+      </w:r>
+      <w:r>
+        <w:br/>
+      </w:r>
+      <w:r>
+        <w:rPr>
+          <w:rStyle w:val="NormalTok"/>
+        </w:rPr>
+        <w:t xml:space="preserve">    </w:t>
+      </w:r>
+      <w:r>
+        <w:rPr>
+          <w:rStyle w:val="AttributeTok"/>
+        </w:rPr>
+        <w:t xml:space="preserve">median =</w:t>
+      </w:r>
+      <w:r>
+        <w:rPr>
+          <w:rStyle w:val="NormalTok"/>
+        </w:rPr>
+        <w:t xml:space="preserve"> q[</w:t>
+      </w:r>
+      <w:r>
+        <w:rPr>
+          <w:rStyle w:val="DecValTok"/>
+        </w:rPr>
+        <w:t xml:space="preserve">2</w:t>
+      </w:r>
+      <w:r>
+        <w:rPr>
+          <w:rStyle w:val="NormalTok"/>
+        </w:rPr>
+        <w:t xml:space="preserve">],</w:t>
+      </w:r>
+      <w:r>
+        <w:br/>
+      </w:r>
+      <w:r>
+        <w:rPr>
+          <w:rStyle w:val="NormalTok"/>
+        </w:rPr>
+        <w:t xml:space="preserve">    </w:t>
+      </w:r>
+      <w:r>
+        <w:rPr>
+          <w:rStyle w:val="AttributeTok"/>
+        </w:rPr>
+        <w:t xml:space="preserve">lower  =</w:t>
+      </w:r>
+      <w:r>
+        <w:rPr>
+          <w:rStyle w:val="NormalTok"/>
+        </w:rPr>
+        <w:t xml:space="preserve"> q[</w:t>
+      </w:r>
+      <w:r>
+        <w:rPr>
+          <w:rStyle w:val="DecValTok"/>
+        </w:rPr>
+        <w:t xml:space="preserve">1</w:t>
+      </w:r>
+      <w:r>
+        <w:rPr>
+          <w:rStyle w:val="NormalTok"/>
+        </w:rPr>
+        <w:t xml:space="preserve">],</w:t>
+      </w:r>
+      <w:r>
+        <w:br/>
+      </w:r>
+      <w:r>
+        <w:rPr>
+          <w:rStyle w:val="NormalTok"/>
+        </w:rPr>
+        <w:t xml:space="preserve">    </w:t>
+      </w:r>
+      <w:r>
+        <w:rPr>
+          <w:rStyle w:val="AttributeTok"/>
+        </w:rPr>
+        <w:t xml:space="preserve">upper  =</w:t>
+      </w:r>
+      <w:r>
+        <w:rPr>
+          <w:rStyle w:val="NormalTok"/>
+        </w:rPr>
+        <w:t xml:space="preserve"> q[</w:t>
+      </w:r>
+      <w:r>
+        <w:rPr>
+          <w:rStyle w:val="DecValTok"/>
+        </w:rPr>
+        <w:t xml:space="preserve">3</w:t>
+      </w:r>
+      <w:r>
+        <w:rPr>
+          <w:rStyle w:val="NormalTok"/>
+        </w:rPr>
+        <w:t xml:space="preserve">]</w:t>
+      </w:r>
+      <w:r>
+        <w:br/>
+      </w:r>
+      <w:r>
+        <w:rPr>
+          <w:rStyle w:val="NormalTok"/>
+        </w:rPr>
+        <w:t xml:space="preserve">  )</w:t>
+      </w:r>
+      <w:r>
+        <w:br/>
+      </w:r>
+      <w:r>
+        <w:rPr>
+          <w:rStyle w:val="NormalTok"/>
+        </w:rPr>
+        <w:t xml:space="preserve">}</w:t>
+      </w:r>
+      <w:r>
+        <w:br/>
+      </w:r>
+      <w:r>
+        <w:br/>
+      </w:r>
+      <w:r>
+        <w:rPr>
+          <w:rStyle w:val="NormalTok"/>
+        </w:rPr>
+        <w:t xml:space="preserve">uncert_summary </w:t>
+      </w:r>
+      <w:r>
+        <w:rPr>
+          <w:rStyle w:val="OtherTok"/>
+        </w:rPr>
+        <w:t xml:space="preserve">&lt;-</w:t>
+      </w:r>
+      <w:r>
+        <w:rPr>
+          <w:rStyle w:val="NormalTok"/>
+        </w:rPr>
+        <w:t xml:space="preserve"> dplyr</w:t>
+      </w:r>
+      <w:r>
+        <w:rPr>
+          <w:rStyle w:val="SpecialCharTok"/>
+        </w:rPr>
+        <w:t xml:space="preserve">::</w:t>
+      </w:r>
+      <w:r>
+        <w:rPr>
+          <w:rStyle w:val="FunctionTok"/>
+        </w:rPr>
+        <w:t xml:space="preserve">bind_rows</w:t>
+      </w:r>
+      <w:r>
+        <w:rPr>
+          <w:rStyle w:val="NormalTok"/>
+        </w:rPr>
+        <w:t xml:space="preserve">(</w:t>
+      </w:r>
+      <w:r>
+        <w:br/>
+      </w:r>
+      <w:r>
+        <w:rPr>
+          <w:rStyle w:val="NormalTok"/>
+        </w:rPr>
+        <w:t xml:space="preserve">  </w:t>
+      </w:r>
+      <w:r>
+        <w:rPr>
+          <w:rStyle w:val="FunctionTok"/>
+        </w:rPr>
+        <w:t xml:space="preserve">summarise_draws</w:t>
+      </w:r>
+      <w:r>
+        <w:rPr>
+          <w:rStyle w:val="NormalTok"/>
+        </w:rPr>
+        <w:t xml:space="preserve">(draws_bin_d</w:t>
+      </w:r>
+      <w:r>
+        <w:rPr>
+          <w:rStyle w:val="SpecialCharTok"/>
+        </w:rPr>
+        <w:t xml:space="preserve">$</w:t>
+      </w:r>
+      <w:r>
+        <w:rPr>
+          <w:rStyle w:val="NormalTok"/>
+        </w:rPr>
+        <w:t xml:space="preserve">z)         </w:t>
+      </w:r>
+      <w:r>
+        <w:rPr>
+          <w:rStyle w:val="SpecialCharTok"/>
+        </w:rPr>
+        <w:t xml:space="preserve">|&gt;</w:t>
+      </w:r>
+      <w:r>
+        <w:br/>
+      </w:r>
+      <w:r>
+        <w:rPr>
+          <w:rStyle w:val="NormalTok"/>
+        </w:rPr>
+        <w:t xml:space="preserve">    dplyr</w:t>
+      </w:r>
+      <w:r>
+        <w:rPr>
+          <w:rStyle w:val="SpecialCharTok"/>
+        </w:rPr>
+        <w:t xml:space="preserve">::</w:t>
+      </w:r>
+      <w:r>
+        <w:rPr>
+          <w:rStyle w:val="FunctionTok"/>
+        </w:rPr>
+        <w:t xml:space="preserve">mutate</w:t>
+      </w:r>
+      <w:r>
+        <w:rPr>
+          <w:rStyle w:val="NormalTok"/>
+        </w:rPr>
+        <w:t xml:space="preserve">(</w:t>
+      </w:r>
+      <w:r>
+        <w:rPr>
+          <w:rStyle w:val="AttributeTok"/>
+        </w:rPr>
+        <w:t xml:space="preserve">quantity =</w:t>
+      </w:r>
+      <w:r>
+        <w:rPr>
+          <w:rStyle w:val="NormalTok"/>
+        </w:rPr>
+        <w:t xml:space="preserve"> </w:t>
+      </w:r>
+      <w:r>
+        <w:rPr>
+          <w:rStyle w:val="StringTok"/>
+        </w:rPr>
+        <w:t xml:space="preserve">"z (°C)"</w:t>
+      </w:r>
+      <w:r>
+        <w:rPr>
+          <w:rStyle w:val="NormalTok"/>
+        </w:rPr>
+        <w:t xml:space="preserve">,             </w:t>
+      </w:r>
+      <w:r>
+        <w:rPr>
+          <w:rStyle w:val="AttributeTok"/>
+        </w:rPr>
+        <w:t xml:space="preserve">likelihood =</w:t>
+      </w:r>
+      <w:r>
+        <w:rPr>
+          <w:rStyle w:val="NormalTok"/>
+        </w:rPr>
+        <w:t xml:space="preserve"> </w:t>
+      </w:r>
+      <w:r>
+        <w:rPr>
+          <w:rStyle w:val="StringTok"/>
+        </w:rPr>
+        <w:t xml:space="preserve">"Binomial"</w:t>
+      </w:r>
+      <w:r>
+        <w:rPr>
+          <w:rStyle w:val="NormalTok"/>
+        </w:rPr>
+        <w:t xml:space="preserve">),</w:t>
+      </w:r>
+      <w:r>
+        <w:br/>
+      </w:r>
+      <w:r>
+        <w:rPr>
+          <w:rStyle w:val="NormalTok"/>
+        </w:rPr>
+        <w:t xml:space="preserve">  </w:t>
+      </w:r>
+      <w:r>
+        <w:rPr>
+          <w:rStyle w:val="FunctionTok"/>
+        </w:rPr>
+        <w:t xml:space="preserve">summarise_draws</w:t>
+      </w:r>
+      <w:r>
+        <w:rPr>
+          <w:rStyle w:val="NormalTok"/>
+        </w:rPr>
+        <w:t xml:space="preserve">(draws_bin_d</w:t>
+      </w:r>
+      <w:r>
+        <w:rPr>
+          <w:rStyle w:val="SpecialCharTok"/>
+        </w:rPr>
+        <w:t xml:space="preserve">$</w:t>
+      </w:r>
+      <w:r>
+        <w:rPr>
+          <w:rStyle w:val="NormalTok"/>
+        </w:rPr>
+        <w:t xml:space="preserve">CTmax_1hr) </w:t>
+      </w:r>
+      <w:r>
+        <w:rPr>
+          <w:rStyle w:val="SpecialCharTok"/>
+        </w:rPr>
+        <w:t xml:space="preserve">|&gt;</w:t>
+      </w:r>
+      <w:r>
+        <w:br/>
+      </w:r>
+      <w:r>
+        <w:rPr>
+          <w:rStyle w:val="NormalTok"/>
+        </w:rPr>
+        <w:t xml:space="preserve">    dplyr</w:t>
+      </w:r>
+      <w:r>
+        <w:rPr>
+          <w:rStyle w:val="SpecialCharTok"/>
+        </w:rPr>
+        <w:t xml:space="preserve">::</w:t>
+      </w:r>
+      <w:r>
+        <w:rPr>
+          <w:rStyle w:val="FunctionTok"/>
+        </w:rPr>
+        <w:t xml:space="preserve">mutate</w:t>
+      </w:r>
+      <w:r>
+        <w:rPr>
+          <w:rStyle w:val="NormalTok"/>
+        </w:rPr>
+        <w:t xml:space="preserve">(</w:t>
+      </w:r>
+      <w:r>
+        <w:rPr>
+          <w:rStyle w:val="AttributeTok"/>
+        </w:rPr>
+        <w:t xml:space="preserve">quantity =</w:t>
+      </w:r>
+      <w:r>
+        <w:rPr>
+          <w:rStyle w:val="NormalTok"/>
+        </w:rPr>
+        <w:t xml:space="preserve"> </w:t>
+      </w:r>
+      <w:r>
+        <w:rPr>
+          <w:rStyle w:val="StringTok"/>
+        </w:rPr>
+        <w:t xml:space="preserve">"CTmax at 1 hr (°C)"</w:t>
+      </w:r>
+      <w:r>
+        <w:rPr>
+          <w:rStyle w:val="NormalTok"/>
+        </w:rPr>
+        <w:t xml:space="preserve">, </w:t>
+      </w:r>
+      <w:r>
+        <w:rPr>
+          <w:rStyle w:val="AttributeTok"/>
+        </w:rPr>
+        <w:t xml:space="preserve">likelihood =</w:t>
+      </w:r>
+      <w:r>
+        <w:rPr>
+          <w:rStyle w:val="NormalTok"/>
+        </w:rPr>
+        <w:t xml:space="preserve"> </w:t>
+      </w:r>
+      <w:r>
+        <w:rPr>
+          <w:rStyle w:val="StringTok"/>
+        </w:rPr>
+        <w:t xml:space="preserve">"Binomial"</w:t>
+      </w:r>
+      <w:r>
+        <w:rPr>
+          <w:rStyle w:val="NormalTok"/>
+        </w:rPr>
+        <w:t xml:space="preserve">),</w:t>
+      </w:r>
+      <w:r>
+        <w:br/>
+      </w:r>
+      <w:r>
+        <w:rPr>
+          <w:rStyle w:val="NormalTok"/>
+        </w:rPr>
+        <w:t xml:space="preserve">  </w:t>
+      </w:r>
+      <w:r>
+        <w:rPr>
+          <w:rStyle w:val="FunctionTok"/>
+        </w:rPr>
+        <w:t xml:space="preserve">summarise_draws</w:t>
+      </w:r>
+      <w:r>
+        <w:rPr>
+          <w:rStyle w:val="NormalTok"/>
+        </w:rPr>
+        <w:t xml:space="preserve">(draws_bb_d</w:t>
+      </w:r>
+      <w:r>
+        <w:rPr>
+          <w:rStyle w:val="SpecialCharTok"/>
+        </w:rPr>
+        <w:t xml:space="preserve">$</w:t>
+      </w:r>
+      <w:r>
+        <w:rPr>
+          <w:rStyle w:val="NormalTok"/>
+        </w:rPr>
+        <w:t xml:space="preserve">z)          </w:t>
+      </w:r>
+      <w:r>
+        <w:rPr>
+          <w:rStyle w:val="SpecialCharTok"/>
+        </w:rPr>
+        <w:t xml:space="preserve">|&gt;</w:t>
+      </w:r>
+      <w:r>
+        <w:br/>
+      </w:r>
+      <w:r>
+        <w:rPr>
+          <w:rStyle w:val="NormalTok"/>
+        </w:rPr>
+        <w:t xml:space="preserve">    dplyr</w:t>
+      </w:r>
+      <w:r>
+        <w:rPr>
+          <w:rStyle w:val="SpecialCharTok"/>
+        </w:rPr>
+        <w:t xml:space="preserve">::</w:t>
+      </w:r>
+      <w:r>
+        <w:rPr>
+          <w:rStyle w:val="FunctionTok"/>
+        </w:rPr>
+        <w:t xml:space="preserve">mutate</w:t>
+      </w:r>
+      <w:r>
+        <w:rPr>
+          <w:rStyle w:val="NormalTok"/>
+        </w:rPr>
+        <w:t xml:space="preserve">(</w:t>
+      </w:r>
+      <w:r>
+        <w:rPr>
+          <w:rStyle w:val="AttributeTok"/>
+        </w:rPr>
+        <w:t xml:space="preserve">quantity =</w:t>
+      </w:r>
+      <w:r>
+        <w:rPr>
+          <w:rStyle w:val="NormalTok"/>
+        </w:rPr>
+        <w:t xml:space="preserve"> </w:t>
+      </w:r>
+      <w:r>
+        <w:rPr>
+          <w:rStyle w:val="StringTok"/>
+        </w:rPr>
+        <w:t xml:space="preserve">"z (°C)"</w:t>
+      </w:r>
+      <w:r>
+        <w:rPr>
+          <w:rStyle w:val="NormalTok"/>
+        </w:rPr>
+        <w:t xml:space="preserve">,             </w:t>
+      </w:r>
+      <w:r>
+        <w:rPr>
+          <w:rStyle w:val="AttributeTok"/>
+        </w:rPr>
+        <w:t xml:space="preserve">likelihood =</w:t>
+      </w:r>
+      <w:r>
+        <w:rPr>
+          <w:rStyle w:val="NormalTok"/>
+        </w:rPr>
+        <w:t xml:space="preserve"> </w:t>
+      </w:r>
+      <w:r>
+        <w:rPr>
+          <w:rStyle w:val="StringTok"/>
+        </w:rPr>
+        <w:t xml:space="preserve">"Beta-binomial"</w:t>
+      </w:r>
+      <w:r>
+        <w:rPr>
+          <w:rStyle w:val="NormalTok"/>
+        </w:rPr>
+        <w:t xml:space="preserve">),</w:t>
+      </w:r>
+      <w:r>
+        <w:br/>
+      </w:r>
+      <w:r>
+        <w:rPr>
+          <w:rStyle w:val="NormalTok"/>
+        </w:rPr>
+        <w:t xml:space="preserve">  </w:t>
+      </w:r>
+      <w:r>
+        <w:rPr>
+          <w:rStyle w:val="FunctionTok"/>
+        </w:rPr>
+        <w:t xml:space="preserve">summarise_draws</w:t>
+      </w:r>
+      <w:r>
+        <w:rPr>
+          <w:rStyle w:val="NormalTok"/>
+        </w:rPr>
+        <w:t xml:space="preserve">(draws_bb_d</w:t>
+      </w:r>
+      <w:r>
+        <w:rPr>
+          <w:rStyle w:val="SpecialCharTok"/>
+        </w:rPr>
+        <w:t xml:space="preserve">$</w:t>
+      </w:r>
+      <w:r>
+        <w:rPr>
+          <w:rStyle w:val="NormalTok"/>
+        </w:rPr>
+        <w:t xml:space="preserve">CTmax_1hr)  </w:t>
+      </w:r>
+      <w:r>
+        <w:rPr>
+          <w:rStyle w:val="SpecialCharTok"/>
+        </w:rPr>
+        <w:t xml:space="preserve">|&gt;</w:t>
+      </w:r>
+      <w:r>
+        <w:br/>
+      </w:r>
+      <w:r>
+        <w:rPr>
+          <w:rStyle w:val="NormalTok"/>
+        </w:rPr>
+        <w:t xml:space="preserve">    dplyr</w:t>
+      </w:r>
+      <w:r>
+        <w:rPr>
+          <w:rStyle w:val="SpecialCharTok"/>
+        </w:rPr>
+        <w:t xml:space="preserve">::</w:t>
+      </w:r>
+      <w:r>
+        <w:rPr>
+          <w:rStyle w:val="FunctionTok"/>
+        </w:rPr>
+        <w:t xml:space="preserve">mutate</w:t>
+      </w:r>
+      <w:r>
+        <w:rPr>
+          <w:rStyle w:val="NormalTok"/>
+        </w:rPr>
+        <w:t xml:space="preserve">(</w:t>
+      </w:r>
+      <w:r>
+        <w:rPr>
+          <w:rStyle w:val="AttributeTok"/>
+        </w:rPr>
+        <w:t xml:space="preserve">quantity =</w:t>
+      </w:r>
+      <w:r>
+        <w:rPr>
+          <w:rStyle w:val="NormalTok"/>
+        </w:rPr>
+        <w:t xml:space="preserve"> </w:t>
+      </w:r>
+      <w:r>
+        <w:rPr>
+          <w:rStyle w:val="StringTok"/>
+        </w:rPr>
+        <w:t xml:space="preserve">"CTmax at 1 hr (°C)"</w:t>
+      </w:r>
+      <w:r>
+        <w:rPr>
+          <w:rStyle w:val="NormalTok"/>
+        </w:rPr>
+        <w:t xml:space="preserve">, </w:t>
+      </w:r>
+      <w:r>
+        <w:rPr>
+          <w:rStyle w:val="AttributeTok"/>
+        </w:rPr>
+        <w:t xml:space="preserve">likelihood =</w:t>
+      </w:r>
+      <w:r>
+        <w:rPr>
+          <w:rStyle w:val="NormalTok"/>
+        </w:rPr>
+        <w:t xml:space="preserve"> </w:t>
+      </w:r>
+      <w:r>
+        <w:rPr>
+          <w:rStyle w:val="StringTok"/>
+        </w:rPr>
+        <w:t xml:space="preserve">"Beta-binomial"</w:t>
+      </w:r>
+      <w:r>
+        <w:rPr>
+          <w:rStyle w:val="NormalTok"/>
+        </w:rPr>
+        <w:t xml:space="preserve">)</w:t>
+      </w:r>
+      <w:r>
+        <w:br/>
+      </w:r>
+      <w:r>
+        <w:rPr>
+          <w:rStyle w:val="NormalTok"/>
+        </w:rPr>
+        <w:t xml:space="preserve">) </w:t>
+      </w:r>
+      <w:r>
+        <w:rPr>
+          <w:rStyle w:val="SpecialCharTok"/>
+        </w:rPr>
+        <w:t xml:space="preserve">|&gt;</w:t>
+      </w:r>
+      <w:r>
+        <w:br/>
+      </w:r>
+      <w:r>
+        <w:rPr>
+          <w:rStyle w:val="NormalTok"/>
+        </w:rPr>
+        <w:t xml:space="preserve">  dplyr</w:t>
+      </w:r>
+      <w:r>
+        <w:rPr>
+          <w:rStyle w:val="SpecialCharTok"/>
+        </w:rPr>
+        <w:t xml:space="preserve">::</w:t>
+      </w:r>
+      <w:r>
+        <w:rPr>
+          <w:rStyle w:val="FunctionTok"/>
+        </w:rPr>
+        <w:t xml:space="preserve">select</w:t>
+      </w:r>
+      <w:r>
+        <w:rPr>
+          <w:rStyle w:val="NormalTok"/>
+        </w:rPr>
+        <w:t xml:space="preserve">(quantity, likelihood, mean, sd, median, lower, upper)</w:t>
+      </w:r>
+      <w:r>
+        <w:br/>
+      </w:r>
+      <w:r>
+        <w:br/>
+      </w:r>
+      <w:r>
+        <w:rPr>
+          <w:rStyle w:val="CommentTok"/>
+        </w:rPr>
+        <w:t xml:space="preserve"># Scalars for inline reporting in the next paragraph.</w:t>
+      </w:r>
+      <w:r>
+        <w:br/>
+      </w:r>
+      <w:r>
+        <w:rPr>
+          <w:rStyle w:val="NormalTok"/>
+        </w:rPr>
+        <w:t xml:space="preserve">sd_z_bin  </w:t>
+      </w:r>
+      <w:r>
+        <w:rPr>
+          <w:rStyle w:val="OtherTok"/>
+        </w:rPr>
+        <w:t xml:space="preserve">&lt;-</w:t>
+      </w:r>
+      <w:r>
+        <w:rPr>
+          <w:rStyle w:val="NormalTok"/>
+        </w:rPr>
+        <w:t xml:space="preserve"> </w:t>
+      </w:r>
+      <w:r>
+        <w:rPr>
+          <w:rStyle w:val="FunctionTok"/>
+        </w:rPr>
+        <w:t xml:space="preserve">round</w:t>
+      </w:r>
+      <w:r>
+        <w:rPr>
+          <w:rStyle w:val="NormalTok"/>
+        </w:rPr>
+        <w:t xml:space="preserve">(</w:t>
+      </w:r>
+      <w:r>
+        <w:rPr>
+          <w:rStyle w:val="FunctionTok"/>
+        </w:rPr>
+        <w:t xml:space="preserve">sd</w:t>
+      </w:r>
+      <w:r>
+        <w:rPr>
+          <w:rStyle w:val="NormalTok"/>
+        </w:rPr>
+        <w:t xml:space="preserve">(draws_bin_d</w:t>
+      </w:r>
+      <w:r>
+        <w:rPr>
+          <w:rStyle w:val="SpecialCharTok"/>
+        </w:rPr>
+        <w:t xml:space="preserve">$</w:t>
+      </w:r>
+      <w:r>
+        <w:rPr>
+          <w:rStyle w:val="NormalTok"/>
+        </w:rPr>
+        <w:t xml:space="preserve">z), </w:t>
+      </w:r>
+      <w:r>
+        <w:rPr>
+          <w:rStyle w:val="DecValTok"/>
+        </w:rPr>
+        <w:t xml:space="preserve">2</w:t>
+      </w:r>
+      <w:r>
+        <w:rPr>
+          <w:rStyle w:val="NormalTok"/>
+        </w:rPr>
+        <w:t xml:space="preserve">)</w:t>
+      </w:r>
+      <w:r>
+        <w:br/>
+      </w:r>
+      <w:r>
+        <w:rPr>
+          <w:rStyle w:val="NormalTok"/>
+        </w:rPr>
+        <w:t xml:space="preserve">sd_z_bb   </w:t>
+      </w:r>
+      <w:r>
+        <w:rPr>
+          <w:rStyle w:val="OtherTok"/>
+        </w:rPr>
+        <w:t xml:space="preserve">&lt;-</w:t>
+      </w:r>
+      <w:r>
+        <w:rPr>
+          <w:rStyle w:val="NormalTok"/>
+        </w:rPr>
+        <w:t xml:space="preserve"> </w:t>
+      </w:r>
+      <w:r>
+        <w:rPr>
+          <w:rStyle w:val="FunctionTok"/>
+        </w:rPr>
+        <w:t xml:space="preserve">round</w:t>
+      </w:r>
+      <w:r>
+        <w:rPr>
+          <w:rStyle w:val="NormalTok"/>
+        </w:rPr>
+        <w:t xml:space="preserve">(</w:t>
+      </w:r>
+      <w:r>
+        <w:rPr>
+          <w:rStyle w:val="FunctionTok"/>
+        </w:rPr>
+        <w:t xml:space="preserve">sd</w:t>
+      </w:r>
+      <w:r>
+        <w:rPr>
+          <w:rStyle w:val="NormalTok"/>
+        </w:rPr>
+        <w:t xml:space="preserve">(draws_bb_d</w:t>
+      </w:r>
+      <w:r>
+        <w:rPr>
+          <w:rStyle w:val="SpecialCharTok"/>
+        </w:rPr>
+        <w:t xml:space="preserve">$</w:t>
+      </w:r>
+      <w:r>
+        <w:rPr>
+          <w:rStyle w:val="NormalTok"/>
+        </w:rPr>
+        <w:t xml:space="preserve">z), </w:t>
+      </w:r>
+      <w:r>
+        <w:rPr>
+          <w:rStyle w:val="DecValTok"/>
+        </w:rPr>
+        <w:t xml:space="preserve">2</w:t>
+      </w:r>
+      <w:r>
+        <w:rPr>
+          <w:rStyle w:val="NormalTok"/>
+        </w:rPr>
+        <w:t xml:space="preserve">)</w:t>
+      </w:r>
+      <w:r>
+        <w:br/>
+      </w:r>
+      <w:r>
+        <w:rPr>
+          <w:rStyle w:val="NormalTok"/>
+        </w:rPr>
+        <w:t xml:space="preserve">sd_ct_bin </w:t>
+      </w:r>
+      <w:r>
+        <w:rPr>
+          <w:rStyle w:val="OtherTok"/>
+        </w:rPr>
+        <w:t xml:space="preserve">&lt;-</w:t>
+      </w:r>
+      <w:r>
+        <w:rPr>
+          <w:rStyle w:val="NormalTok"/>
+        </w:rPr>
+        <w:t xml:space="preserve"> </w:t>
+      </w:r>
+      <w:r>
+        <w:rPr>
+          <w:rStyle w:val="FunctionTok"/>
+        </w:rPr>
+        <w:t xml:space="preserve">round</w:t>
+      </w:r>
+      <w:r>
+        <w:rPr>
+          <w:rStyle w:val="NormalTok"/>
+        </w:rPr>
+        <w:t xml:space="preserve">(</w:t>
+      </w:r>
+      <w:r>
+        <w:rPr>
+          <w:rStyle w:val="FunctionTok"/>
+        </w:rPr>
+        <w:t xml:space="preserve">sd</w:t>
+      </w:r>
+      <w:r>
+        <w:rPr>
+          <w:rStyle w:val="NormalTok"/>
+        </w:rPr>
+        <w:t xml:space="preserve">(draws_bin_d</w:t>
+      </w:r>
+      <w:r>
+        <w:rPr>
+          <w:rStyle w:val="SpecialCharTok"/>
+        </w:rPr>
+        <w:t xml:space="preserve">$</w:t>
+      </w:r>
+      <w:r>
+        <w:rPr>
+          <w:rStyle w:val="NormalTok"/>
+        </w:rPr>
+        <w:t xml:space="preserve">CTmax_1hr), </w:t>
+      </w:r>
+      <w:r>
+        <w:rPr>
+          <w:rStyle w:val="DecValTok"/>
+        </w:rPr>
+        <w:t xml:space="preserve">2</w:t>
+      </w:r>
+      <w:r>
+        <w:rPr>
+          <w:rStyle w:val="NormalTok"/>
+        </w:rPr>
+        <w:t xml:space="preserve">)</w:t>
+      </w:r>
+      <w:r>
+        <w:br/>
+      </w:r>
+      <w:r>
+        <w:rPr>
+          <w:rStyle w:val="NormalTok"/>
+        </w:rPr>
+        <w:t xml:space="preserve">sd_ct_bb  </w:t>
+      </w:r>
+      <w:r>
+        <w:rPr>
+          <w:rStyle w:val="OtherTok"/>
+        </w:rPr>
+        <w:t xml:space="preserve">&lt;-</w:t>
+      </w:r>
+      <w:r>
+        <w:rPr>
+          <w:rStyle w:val="NormalTok"/>
+        </w:rPr>
+        <w:t xml:space="preserve"> </w:t>
+      </w:r>
+      <w:r>
+        <w:rPr>
+          <w:rStyle w:val="FunctionTok"/>
+        </w:rPr>
+        <w:t xml:space="preserve">round</w:t>
+      </w:r>
+      <w:r>
+        <w:rPr>
+          <w:rStyle w:val="NormalTok"/>
+        </w:rPr>
+        <w:t xml:space="preserve">(</w:t>
+      </w:r>
+      <w:r>
+        <w:rPr>
+          <w:rStyle w:val="FunctionTok"/>
+        </w:rPr>
+        <w:t xml:space="preserve">sd</w:t>
+      </w:r>
+      <w:r>
+        <w:rPr>
+          <w:rStyle w:val="NormalTok"/>
+        </w:rPr>
+        <w:t xml:space="preserve">(draws_bb_d</w:t>
+      </w:r>
+      <w:r>
+        <w:rPr>
+          <w:rStyle w:val="SpecialCharTok"/>
+        </w:rPr>
+        <w:t xml:space="preserve">$</w:t>
+      </w:r>
+      <w:r>
+        <w:rPr>
+          <w:rStyle w:val="NormalTok"/>
+        </w:rPr>
+        <w:t xml:space="preserve">CTmax_1hr), </w:t>
+      </w:r>
+      <w:r>
+        <w:rPr>
+          <w:rStyle w:val="DecValTok"/>
+        </w:rPr>
+        <w:t xml:space="preserve">2</w:t>
+      </w:r>
+      <w:r>
+        <w:rPr>
+          <w:rStyle w:val="NormalTok"/>
+        </w:rPr>
+        <w:t xml:space="preserve">)</w:t>
+      </w:r>
+      <w:r>
+        <w:br/>
+      </w:r>
+      <w:r>
+        <w:rPr>
+          <w:rStyle w:val="NormalTok"/>
+        </w:rPr>
+        <w:t xml:space="preserve">ci_z_bin  </w:t>
+      </w:r>
+      <w:r>
+        <w:rPr>
+          <w:rStyle w:val="OtherTok"/>
+        </w:rPr>
+        <w:t xml:space="preserve">&lt;-</w:t>
+      </w:r>
+      <w:r>
+        <w:rPr>
+          <w:rStyle w:val="NormalTok"/>
+        </w:rPr>
+        <w:t xml:space="preserve"> </w:t>
+      </w:r>
+      <w:r>
+        <w:rPr>
+          <w:rStyle w:val="FunctionTok"/>
+        </w:rPr>
+        <w:t xml:space="preserve">round</w:t>
+      </w:r>
+      <w:r>
+        <w:rPr>
+          <w:rStyle w:val="NormalTok"/>
+        </w:rPr>
+        <w:t xml:space="preserve">(</w:t>
+      </w:r>
+      <w:r>
+        <w:rPr>
+          <w:rStyle w:val="FunctionTok"/>
+        </w:rPr>
+        <w:t xml:space="preserve">diff</w:t>
+      </w:r>
+      <w:r>
+        <w:rPr>
+          <w:rStyle w:val="NormalTok"/>
+        </w:rPr>
+        <w:t xml:space="preserve">(</w:t>
+      </w:r>
+      <w:r>
+        <w:rPr>
+          <w:rStyle w:val="FunctionTok"/>
+        </w:rPr>
+        <w:t xml:space="preserve">quantile</w:t>
+      </w:r>
+      <w:r>
+        <w:rPr>
+          <w:rStyle w:val="NormalTok"/>
+        </w:rPr>
+        <w:t xml:space="preserve">(draws_bin_d</w:t>
+      </w:r>
+      <w:r>
+        <w:rPr>
+          <w:rStyle w:val="SpecialCharTok"/>
+        </w:rPr>
+        <w:t xml:space="preserve">$</w:t>
+      </w:r>
+      <w:r>
+        <w:rPr>
+          <w:rStyle w:val="NormalTok"/>
+        </w:rPr>
+        <w:t xml:space="preserve">z, </w:t>
+      </w:r>
+      <w:r>
+        <w:rPr>
+          <w:rStyle w:val="FunctionTok"/>
+        </w:rPr>
+        <w:t xml:space="preserve">c</w:t>
+      </w:r>
+      <w:r>
+        <w:rPr>
+          <w:rStyle w:val="NormalTok"/>
+        </w:rPr>
+        <w:t xml:space="preserve">(</w:t>
+      </w:r>
+      <w:r>
+        <w:rPr>
+          <w:rStyle w:val="FloatTok"/>
+        </w:rPr>
+        <w:t xml:space="preserve">0.025</w:t>
+      </w:r>
+      <w:r>
+        <w:rPr>
+          <w:rStyle w:val="NormalTok"/>
+        </w:rPr>
+        <w:t xml:space="preserve">, </w:t>
+      </w:r>
+      <w:r>
+        <w:rPr>
+          <w:rStyle w:val="FloatTok"/>
+        </w:rPr>
+        <w:t xml:space="preserve">0.975</w:t>
+      </w:r>
+      <w:r>
+        <w:rPr>
+          <w:rStyle w:val="NormalTok"/>
+        </w:rPr>
+        <w:t xml:space="preserve">), </w:t>
+      </w:r>
+      <w:r>
+        <w:rPr>
+          <w:rStyle w:val="AttributeTok"/>
+        </w:rPr>
+        <w:t xml:space="preserve">names =</w:t>
+      </w:r>
+      <w:r>
+        <w:rPr>
+          <w:rStyle w:val="NormalTok"/>
+        </w:rPr>
+        <w:t xml:space="preserve"> </w:t>
+      </w:r>
+      <w:r>
+        <w:rPr>
+          <w:rStyle w:val="ConstantTok"/>
+        </w:rPr>
+        <w:t xml:space="preserve">FALSE</w:t>
+      </w:r>
+      <w:r>
+        <w:rPr>
+          <w:rStyle w:val="NormalTok"/>
+        </w:rPr>
+        <w:t xml:space="preserve">)), </w:t>
+      </w:r>
+      <w:r>
+        <w:rPr>
+          <w:rStyle w:val="DecValTok"/>
+        </w:rPr>
+        <w:t xml:space="preserve">2</w:t>
+      </w:r>
+      <w:r>
+        <w:rPr>
+          <w:rStyle w:val="NormalTok"/>
+        </w:rPr>
+        <w:t xml:space="preserve">)</w:t>
+      </w:r>
+      <w:r>
+        <w:br/>
+      </w:r>
+      <w:r>
+        <w:rPr>
+          <w:rStyle w:val="NormalTok"/>
+        </w:rPr>
+        <w:t xml:space="preserve">ci_z_bb   </w:t>
+      </w:r>
+      <w:r>
+        <w:rPr>
+          <w:rStyle w:val="OtherTok"/>
+        </w:rPr>
+        <w:t xml:space="preserve">&lt;-</w:t>
+      </w:r>
+      <w:r>
+        <w:rPr>
+          <w:rStyle w:val="NormalTok"/>
+        </w:rPr>
+        <w:t xml:space="preserve"> </w:t>
+      </w:r>
+      <w:r>
+        <w:rPr>
+          <w:rStyle w:val="FunctionTok"/>
+        </w:rPr>
+        <w:t xml:space="preserve">round</w:t>
+      </w:r>
+      <w:r>
+        <w:rPr>
+          <w:rStyle w:val="NormalTok"/>
+        </w:rPr>
+        <w:t xml:space="preserve">(</w:t>
+      </w:r>
+      <w:r>
+        <w:rPr>
+          <w:rStyle w:val="FunctionTok"/>
+        </w:rPr>
+        <w:t xml:space="preserve">diff</w:t>
+      </w:r>
+      <w:r>
+        <w:rPr>
+          <w:rStyle w:val="NormalTok"/>
+        </w:rPr>
+        <w:t xml:space="preserve">(</w:t>
+      </w:r>
+      <w:r>
+        <w:rPr>
+          <w:rStyle w:val="FunctionTok"/>
+        </w:rPr>
+        <w:t xml:space="preserve">quantile</w:t>
+      </w:r>
+      <w:r>
+        <w:rPr>
+          <w:rStyle w:val="NormalTok"/>
+        </w:rPr>
+        <w:t xml:space="preserve">(draws_bb_d</w:t>
+      </w:r>
+      <w:r>
+        <w:rPr>
+          <w:rStyle w:val="SpecialCharTok"/>
+        </w:rPr>
+        <w:t xml:space="preserve">$</w:t>
+      </w:r>
+      <w:r>
+        <w:rPr>
+          <w:rStyle w:val="NormalTok"/>
+        </w:rPr>
+        <w:t xml:space="preserve">z, </w:t>
+      </w:r>
+      <w:r>
+        <w:rPr>
+          <w:rStyle w:val="FunctionTok"/>
+        </w:rPr>
+        <w:t xml:space="preserve">c</w:t>
+      </w:r>
+      <w:r>
+        <w:rPr>
+          <w:rStyle w:val="NormalTok"/>
+        </w:rPr>
+        <w:t xml:space="preserve">(</w:t>
+      </w:r>
+      <w:r>
+        <w:rPr>
+          <w:rStyle w:val="FloatTok"/>
+        </w:rPr>
+        <w:t xml:space="preserve">0.025</w:t>
+      </w:r>
+      <w:r>
+        <w:rPr>
+          <w:rStyle w:val="NormalTok"/>
+        </w:rPr>
+        <w:t xml:space="preserve">, </w:t>
+      </w:r>
+      <w:r>
+        <w:rPr>
+          <w:rStyle w:val="FloatTok"/>
+        </w:rPr>
+        <w:t xml:space="preserve">0.975</w:t>
+      </w:r>
+      <w:r>
+        <w:rPr>
+          <w:rStyle w:val="NormalTok"/>
+        </w:rPr>
+        <w:t xml:space="preserve">), </w:t>
+      </w:r>
+      <w:r>
+        <w:rPr>
+          <w:rStyle w:val="AttributeTok"/>
+        </w:rPr>
+        <w:t xml:space="preserve">names =</w:t>
+      </w:r>
+      <w:r>
+        <w:rPr>
+          <w:rStyle w:val="NormalTok"/>
+        </w:rPr>
+        <w:t xml:space="preserve"> </w:t>
+      </w:r>
+      <w:r>
+        <w:rPr>
+          <w:rStyle w:val="ConstantTok"/>
+        </w:rPr>
+        <w:t xml:space="preserve">FALSE</w:t>
+      </w:r>
+      <w:r>
+        <w:rPr>
+          <w:rStyle w:val="NormalTok"/>
+        </w:rPr>
+        <w:t xml:space="preserve">)), </w:t>
+      </w:r>
+      <w:r>
+        <w:rPr>
+          <w:rStyle w:val="DecValTok"/>
+        </w:rPr>
+        <w:t xml:space="preserve">2</w:t>
+      </w:r>
+      <w:r>
+        <w:rPr>
+          <w:rStyle w:val="NormalTok"/>
+        </w:rPr>
+        <w:t xml:space="preserve">)</w:t>
+      </w:r>
+      <w:r>
+        <w:br/>
+      </w:r>
+      <w:r>
+        <w:rPr>
+          <w:rStyle w:val="NormalTok"/>
+        </w:rPr>
+        <w:t xml:space="preserve">ci_ct_bin </w:t>
+      </w:r>
+      <w:r>
+        <w:rPr>
+          <w:rStyle w:val="OtherTok"/>
+        </w:rPr>
+        <w:t xml:space="preserve">&lt;-</w:t>
+      </w:r>
+      <w:r>
+        <w:rPr>
+          <w:rStyle w:val="NormalTok"/>
+        </w:rPr>
+        <w:t xml:space="preserve"> </w:t>
+      </w:r>
+      <w:r>
+        <w:rPr>
+          <w:rStyle w:val="FunctionTok"/>
+        </w:rPr>
+        <w:t xml:space="preserve">round</w:t>
+      </w:r>
+      <w:r>
+        <w:rPr>
+          <w:rStyle w:val="NormalTok"/>
+        </w:rPr>
+        <w:t xml:space="preserve">(</w:t>
+      </w:r>
+      <w:r>
+        <w:rPr>
+          <w:rStyle w:val="FunctionTok"/>
+        </w:rPr>
+        <w:t xml:space="preserve">diff</w:t>
+      </w:r>
+      <w:r>
+        <w:rPr>
+          <w:rStyle w:val="NormalTok"/>
+        </w:rPr>
+        <w:t xml:space="preserve">(</w:t>
+      </w:r>
+      <w:r>
+        <w:rPr>
+          <w:rStyle w:val="FunctionTok"/>
+        </w:rPr>
+        <w:t xml:space="preserve">quantile</w:t>
+      </w:r>
+      <w:r>
+        <w:rPr>
+          <w:rStyle w:val="NormalTok"/>
+        </w:rPr>
+        <w:t xml:space="preserve">(draws_bin_d</w:t>
+      </w:r>
+      <w:r>
+        <w:rPr>
+          <w:rStyle w:val="SpecialCharTok"/>
+        </w:rPr>
+        <w:t xml:space="preserve">$</w:t>
+      </w:r>
+      <w:r>
+        <w:rPr>
+          <w:rStyle w:val="NormalTok"/>
+        </w:rPr>
+        <w:t xml:space="preserve">CTmax_1hr, </w:t>
+      </w:r>
+      <w:r>
+        <w:rPr>
+          <w:rStyle w:val="FunctionTok"/>
+        </w:rPr>
+        <w:t xml:space="preserve">c</w:t>
+      </w:r>
+      <w:r>
+        <w:rPr>
+          <w:rStyle w:val="NormalTok"/>
+        </w:rPr>
+        <w:t xml:space="preserve">(</w:t>
+      </w:r>
+      <w:r>
+        <w:rPr>
+          <w:rStyle w:val="FloatTok"/>
+        </w:rPr>
+        <w:t xml:space="preserve">0.025</w:t>
+      </w:r>
+      <w:r>
+        <w:rPr>
+          <w:rStyle w:val="NormalTok"/>
+        </w:rPr>
+        <w:t xml:space="preserve">, </w:t>
+      </w:r>
+      <w:r>
+        <w:rPr>
+          <w:rStyle w:val="FloatTok"/>
+        </w:rPr>
+        <w:t xml:space="preserve">0.975</w:t>
+      </w:r>
+      <w:r>
+        <w:rPr>
+          <w:rStyle w:val="NormalTok"/>
+        </w:rPr>
+        <w:t xml:space="preserve">), </w:t>
+      </w:r>
+      <w:r>
+        <w:rPr>
+          <w:rStyle w:val="AttributeTok"/>
+        </w:rPr>
+        <w:t xml:space="preserve">names =</w:t>
+      </w:r>
+      <w:r>
+        <w:rPr>
+          <w:rStyle w:val="NormalTok"/>
+        </w:rPr>
+        <w:t xml:space="preserve"> </w:t>
+      </w:r>
+      <w:r>
+        <w:rPr>
+          <w:rStyle w:val="ConstantTok"/>
+        </w:rPr>
+        <w:t xml:space="preserve">FALSE</w:t>
+      </w:r>
+      <w:r>
+        <w:rPr>
+          <w:rStyle w:val="NormalTok"/>
+        </w:rPr>
+        <w:t xml:space="preserve">)), </w:t>
+      </w:r>
+      <w:r>
+        <w:rPr>
+          <w:rStyle w:val="DecValTok"/>
+        </w:rPr>
+        <w:t xml:space="preserve">2</w:t>
+      </w:r>
+      <w:r>
+        <w:rPr>
+          <w:rStyle w:val="NormalTok"/>
+        </w:rPr>
+        <w:t xml:space="preserve">)</w:t>
+      </w:r>
+      <w:r>
+        <w:br/>
+      </w:r>
+      <w:r>
+        <w:rPr>
+          <w:rStyle w:val="NormalTok"/>
+        </w:rPr>
+        <w:t xml:space="preserve">ci_ct_bb  </w:t>
+      </w:r>
+      <w:r>
+        <w:rPr>
+          <w:rStyle w:val="OtherTok"/>
+        </w:rPr>
+        <w:t xml:space="preserve">&lt;-</w:t>
+      </w:r>
+      <w:r>
+        <w:rPr>
+          <w:rStyle w:val="NormalTok"/>
+        </w:rPr>
+        <w:t xml:space="preserve"> </w:t>
+      </w:r>
+      <w:r>
+        <w:rPr>
+          <w:rStyle w:val="FunctionTok"/>
+        </w:rPr>
+        <w:t xml:space="preserve">round</w:t>
+      </w:r>
+      <w:r>
+        <w:rPr>
+          <w:rStyle w:val="NormalTok"/>
+        </w:rPr>
+        <w:t xml:space="preserve">(</w:t>
+      </w:r>
+      <w:r>
+        <w:rPr>
+          <w:rStyle w:val="FunctionTok"/>
+        </w:rPr>
+        <w:t xml:space="preserve">diff</w:t>
+      </w:r>
+      <w:r>
+        <w:rPr>
+          <w:rStyle w:val="NormalTok"/>
+        </w:rPr>
+        <w:t xml:space="preserve">(</w:t>
+      </w:r>
+      <w:r>
+        <w:rPr>
+          <w:rStyle w:val="FunctionTok"/>
+        </w:rPr>
+        <w:t xml:space="preserve">quantile</w:t>
+      </w:r>
+      <w:r>
+        <w:rPr>
+          <w:rStyle w:val="NormalTok"/>
+        </w:rPr>
+        <w:t xml:space="preserve">(draws_bb_d</w:t>
+      </w:r>
+      <w:r>
+        <w:rPr>
+          <w:rStyle w:val="SpecialCharTok"/>
+        </w:rPr>
+        <w:t xml:space="preserve">$</w:t>
+      </w:r>
+      <w:r>
+        <w:rPr>
+          <w:rStyle w:val="NormalTok"/>
+        </w:rPr>
+        <w:t xml:space="preserve">CTmax_1hr, </w:t>
+      </w:r>
+      <w:r>
+        <w:rPr>
+          <w:rStyle w:val="FunctionTok"/>
+        </w:rPr>
+        <w:t xml:space="preserve">c</w:t>
+      </w:r>
+      <w:r>
+        <w:rPr>
+          <w:rStyle w:val="NormalTok"/>
+        </w:rPr>
+        <w:t xml:space="preserve">(</w:t>
+      </w:r>
+      <w:r>
+        <w:rPr>
+          <w:rStyle w:val="FloatTok"/>
+        </w:rPr>
+        <w:t xml:space="preserve">0.025</w:t>
+      </w:r>
+      <w:r>
+        <w:rPr>
+          <w:rStyle w:val="NormalTok"/>
+        </w:rPr>
+        <w:t xml:space="preserve">, </w:t>
+      </w:r>
+      <w:r>
+        <w:rPr>
+          <w:rStyle w:val="FloatTok"/>
+        </w:rPr>
+        <w:t xml:space="preserve">0.975</w:t>
+      </w:r>
+      <w:r>
+        <w:rPr>
+          <w:rStyle w:val="NormalTok"/>
+        </w:rPr>
+        <w:t xml:space="preserve">), </w:t>
+      </w:r>
+      <w:r>
+        <w:rPr>
+          <w:rStyle w:val="AttributeTok"/>
+        </w:rPr>
+        <w:t xml:space="preserve">names =</w:t>
+      </w:r>
+      <w:r>
+        <w:rPr>
+          <w:rStyle w:val="NormalTok"/>
+        </w:rPr>
+        <w:t xml:space="preserve"> </w:t>
+      </w:r>
+      <w:r>
+        <w:rPr>
+          <w:rStyle w:val="ConstantTok"/>
+        </w:rPr>
+        <w:t xml:space="preserve">FALSE</w:t>
+      </w:r>
+      <w:r>
+        <w:rPr>
+          <w:rStyle w:val="NormalTok"/>
+        </w:rPr>
+        <w:t xml:space="preserve">)), </w:t>
+      </w:r>
+      <w:r>
+        <w:rPr>
+          <w:rStyle w:val="DecValTok"/>
+        </w:rPr>
+        <w:t xml:space="preserve">2</w:t>
+      </w:r>
+      <w:r>
+        <w:rPr>
+          <w:rStyle w:val="NormalTok"/>
+        </w:rPr>
+        <w:t xml:space="preserve">)</w:t>
+      </w:r>
+      <w:r>
+        <w:br/>
+      </w:r>
+      <w:r>
+        <w:br/>
+      </w:r>
+      <w:r>
+        <w:rPr>
+          <w:rStyle w:val="NormalTok"/>
+        </w:rPr>
+        <w:t xml:space="preserve">flextable</w:t>
+      </w:r>
+      <w:r>
+        <w:rPr>
+          <w:rStyle w:val="SpecialCharTok"/>
+        </w:rPr>
+        <w:t xml:space="preserve">::</w:t>
+      </w:r>
+      <w:r>
+        <w:rPr>
+          <w:rStyle w:val="FunctionTok"/>
+        </w:rPr>
+        <w:t xml:space="preserve">flextable</w:t>
+      </w:r>
+      <w:r>
+        <w:rPr>
+          <w:rStyle w:val="NormalTok"/>
+        </w:rPr>
+        <w:t xml:space="preserve">(uncert_summary) </w:t>
+      </w:r>
+      <w:r>
+        <w:rPr>
+          <w:rStyle w:val="SpecialCharTok"/>
+        </w:rPr>
+        <w:t xml:space="preserve">|&gt;</w:t>
+      </w:r>
+      <w:r>
+        <w:br/>
+      </w:r>
+      <w:r>
+        <w:rPr>
+          <w:rStyle w:val="NormalTok"/>
+        </w:rPr>
+        <w:t xml:space="preserve">  flextable</w:t>
+      </w:r>
+      <w:r>
+        <w:rPr>
+          <w:rStyle w:val="SpecialCharTok"/>
+        </w:rPr>
+        <w:t xml:space="preserve">::</w:t>
+      </w:r>
+      <w:r>
+        <w:rPr>
+          <w:rStyle w:val="FunctionTok"/>
+        </w:rPr>
+        <w:t xml:space="preserve">set_header_labels</w:t>
+      </w:r>
+      <w:r>
+        <w:rPr>
+          <w:rStyle w:val="NormalTok"/>
+        </w:rPr>
+        <w:t xml:space="preserve">(</w:t>
+      </w:r>
+      <w:r>
+        <w:br/>
+      </w:r>
+      <w:r>
+        <w:rPr>
+          <w:rStyle w:val="NormalTok"/>
+        </w:rPr>
+        <w:t xml:space="preserve">    </w:t>
+      </w:r>
+      <w:r>
+        <w:rPr>
+          <w:rStyle w:val="AttributeTok"/>
+        </w:rPr>
+        <w:t xml:space="preserve">quantity   =</w:t>
+      </w:r>
+      <w:r>
+        <w:rPr>
+          <w:rStyle w:val="NormalTok"/>
+        </w:rPr>
+        <w:t xml:space="preserve"> </w:t>
+      </w:r>
+      <w:r>
+        <w:rPr>
+          <w:rStyle w:val="StringTok"/>
+        </w:rPr>
+        <w:t xml:space="preserve">"Quantity"</w:t>
+      </w:r>
+      <w:r>
+        <w:rPr>
+          <w:rStyle w:val="NormalTok"/>
+        </w:rPr>
+        <w:t xml:space="preserve">,</w:t>
+      </w:r>
+      <w:r>
+        <w:br/>
+      </w:r>
+      <w:r>
+        <w:rPr>
+          <w:rStyle w:val="NormalTok"/>
+        </w:rPr>
+        <w:t xml:space="preserve">    </w:t>
+      </w:r>
+      <w:r>
+        <w:rPr>
+          <w:rStyle w:val="AttributeTok"/>
+        </w:rPr>
+        <w:t xml:space="preserve">likelihood =</w:t>
+      </w:r>
+      <w:r>
+        <w:rPr>
+          <w:rStyle w:val="NormalTok"/>
+        </w:rPr>
+        <w:t xml:space="preserve"> </w:t>
+      </w:r>
+      <w:r>
+        <w:rPr>
+          <w:rStyle w:val="StringTok"/>
+        </w:rPr>
+        <w:t xml:space="preserve">"Likelihood"</w:t>
+      </w:r>
+      <w:r>
+        <w:rPr>
+          <w:rStyle w:val="NormalTok"/>
+        </w:rPr>
+        <w:t xml:space="preserve">,</w:t>
+      </w:r>
+      <w:r>
+        <w:br/>
+      </w:r>
+      <w:r>
+        <w:rPr>
+          <w:rStyle w:val="NormalTok"/>
+        </w:rPr>
+        <w:t xml:space="preserve">    </w:t>
+      </w:r>
+      <w:r>
+        <w:rPr>
+          <w:rStyle w:val="AttributeTok"/>
+        </w:rPr>
+        <w:t xml:space="preserve">mean       =</w:t>
+      </w:r>
+      <w:r>
+        <w:rPr>
+          <w:rStyle w:val="NormalTok"/>
+        </w:rPr>
+        <w:t xml:space="preserve"> </w:t>
+      </w:r>
+      <w:r>
+        <w:rPr>
+          <w:rStyle w:val="StringTok"/>
+        </w:rPr>
+        <w:t xml:space="preserve">"Mean"</w:t>
+      </w:r>
+      <w:r>
+        <w:rPr>
+          <w:rStyle w:val="NormalTok"/>
+        </w:rPr>
+        <w:t xml:space="preserve">,</w:t>
+      </w:r>
+      <w:r>
+        <w:br/>
+      </w:r>
+      <w:r>
+        <w:rPr>
+          <w:rStyle w:val="NormalTok"/>
+        </w:rPr>
+        <w:t xml:space="preserve">    </w:t>
+      </w:r>
+      <w:r>
+        <w:rPr>
+          <w:rStyle w:val="AttributeTok"/>
+        </w:rPr>
+        <w:t xml:space="preserve">sd         =</w:t>
+      </w:r>
+      <w:r>
+        <w:rPr>
+          <w:rStyle w:val="NormalTok"/>
+        </w:rPr>
+        <w:t xml:space="preserve"> </w:t>
+      </w:r>
+      <w:r>
+        <w:rPr>
+          <w:rStyle w:val="StringTok"/>
+        </w:rPr>
+        <w:t xml:space="preserve">"SD"</w:t>
+      </w:r>
+      <w:r>
+        <w:rPr>
+          <w:rStyle w:val="NormalTok"/>
+        </w:rPr>
+        <w:t xml:space="preserve">,</w:t>
+      </w:r>
+      <w:r>
+        <w:br/>
+      </w:r>
+      <w:r>
+        <w:rPr>
+          <w:rStyle w:val="NormalTok"/>
+        </w:rPr>
+        <w:t xml:space="preserve">    </w:t>
+      </w:r>
+      <w:r>
+        <w:rPr>
+          <w:rStyle w:val="AttributeTok"/>
+        </w:rPr>
+        <w:t xml:space="preserve">median     =</w:t>
+      </w:r>
+      <w:r>
+        <w:rPr>
+          <w:rStyle w:val="NormalTok"/>
+        </w:rPr>
+        <w:t xml:space="preserve"> </w:t>
+      </w:r>
+      <w:r>
+        <w:rPr>
+          <w:rStyle w:val="StringTok"/>
+        </w:rPr>
+        <w:t xml:space="preserve">"Median"</w:t>
+      </w:r>
+      <w:r>
+        <w:rPr>
+          <w:rStyle w:val="NormalTok"/>
+        </w:rPr>
+        <w:t xml:space="preserve">,</w:t>
+      </w:r>
+      <w:r>
+        <w:br/>
+      </w:r>
+      <w:r>
+        <w:rPr>
+          <w:rStyle w:val="NormalTok"/>
+        </w:rPr>
+        <w:t xml:space="preserve">    </w:t>
+      </w:r>
+      <w:r>
+        <w:rPr>
+          <w:rStyle w:val="AttributeTok"/>
+        </w:rPr>
+        <w:t xml:space="preserve">lower      =</w:t>
+      </w:r>
+      <w:r>
+        <w:rPr>
+          <w:rStyle w:val="NormalTok"/>
+        </w:rPr>
+        <w:t xml:space="preserve"> </w:t>
+      </w:r>
+      <w:r>
+        <w:rPr>
+          <w:rStyle w:val="StringTok"/>
+        </w:rPr>
+        <w:t xml:space="preserve">"2.5%"</w:t>
+      </w:r>
+      <w:r>
+        <w:rPr>
+          <w:rStyle w:val="NormalTok"/>
+        </w:rPr>
+        <w:t xml:space="preserve">,</w:t>
+      </w:r>
+      <w:r>
+        <w:br/>
+      </w:r>
+      <w:r>
+        <w:rPr>
+          <w:rStyle w:val="NormalTok"/>
+        </w:rPr>
+        <w:t xml:space="preserve">    </w:t>
+      </w:r>
+      <w:r>
+        <w:rPr>
+          <w:rStyle w:val="AttributeTok"/>
+        </w:rPr>
+        <w:t xml:space="preserve">upper      =</w:t>
+      </w:r>
+      <w:r>
+        <w:rPr>
+          <w:rStyle w:val="NormalTok"/>
+        </w:rPr>
+        <w:t xml:space="preserve"> </w:t>
+      </w:r>
+      <w:r>
+        <w:rPr>
+          <w:rStyle w:val="StringTok"/>
+        </w:rPr>
+        <w:t xml:space="preserve">"97.5%"</w:t>
+      </w:r>
+      <w:r>
+        <w:br/>
+      </w:r>
+      <w:r>
+        <w:rPr>
+          <w:rStyle w:val="NormalTok"/>
+        </w:rPr>
+        <w:t xml:space="preserve">  ) </w:t>
+      </w:r>
+      <w:r>
+        <w:rPr>
+          <w:rStyle w:val="SpecialCharTok"/>
+        </w:rPr>
+        <w:t xml:space="preserve">|&gt;</w:t>
+      </w:r>
+      <w:r>
+        <w:br/>
+      </w:r>
+      <w:r>
+        <w:rPr>
+          <w:rStyle w:val="NormalTok"/>
+        </w:rPr>
+        <w:t xml:space="preserve">  flextable</w:t>
+      </w:r>
+      <w:r>
+        <w:rPr>
+          <w:rStyle w:val="SpecialCharTok"/>
+        </w:rPr>
+        <w:t xml:space="preserve">::</w:t>
+      </w:r>
+      <w:r>
+        <w:rPr>
+          <w:rStyle w:val="FunctionTok"/>
+        </w:rPr>
+        <w:t xml:space="preserve">colformat_double</w:t>
+      </w:r>
+      <w:r>
+        <w:rPr>
+          <w:rStyle w:val="NormalTok"/>
+        </w:rPr>
+        <w:t xml:space="preserve">(</w:t>
+      </w:r>
+      <w:r>
+        <w:rPr>
+          <w:rStyle w:val="AttributeTok"/>
+        </w:rPr>
+        <w:t xml:space="preserve">digits =</w:t>
+      </w:r>
+      <w:r>
+        <w:rPr>
+          <w:rStyle w:val="NormalTok"/>
+        </w:rPr>
+        <w:t xml:space="preserve"> </w:t>
+      </w:r>
+      <w:r>
+        <w:rPr>
+          <w:rStyle w:val="DecValTok"/>
+        </w:rPr>
+        <w:t xml:space="preserve">3</w:t>
+      </w:r>
+      <w:r>
+        <w:rPr>
+          <w:rStyle w:val="NormalTok"/>
+        </w:rPr>
+        <w:t xml:space="preserve">) </w:t>
+      </w:r>
+      <w:r>
+        <w:rPr>
+          <w:rStyle w:val="SpecialCharTok"/>
+        </w:rPr>
+        <w:t xml:space="preserve">|&gt;</w:t>
+      </w:r>
+      <w:r>
+        <w:br/>
+      </w:r>
+      <w:r>
+        <w:rPr>
+          <w:rStyle w:val="NormalTok"/>
+        </w:rPr>
+        <w:t xml:space="preserve">  flextable</w:t>
+      </w:r>
+      <w:r>
+        <w:rPr>
+          <w:rStyle w:val="SpecialCharTok"/>
+        </w:rPr>
+        <w:t xml:space="preserve">::</w:t>
+      </w:r>
+      <w:r>
+        <w:rPr>
+          <w:rStyle w:val="FunctionTok"/>
+        </w:rPr>
+        <w:t xml:space="preserve">autofit</w:t>
+      </w:r>
+      <w:r>
+        <w:rPr>
+          <w:rStyle w:val="NormalTok"/>
+        </w:rPr>
+        <w:t xml:space="preserve">()</w:t>
+      </w:r>
+    </w:p>
     <w:tbl>
       <w:tblPr>
         <w:tblStyle w:val="Table"/>
@@ -16752,23 +18849,22 @@
       </w:r>
     </w:p>
     <w:bookmarkEnd w:id="57"/>
-    <w:bookmarkEnd w:id="58"/>
-    <w:bookmarkStart w:id="62" w:name="sec-compare"/>
+    <w:bookmarkStart w:id="61" w:name="sec-compare"/>
     <w:p>
       <w:pPr>
-        <w:pStyle w:val="Heading1"/>
+        <w:pStyle w:val="Heading3"/>
       </w:pPr>
       <w:r>
-        <w:t xml:space="preserve">4. Comparing the two pipelines</w:t>
+        <w:t xml:space="preserve">1.0.5 Comparing the two pipelines</w:t>
       </w:r>
     </w:p>
-    <w:bookmarkStart w:id="60" w:name="sec-compare-table"/>
+    <w:bookmarkStart w:id="59" w:name="sec-compare-table"/>
     <w:p>
       <w:pPr>
-        <w:pStyle w:val="Heading2"/>
+        <w:pStyle w:val="Heading4"/>
       </w:pPr>
       <w:r>
-        <w:t xml:space="preserve">4.1 Point-estimate agreement on the same data</w:t>
+        <w:t xml:space="preserve">1.0.5.1 Point-estimate agreement on the same data</w:t>
       </w:r>
     </w:p>
     <w:p>
@@ -16803,7 +18899,7 @@
       <w:tr>
         <w:tc>
           <w:tcPr/>
-          <w:bookmarkStart w:id="59" w:name="tbl-twostage-compare"/>
+          <w:bookmarkStart w:id="58" w:name="tbl-twostage-compare"/>
           <w:p>
             <w:pPr>
               <w:jc w:val="center"/>
@@ -17839,7 +19935,7 @@
               </w:tc>
             </w:tr>
           </w:tbl>
-          <w:bookmarkEnd w:id="59"/>
+          <w:bookmarkEnd w:id="58"/>
         </w:tc>
       </w:tr>
     </w:tbl>
@@ -17925,14 +20021,14 @@
         <w:t xml:space="preserve">in disagreement with the field’s existing point estimates, it reproduces them.</w:t>
       </w:r>
     </w:p>
-    <w:bookmarkEnd w:id="60"/>
-    <w:bookmarkStart w:id="61" w:name="sec-compare-why"/>
+    <w:bookmarkEnd w:id="59"/>
+    <w:bookmarkStart w:id="60" w:name="sec-compare-why"/>
     <w:p>
       <w:pPr>
-        <w:pStyle w:val="Heading2"/>
+        <w:pStyle w:val="Heading4"/>
       </w:pPr>
       <w:r>
-        <w:t xml:space="preserve">4.2 Why the joint fit recovers the truth more closely</w:t>
+        <w:t xml:space="preserve">1.0.5.2 Why the joint fit recovers the truth more closely</w:t>
       </w:r>
     </w:p>
     <w:p>
@@ -17957,7 +20053,7 @@
         <w:t xml:space="preserve"> </w:t>
       </w:r>
       <w:r>
-        <w:t xml:space="preserve">carefully and the joint Bayesian point estimates sit a little closer to the simulation truth than the two-stage estimates. On benign data the gap is small, but it is real, and it widens under more realistic conditions. Three structural advantages of the joint fit explain it.</w:t>
+        <w:t xml:space="preserve">carefully and you might notice that the joint Bayesian point estimates sit a little closer to the simulation truth than the two-stage estimates. While the gap is minimal here given the large sample sizes we have, in real datasets it’s likely to be larger. There are three advantages of the joint fit that are likely important in explaining these differences.</w:t>
       </w:r>
     </w:p>
     <w:p>
@@ -18155,7 +20251,7 @@
         <w:t xml:space="preserve"> </w:t>
       </w:r>
       <w:r>
-        <w:t xml:space="preserve">from the data and so has no analogous bias. The bias grows as the true asymptotes move away from 0 and 1.</w:t>
+        <w:t xml:space="preserve">from the data and so has no analogous bias. The bias grows as the true asymptotes move away from 0 and 1 even further.</w:t>
       </w:r>
     </w:p>
     <w:p>
@@ -18181,17 +20277,10 @@
         </m:r>
       </m:oMath>
       <w:r>
-        <w:t xml:space="preserve">). The two-stage’s Stage-1 binomial GLM cannot — so per-temperature LT50 estimates are noisier on the beta-binomial dataset than on the binomial one, and that noise propagates into Stage 2. The joint beta-binomial fit removes that noise at its source.</w:t>
+        <w:t xml:space="preserve">). The two-stage’s Stage-1 binomial GLM in its crrent configulation cannot — so per-temperature LT50 estimates are noisier on the beta-binomial dataset than on the binomial one, and that noise propagates into Stage 2. The joint beta-binomial fit removes that noise at its source.</w:t>
       </w:r>
     </w:p>
-    <w:p>
-      <w:pPr>
-        <w:pStyle w:val="BodyText"/>
-      </w:pPr>
-      <w:r>
-        <w:t xml:space="preserve">None of these gaps is large in this benign simulation, where the asymptotes anchor near 0 and 1, overdispersion is moderate, and the design is balanced. They will be larger in less benign data — and the joint fit’s structural advantages compound when asymptotes are well off the boundaries, when overdispersion is severe, or when the experimental design has nested replication that the two-stage cannot incorporate at all.</w:t>
-      </w:r>
-    </w:p>
+    <w:bookmarkEnd w:id="60"/>
     <w:bookmarkEnd w:id="61"/>
     <w:bookmarkEnd w:id="62"/>
     <w:bookmarkStart w:id="68" w:name="references"/>
@@ -18200,7 +20289,7 @@
         <w:pStyle w:val="Heading1"/>
       </w:pPr>
       <w:r>
-        <w:t xml:space="preserve">References</w:t>
+        <w:t xml:space="preserve">2. References</w:t>
       </w:r>
     </w:p>
     <w:bookmarkStart w:id="67" w:name="refs"/>
@@ -18304,7 +20393,7 @@
         <w:pStyle w:val="Heading1"/>
       </w:pPr>
       <w:r>
-        <w:t xml:space="preserve">5. Session Information</w:t>
+        <w:t xml:space="preserve">3. Session Information</w:t>
       </w:r>
     </w:p>
     <w:p>
@@ -19982,109 +22071,6 @@
       <w:pPr>
         <w:ind w:left="6480" w:hanging="360"/>
       </w:pPr>
-    </w:lvl>
-  </w:abstractNum>
-  <w:abstractNum w:abstractNumId="991">
-    <w:nsid w:val="0000A991"/>
-    <w:multiLevelType w:val="multilevel"/>
-    <w:lvl w:ilvl="0">
-      <w:numFmt w:val="bullet"/>
-      <w:lvlText w:val=""/>
-      <w:lvlJc w:val="left"/>
-      <w:pPr>
-        <w:ind w:left="720" w:hanging="360"/>
-      </w:pPr>
-      <w:rPr>
-        <w:rFonts w:ascii="Symbol" w:hAnsi="Symbol" w:cs="Symbol" w:hint="default"/>
-      </w:rPr>
-    </w:lvl>
-    <w:lvl w:ilvl="1">
-      <w:numFmt w:val="bullet"/>
-      <w:lvlText w:val="o"/>
-      <w:lvlJc w:val="left"/>
-      <w:pPr>
-        <w:ind w:left="1440" w:hanging="360"/>
-      </w:pPr>
-      <w:rPr>
-        <w:rFonts w:ascii="Courier New" w:hAnsi="Courier New" w:cs="Courier New" w:hint="default"/>
-      </w:rPr>
-    </w:lvl>
-    <w:lvl w:ilvl="2">
-      <w:numFmt w:val="bullet"/>
-      <w:lvlText w:val=""/>
-      <w:lvlJc w:val="left"/>
-      <w:pPr>
-        <w:ind w:left="2160" w:hanging="360"/>
-      </w:pPr>
-      <w:rPr>
-        <w:rFonts w:ascii="Wingdings" w:hAnsi="Wingdings" w:cs="Wingdings" w:hint="default"/>
-      </w:rPr>
-    </w:lvl>
-    <w:lvl w:ilvl="3">
-      <w:numFmt w:val="bullet"/>
-      <w:lvlText w:val=""/>
-      <w:lvlJc w:val="left"/>
-      <w:pPr>
-        <w:ind w:left="2880" w:hanging="360"/>
-      </w:pPr>
-      <w:rPr>
-        <w:rFonts w:ascii="Symbol" w:hAnsi="Symbol" w:cs="Symbol" w:hint="default"/>
-      </w:rPr>
-    </w:lvl>
-    <w:lvl w:ilvl="4">
-      <w:numFmt w:val="bullet"/>
-      <w:lvlText w:val="o"/>
-      <w:lvlJc w:val="left"/>
-      <w:pPr>
-        <w:ind w:left="3600" w:hanging="360"/>
-      </w:pPr>
-      <w:rPr>
-        <w:rFonts w:ascii="Courier New" w:hAnsi="Courier New" w:cs="Courier New" w:hint="default"/>
-      </w:rPr>
-    </w:lvl>
-    <w:lvl w:ilvl="5">
-      <w:numFmt w:val="bullet"/>
-      <w:lvlText w:val=""/>
-      <w:lvlJc w:val="left"/>
-      <w:pPr>
-        <w:ind w:left="4320" w:hanging="360"/>
-      </w:pPr>
-      <w:rPr>
-        <w:rFonts w:ascii="Wingdings" w:hAnsi="Wingdings" w:cs="Wingdings" w:hint="default"/>
-      </w:rPr>
-    </w:lvl>
-    <w:lvl w:ilvl="6">
-      <w:numFmt w:val="bullet"/>
-      <w:lvlText w:val=""/>
-      <w:lvlJc w:val="left"/>
-      <w:pPr>
-        <w:ind w:left="5040" w:hanging="360"/>
-      </w:pPr>
-      <w:rPr>
-        <w:rFonts w:ascii="Symbol" w:hAnsi="Symbol" w:cs="Symbol" w:hint="default"/>
-      </w:rPr>
-    </w:lvl>
-    <w:lvl w:ilvl="7">
-      <w:numFmt w:val="bullet"/>
-      <w:lvlText w:val="o"/>
-      <w:lvlJc w:val="left"/>
-      <w:pPr>
-        <w:ind w:left="5760" w:hanging="360"/>
-      </w:pPr>
-      <w:rPr>
-        <w:rFonts w:ascii="Courier New" w:hAnsi="Courier New" w:cs="Courier New" w:hint="default"/>
-      </w:rPr>
-    </w:lvl>
-    <w:lvl w:ilvl="8">
-      <w:numFmt w:val="bullet"/>
-      <w:lvlText w:val=""/>
-      <w:lvlJc w:val="left"/>
-      <w:pPr>
-        <w:ind w:left="6480" w:hanging="360"/>
-      </w:pPr>
-      <w:rPr>
-        <w:rFonts w:ascii="Wingdings" w:hAnsi="Wingdings" w:cs="Wingdings" w:hint="default"/>
-      </w:rPr>
     </w:lvl>
   </w:abstractNum>
   <w:abstractNum w:abstractNumId="99411">
@@ -20176,9 +22162,6 @@
     <w:abstractNumId w:val="990"/>
   </w:num>
   <w:num w:numId="1001">
-    <w:abstractNumId w:val="991"/>
-  </w:num>
-  <w:num w:numId="1002">
     <w:abstractNumId w:val="99411"/>
     <w:lvlOverride w:ilvl="0">
       <w:startOverride w:val="1"/>

--- a/ms/supplement.docx
+++ b/ms/supplement.docx
@@ -42,7 +42,7 @@
         <w:t xml:space="preserve">2026-05-05</w:t>
       </w:r>
     </w:p>
-    <w:bookmarkStart w:id="62" w:name="a-tutorial-with-simulations"/>
+    <w:bookmarkStart w:id="68" w:name="a-tutorial-with-simulations"/>
     <w:p>
       <w:pPr>
         <w:pStyle w:val="Heading1"/>
@@ -18849,22 +18849,3895 @@
       </w:r>
     </w:p>
     <w:bookmarkEnd w:id="57"/>
-    <w:bookmarkStart w:id="61" w:name="sec-compare"/>
+    <w:bookmarkStart w:id="63" w:name="sec-joint-extend"/>
     <w:p>
       <w:pPr>
         <w:pStyle w:val="Heading3"/>
       </w:pPr>
       <w:r>
-        <w:t xml:space="preserve">1.0.5 Comparing the two pipelines</w:t>
+        <w:t xml:space="preserve">1.0.5 Extending the model: smooth or temperature-varying parameters</w:t>
       </w:r>
     </w:p>
-    <w:bookmarkStart w:id="59" w:name="sec-compare-table"/>
+    <w:p>
+      <w:pPr>
+        <w:pStyle w:val="FirstParagraph"/>
+      </w:pPr>
+      <w:r>
+        <w:t xml:space="preserve">The closed-form derivations of</w:t>
+      </w:r>
+      <w:r>
+        <w:t xml:space="preserve"> </w:t>
+      </w:r>
+      <m:oMath>
+        <m:r>
+          <m:t>z</m:t>
+        </m:r>
+      </m:oMath>
+      <w:r>
+        <w:t xml:space="preserve"> </w:t>
+      </w:r>
+      <w:r>
+        <w:t xml:space="preserve">and</w:t>
+      </w:r>
+      <w:r>
+        <w:t xml:space="preserve"> </w:t>
+      </w:r>
+      <m:oMath>
+        <m:r>
+          <m:t>C</m:t>
+        </m:r>
+        <m:sSub>
+          <m:e>
+            <m:r>
+              <m:t>T</m:t>
+            </m:r>
+          </m:e>
+          <m:sub>
+            <m:r>
+              <m:t>m</m:t>
+            </m:r>
+            <m:r>
+              <m:t>a</m:t>
+            </m:r>
+            <m:sSub>
+              <m:e>
+                <m:r>
+                  <m:t>x</m:t>
+                </m:r>
+              </m:e>
+              <m:sub>
+                <m:r>
+                  <m:t>1</m:t>
+                </m:r>
+                <m:r>
+                  <m:t>h</m:t>
+                </m:r>
+                <m:r>
+                  <m:t>r</m:t>
+                </m:r>
+              </m:sub>
+            </m:sSub>
+          </m:sub>
+        </m:sSub>
+      </m:oMath>
+      <w:r>
+        <w:t xml:space="preserve"> </w:t>
+      </w:r>
+      <w:r>
+        <w:t xml:space="preserve">rely on two assumptions:</w:t>
+      </w:r>
+    </w:p>
+    <w:p>
+      <w:pPr>
+        <w:pStyle w:val="Compact"/>
+        <w:numPr>
+          <w:ilvl w:val="0"/>
+          <w:numId w:val="1002"/>
+        </w:numPr>
+      </w:pPr>
+      <w:r>
+        <w:rPr>
+          <w:rStyle w:val="VerbatimChar"/>
+          <w:b/>
+          <w:bCs/>
+        </w:rPr>
+        <w:t xml:space="preserve">mid(T)</w:t>
+      </w:r>
+      <w:r>
+        <w:rPr>
+          <w:b/>
+          <w:bCs/>
+        </w:rPr>
+        <w:t xml:space="preserve"> </w:t>
+      </w:r>
+      <w:r>
+        <w:rPr>
+          <w:b/>
+          <w:bCs/>
+        </w:rPr>
+        <w:t xml:space="preserve">is linear in T</w:t>
+      </w:r>
+      <w:r>
+        <w:t xml:space="preserve">, so a single slope</w:t>
+      </w:r>
+      <w:r>
+        <w:t xml:space="preserve"> </w:t>
+      </w:r>
+      <m:oMath>
+        <m:sSub>
+          <m:e>
+            <m:r>
+              <m:t>β</m:t>
+            </m:r>
+          </m:e>
+          <m:sub>
+            <m:r>
+              <m:t>1</m:t>
+            </m:r>
+          </m:sub>
+        </m:sSub>
+      </m:oMath>
+      <w:r>
+        <w:t xml:space="preserve"> </w:t>
+      </w:r>
+      <w:r>
+        <w:t xml:space="preserve">defines</w:t>
+      </w:r>
+      <w:r>
+        <w:t xml:space="preserve"> </w:t>
+      </w:r>
+      <m:oMath>
+        <m:r>
+          <m:t>z</m:t>
+        </m:r>
+        <m:r>
+          <m:rPr>
+            <m:sty m:val="p"/>
+          </m:rPr>
+          <m:t>=</m:t>
+        </m:r>
+        <m:r>
+          <m:rPr>
+            <m:sty m:val="p"/>
+          </m:rPr>
+          <m:t>−</m:t>
+        </m:r>
+        <m:r>
+          <m:t>1</m:t>
+        </m:r>
+        <m:r>
+          <m:rPr>
+            <m:sty m:val="p"/>
+          </m:rPr>
+          <m:t>/</m:t>
+        </m:r>
+        <m:sSub>
+          <m:e>
+            <m:r>
+              <m:t>β</m:t>
+            </m:r>
+          </m:e>
+          <m:sub>
+            <m:r>
+              <m:t>1</m:t>
+            </m:r>
+          </m:sub>
+        </m:sSub>
+      </m:oMath>
+      <w:r>
+        <w:t xml:space="preserve">.</w:t>
+      </w:r>
+    </w:p>
+    <w:p>
+      <w:pPr>
+        <w:pStyle w:val="Compact"/>
+        <w:numPr>
+          <w:ilvl w:val="0"/>
+          <w:numId w:val="1002"/>
+        </w:numPr>
+      </w:pPr>
+      <m:oMath>
+        <m:r>
+          <m:rPr>
+            <m:sty m:val="p"/>
+          </m:rPr>
+          <m:t>ℓ</m:t>
+        </m:r>
+        <m:r>
+          <m:rPr>
+            <m:sty m:val="p"/>
+          </m:rPr>
+          <m:t>,</m:t>
+        </m:r>
+        <m:r>
+          <m:t>u</m:t>
+        </m:r>
+      </m:oMath>
+      <w:r>
+        <w:rPr>
+          <w:b/>
+          <w:bCs/>
+        </w:rPr>
+        <w:t xml:space="preserve"> </w:t>
+      </w:r>
+      <w:r>
+        <w:rPr>
+          <w:b/>
+          <w:bCs/>
+        </w:rPr>
+        <w:t xml:space="preserve">and</w:t>
+      </w:r>
+      <w:r>
+        <w:rPr>
+          <w:b/>
+          <w:bCs/>
+        </w:rPr>
+        <w:t xml:space="preserve"> </w:t>
+      </w:r>
+      <m:oMath>
+        <m:r>
+          <m:t>k</m:t>
+        </m:r>
+      </m:oMath>
+      <w:r>
+        <w:rPr>
+          <w:b/>
+          <w:bCs/>
+        </w:rPr>
+        <w:t xml:space="preserve"> </w:t>
+      </w:r>
+      <w:r>
+        <w:rPr>
+          <w:b/>
+          <w:bCs/>
+        </w:rPr>
+        <w:t xml:space="preserve">are scalars</w:t>
+      </w:r>
+      <w:r>
+        <w:t xml:space="preserve"> </w:t>
+      </w:r>
+      <w:r>
+        <w:t xml:space="preserve">(do not depend on</w:t>
+      </w:r>
+      <w:r>
+        <w:t xml:space="preserve"> </w:t>
+      </w:r>
+      <m:oMath>
+        <m:r>
+          <m:t>T</m:t>
+        </m:r>
+      </m:oMath>
+      <w:r>
+        <w:t xml:space="preserve">), so the asymmetry correction</w:t>
+      </w:r>
+      <w:r>
+        <w:t xml:space="preserve"> </w:t>
+      </w:r>
+      <m:oMath>
+        <m:f>
+          <m:fPr>
+            <m:type m:val="lin"/>
+          </m:fPr>
+          <m:num>
+            <m:r>
+              <m:t>1</m:t>
+            </m:r>
+          </m:num>
+          <m:den>
+            <m:r>
+              <m:t>k</m:t>
+            </m:r>
+          </m:den>
+        </m:f>
+        <m:r>
+          <m:rPr>
+            <m:sty m:val="p"/>
+          </m:rPr>
+          <m:t>log</m:t>
+        </m:r>
+        <m:f>
+          <m:fPr>
+            <m:type m:val="lin"/>
+          </m:fPr>
+          <m:num>
+            <m:r>
+              <m:t>u</m:t>
+            </m:r>
+            <m:r>
+              <m:rPr>
+                <m:sty m:val="p"/>
+              </m:rPr>
+              <m:t>−</m:t>
+            </m:r>
+            <m:r>
+              <m:t>0.5</m:t>
+            </m:r>
+          </m:num>
+          <m:den>
+            <m:r>
+              <m:t>0.5</m:t>
+            </m:r>
+            <m:r>
+              <m:rPr>
+                <m:sty m:val="p"/>
+              </m:rPr>
+              <m:t>−</m:t>
+            </m:r>
+            <m:r>
+              <m:rPr>
+                <m:sty m:val="p"/>
+              </m:rPr>
+              <m:t>ℓ</m:t>
+            </m:r>
+          </m:den>
+        </m:f>
+      </m:oMath>
+      <w:r>
+        <w:t xml:space="preserve"> </w:t>
+      </w:r>
+      <w:r>
+        <w:t xml:space="preserve">is a single number rather than a function of temperature.</w:t>
+      </w:r>
+    </w:p>
+    <w:p>
+      <w:pPr>
+        <w:pStyle w:val="FirstParagraph"/>
+      </w:pPr>
+      <w:r>
+        <w:t xml:space="preserve">Both assumptions are convenient but neither is required. Relax either and the framework still works — the closed-form expressions become</w:t>
+      </w:r>
+      <w:r>
+        <w:t xml:space="preserve"> </w:t>
+      </w:r>
+      <w:r>
+        <w:rPr>
+          <w:i/>
+          <w:iCs/>
+        </w:rPr>
+        <w:t xml:space="preserve">functional</w:t>
+      </w:r>
+      <w:r>
+        <w:t xml:space="preserve">, and we recover</w:t>
+      </w:r>
+      <w:r>
+        <w:t xml:space="preserve"> </w:t>
+      </w:r>
+      <m:oMath>
+        <m:r>
+          <m:t>z</m:t>
+        </m:r>
+      </m:oMath>
+      <w:r>
+        <w:t xml:space="preserve"> </w:t>
+      </w:r>
+      <w:r>
+        <w:t xml:space="preserve">and</w:t>
+      </w:r>
+      <w:r>
+        <w:t xml:space="preserve"> </w:t>
+      </w:r>
+      <m:oMath>
+        <m:r>
+          <m:t>C</m:t>
+        </m:r>
+        <m:sSub>
+          <m:e>
+            <m:r>
+              <m:t>T</m:t>
+            </m:r>
+          </m:e>
+          <m:sub>
+            <m:r>
+              <m:t>m</m:t>
+            </m:r>
+            <m:r>
+              <m:t>a</m:t>
+            </m:r>
+            <m:sSub>
+              <m:e>
+                <m:r>
+                  <m:t>x</m:t>
+                </m:r>
+              </m:e>
+              <m:sub>
+                <m:r>
+                  <m:t>1</m:t>
+                </m:r>
+                <m:r>
+                  <m:t>h</m:t>
+                </m:r>
+                <m:r>
+                  <m:t>r</m:t>
+                </m:r>
+              </m:sub>
+            </m:sSub>
+          </m:sub>
+        </m:sSub>
+      </m:oMath>
+      <w:r>
+        <w:t xml:space="preserve"> </w:t>
+      </w:r>
+      <w:r>
+        <w:t xml:space="preserve">numerically from each posterior draw rather than algebraically. Below we walk through the two practical cases.</w:t>
+      </w:r>
+    </w:p>
+    <w:bookmarkStart w:id="59" w:name="sec-joint-extend-smooth"/>
     <w:p>
       <w:pPr>
         <w:pStyle w:val="Heading4"/>
       </w:pPr>
       <w:r>
-        <w:t xml:space="preserve">1.0.5.1 Point-estimate agreement on the same data</w:t>
+        <w:t xml:space="preserve">1.0.5.1 Case 1 — smooth</w:t>
+      </w:r>
+      <w:r>
+        <w:t xml:space="preserve"> </w:t>
+      </w:r>
+      <w:r>
+        <w:rPr>
+          <w:rStyle w:val="VerbatimChar"/>
+        </w:rPr>
+        <w:t xml:space="preserve">mid(T)</w:t>
+      </w:r>
+    </w:p>
+    <w:p>
+      <w:pPr>
+        <w:pStyle w:val="FirstParagraph"/>
+      </w:pPr>
+      <w:r>
+        <w:t xml:space="preserve">Replacing</w:t>
+      </w:r>
+      <w:r>
+        <w:t xml:space="preserve"> </w:t>
+      </w:r>
+      <w:r>
+        <w:rPr>
+          <w:rStyle w:val="VerbatimChar"/>
+        </w:rPr>
+        <w:t xml:space="preserve">mid ~ T_c</w:t>
+      </w:r>
+      <w:r>
+        <w:t xml:space="preserve"> </w:t>
+      </w:r>
+      <w:r>
+        <w:t xml:space="preserve">in the</w:t>
+      </w:r>
+      <w:r>
+        <w:t xml:space="preserve"> </w:t>
+      </w:r>
+      <w:r>
+        <w:rPr>
+          <w:rStyle w:val="VerbatimChar"/>
+        </w:rPr>
+        <w:t xml:space="preserve">bf()</w:t>
+      </w:r>
+      <w:r>
+        <w:t xml:space="preserve"> </w:t>
+      </w:r>
+      <w:r>
+        <w:t xml:space="preserve">formula with a polynomial (e.g. </w:t>
+      </w:r>
+      <w:r>
+        <w:rPr>
+          <w:rStyle w:val="VerbatimChar"/>
+        </w:rPr>
+        <w:t xml:space="preserve">mid ~ poly(T_c, 2)</w:t>
+      </w:r>
+      <w:r>
+        <w:t xml:space="preserve">) or a smooth (e.g. </w:t>
+      </w:r>
+      <w:r>
+        <w:rPr>
+          <w:rStyle w:val="VerbatimChar"/>
+        </w:rPr>
+        <w:t xml:space="preserve">mid ~ s(T_c)</w:t>
+      </w:r>
+      <w:r>
+        <w:t xml:space="preserve">) lets the midpoint shift non-linearly with assay temperature. Keeping</w:t>
+      </w:r>
+      <w:r>
+        <w:t xml:space="preserve"> </w:t>
+      </w:r>
+      <m:oMath>
+        <m:r>
+          <m:rPr>
+            <m:sty m:val="p"/>
+          </m:rPr>
+          <m:t>ℓ</m:t>
+        </m:r>
+        <m:r>
+          <m:rPr>
+            <m:sty m:val="p"/>
+          </m:rPr>
+          <m:t>,</m:t>
+        </m:r>
+        <m:r>
+          <m:t>u</m:t>
+        </m:r>
+        <m:r>
+          <m:rPr>
+            <m:sty m:val="p"/>
+          </m:rPr>
+          <m:t>,</m:t>
+        </m:r>
+        <m:r>
+          <m:t>k</m:t>
+        </m:r>
+      </m:oMath>
+      <w:r>
+        <w:t xml:space="preserve"> </w:t>
+      </w:r>
+      <w:r>
+        <w:t xml:space="preserve">as scalars, the TDT relation becomes</w:t>
+      </w:r>
+    </w:p>
+    <w:p>
+      <w:pPr>
+        <w:pStyle w:val="BodyText"/>
+      </w:pPr>
+      <w:bookmarkStart w:id="58" w:name="eq-lt50-smooth"/>
+      <m:oMathPara>
+        <m:oMathParaPr>
+          <m:jc m:val="center"/>
+        </m:oMathParaPr>
+        <m:oMath>
+          <m:sSub>
+            <m:e>
+              <m:r>
+                <m:rPr>
+                  <m:sty m:val="p"/>
+                </m:rPr>
+                <m:t>log</m:t>
+              </m:r>
+            </m:e>
+            <m:sub>
+              <m:r>
+                <m:t>10</m:t>
+              </m:r>
+            </m:sub>
+          </m:sSub>
+          <m:r>
+            <m:rPr>
+              <m:nor/>
+              <m:sty m:val="p"/>
+            </m:rPr>
+            <m:t>LT50</m:t>
+          </m:r>
+          <m:d>
+            <m:dPr>
+              <m:begChr m:val="("/>
+              <m:sepChr m:val=""/>
+              <m:endChr m:val=")"/>
+              <m:grow/>
+            </m:dPr>
+            <m:e>
+              <m:r>
+                <m:t>T</m:t>
+              </m:r>
+            </m:e>
+          </m:d>
+          <m:r>
+            <m:t> </m:t>
+          </m:r>
+          <m:r>
+            <m:rPr>
+              <m:sty m:val="p"/>
+            </m:rPr>
+            <m:t>=</m:t>
+          </m:r>
+          <m:r>
+            <m:t> </m:t>
+          </m:r>
+          <m:r>
+            <m:rPr>
+              <m:nor/>
+              <m:sty m:val="p"/>
+            </m:rPr>
+            <m:t>mid</m:t>
+          </m:r>
+          <m:d>
+            <m:dPr>
+              <m:begChr m:val="("/>
+              <m:sepChr m:val=""/>
+              <m:endChr m:val=")"/>
+              <m:grow/>
+            </m:dPr>
+            <m:e>
+              <m:r>
+                <m:t>T</m:t>
+              </m:r>
+            </m:e>
+          </m:d>
+          <m:r>
+            <m:t> </m:t>
+          </m:r>
+          <m:r>
+            <m:rPr>
+              <m:sty m:val="p"/>
+            </m:rPr>
+            <m:t>+</m:t>
+          </m:r>
+          <m:r>
+            <m:t> </m:t>
+          </m:r>
+          <m:f>
+            <m:fPr>
+              <m:type m:val="lin"/>
+            </m:fPr>
+            <m:num>
+              <m:r>
+                <m:t>1</m:t>
+              </m:r>
+            </m:num>
+            <m:den>
+              <m:r>
+                <m:t>k</m:t>
+              </m:r>
+            </m:den>
+          </m:f>
+          <m:r>
+            <m:rPr>
+              <m:sty m:val="p"/>
+            </m:rPr>
+            <m:t>log</m:t>
+          </m:r>
+          <m:r>
+            <m:t>​</m:t>
+          </m:r>
+          <m:f>
+            <m:fPr>
+              <m:type m:val="lin"/>
+            </m:fPr>
+            <m:num>
+              <m:r>
+                <m:t>u</m:t>
+              </m:r>
+              <m:r>
+                <m:rPr>
+                  <m:sty m:val="p"/>
+                </m:rPr>
+                <m:t>−</m:t>
+              </m:r>
+              <m:r>
+                <m:t>0.5</m:t>
+              </m:r>
+            </m:num>
+            <m:den>
+              <m:r>
+                <m:t>0.5</m:t>
+              </m:r>
+              <m:r>
+                <m:rPr>
+                  <m:sty m:val="p"/>
+                </m:rPr>
+                <m:t>−</m:t>
+              </m:r>
+              <m:r>
+                <m:rPr>
+                  <m:sty m:val="p"/>
+                </m:rPr>
+                <m:t>ℓ</m:t>
+              </m:r>
+            </m:den>
+          </m:f>
+          <m:r>
+            <m:rPr>
+              <m:sty m:val="p"/>
+            </m:rPr>
+            <m:t>,</m:t>
+          </m:r>
+          <m:r>
+            <m:t>  </m:t>
+          </m:r>
+          <m:d>
+            <m:dPr>
+              <m:begChr m:val="("/>
+              <m:sepChr m:val=""/>
+              <m:endChr m:val=")"/>
+              <m:grow/>
+            </m:dPr>
+            <m:e>
+              <m:r>
+                <m:t>3</m:t>
+              </m:r>
+            </m:e>
+          </m:d>
+        </m:oMath>
+      </m:oMathPara>
+      <w:bookmarkEnd w:id="58"/>
+    </w:p>
+    <w:p>
+      <w:pPr>
+        <w:pStyle w:val="FirstParagraph"/>
+      </w:pPr>
+      <w:r>
+        <w:t xml:space="preserve">which is no longer linear in</w:t>
+      </w:r>
+      <w:r>
+        <w:t xml:space="preserve"> </w:t>
+      </w:r>
+      <m:oMath>
+        <m:r>
+          <m:t>T</m:t>
+        </m:r>
+      </m:oMath>
+      <w:r>
+        <w:t xml:space="preserve">. Two consequences follow:</w:t>
+      </w:r>
+    </w:p>
+    <w:p>
+      <w:pPr>
+        <w:pStyle w:val="Compact"/>
+        <w:numPr>
+          <w:ilvl w:val="0"/>
+          <w:numId w:val="1003"/>
+        </w:numPr>
+      </w:pPr>
+      <m:oMath>
+        <m:r>
+          <m:t>z</m:t>
+        </m:r>
+      </m:oMath>
+      <w:r>
+        <w:rPr>
+          <w:b/>
+          <w:bCs/>
+        </w:rPr>
+        <w:t xml:space="preserve"> </w:t>
+      </w:r>
+      <w:r>
+        <w:rPr>
+          <w:b/>
+          <w:bCs/>
+        </w:rPr>
+        <w:t xml:space="preserve">becomes a function of temperature.</w:t>
+      </w:r>
+      <w:r>
+        <w:t xml:space="preserve"> </w:t>
+      </w:r>
+      <w:r>
+        <w:t xml:space="preserve">Since</w:t>
+      </w:r>
+      <w:r>
+        <w:t xml:space="preserve"> </w:t>
+      </w:r>
+      <m:oMath>
+        <m:r>
+          <m:t>z</m:t>
+        </m:r>
+      </m:oMath>
+      <w:r>
+        <w:t xml:space="preserve"> </w:t>
+      </w:r>
+      <w:r>
+        <w:t xml:space="preserve">is defined by the local rate of change of</w:t>
+      </w:r>
+      <w:r>
+        <w:t xml:space="preserve"> </w:t>
+      </w:r>
+      <m:oMath>
+        <m:sSub>
+          <m:e>
+            <m:r>
+              <m:rPr>
+                <m:sty m:val="p"/>
+              </m:rPr>
+              <m:t>log</m:t>
+            </m:r>
+          </m:e>
+          <m:sub>
+            <m:r>
+              <m:t>10</m:t>
+            </m:r>
+          </m:sub>
+        </m:sSub>
+        <m:r>
+          <m:rPr>
+            <m:nor/>
+            <m:sty m:val="p"/>
+          </m:rPr>
+          <m:t>LT50</m:t>
+        </m:r>
+      </m:oMath>
+      <w:r>
+        <w:t xml:space="preserve"> </w:t>
+      </w:r>
+      <w:r>
+        <w:t xml:space="preserve">with</w:t>
+      </w:r>
+      <w:r>
+        <w:t xml:space="preserve"> </w:t>
+      </w:r>
+      <m:oMath>
+        <m:r>
+          <m:t>T</m:t>
+        </m:r>
+      </m:oMath>
+      <w:r>
+        <w:t xml:space="preserve">,</w:t>
+      </w:r>
+      <w:r>
+        <w:t xml:space="preserve"> </w:t>
+      </w:r>
+      <m:oMath>
+        <m:r>
+          <m:t>z</m:t>
+        </m:r>
+        <m:d>
+          <m:dPr>
+            <m:begChr m:val="("/>
+            <m:sepChr m:val=""/>
+            <m:endChr m:val=")"/>
+            <m:grow/>
+          </m:dPr>
+          <m:e>
+            <m:r>
+              <m:t>T</m:t>
+            </m:r>
+          </m:e>
+        </m:d>
+        <m:r>
+          <m:rPr>
+            <m:sty m:val="p"/>
+          </m:rPr>
+          <m:t>=</m:t>
+        </m:r>
+        <m:r>
+          <m:rPr>
+            <m:sty m:val="p"/>
+          </m:rPr>
+          <m:t>−</m:t>
+        </m:r>
+        <m:r>
+          <m:t>1</m:t>
+        </m:r>
+        <m:r>
+          <m:rPr>
+            <m:sty m:val="p"/>
+          </m:rPr>
+          <m:t>/</m:t>
+        </m:r>
+        <m:f>
+          <m:fPr>
+            <m:type m:val="lin"/>
+          </m:fPr>
+          <m:num>
+            <m:r>
+              <m:t>d</m:t>
+            </m:r>
+            <m:r>
+              <m:t> </m:t>
+            </m:r>
+            <m:r>
+              <m:rPr>
+                <m:nor/>
+                <m:sty m:val="p"/>
+              </m:rPr>
+              <m:t>mid</m:t>
+            </m:r>
+            <m:d>
+              <m:dPr>
+                <m:begChr m:val="("/>
+                <m:sepChr m:val=""/>
+                <m:endChr m:val=")"/>
+                <m:grow/>
+              </m:dPr>
+              <m:e>
+                <m:r>
+                  <m:t>T</m:t>
+                </m:r>
+              </m:e>
+            </m:d>
+          </m:num>
+          <m:den>
+            <m:r>
+              <m:t>d</m:t>
+            </m:r>
+            <m:r>
+              <m:t>T</m:t>
+            </m:r>
+          </m:den>
+        </m:f>
+      </m:oMath>
+      <w:r>
+        <w:t xml:space="preserve">. We either report</w:t>
+      </w:r>
+      <w:r>
+        <w:t xml:space="preserve"> </w:t>
+      </w:r>
+      <m:oMath>
+        <m:r>
+          <m:t>z</m:t>
+        </m:r>
+      </m:oMath>
+      <w:r>
+        <w:t xml:space="preserve"> </w:t>
+      </w:r>
+      <w:r>
+        <w:t xml:space="preserve">at one or more reference temperatures (e.g. the midpoint of the assay range), or as a curve</w:t>
+      </w:r>
+      <w:r>
+        <w:t xml:space="preserve"> </w:t>
+      </w:r>
+      <m:oMath>
+        <m:r>
+          <m:t>z</m:t>
+        </m:r>
+        <m:d>
+          <m:dPr>
+            <m:begChr m:val="("/>
+            <m:sepChr m:val=""/>
+            <m:endChr m:val=")"/>
+            <m:grow/>
+          </m:dPr>
+          <m:e>
+            <m:r>
+              <m:t>T</m:t>
+            </m:r>
+          </m:e>
+        </m:d>
+      </m:oMath>
+      <w:r>
+        <w:t xml:space="preserve"> </w:t>
+      </w:r>
+      <w:r>
+        <w:t xml:space="preserve">with credible bands. The classical</w:t>
+      </w:r>
+      <w:r>
+        <w:t xml:space="preserve"> </w:t>
+      </w:r>
+      <w:r>
+        <w:t xml:space="preserve">“single</w:t>
+      </w:r>
+      <w:r>
+        <w:t xml:space="preserve"> </w:t>
+      </w:r>
+      <m:oMath>
+        <m:r>
+          <m:t>z</m:t>
+        </m:r>
+      </m:oMath>
+      <w:r>
+        <w:t xml:space="preserve"> </w:t>
+      </w:r>
+      <w:r>
+        <w:t xml:space="preserve">per species”</w:t>
+      </w:r>
+      <w:r>
+        <w:t xml:space="preserve"> </w:t>
+      </w:r>
+      <w:r>
+        <w:t xml:space="preserve">loses its meaning when the underlying relationship isn’t linear — and when it does, that itself is a useful biological diagnostic.</w:t>
+      </w:r>
+    </w:p>
+    <w:p>
+      <w:pPr>
+        <w:pStyle w:val="Compact"/>
+        <w:numPr>
+          <w:ilvl w:val="0"/>
+          <w:numId w:val="1003"/>
+        </w:numPr>
+      </w:pPr>
+      <m:oMath>
+        <m:r>
+          <m:t>C</m:t>
+        </m:r>
+        <m:sSub>
+          <m:e>
+            <m:r>
+              <m:t>T</m:t>
+            </m:r>
+          </m:e>
+          <m:sub>
+            <m:r>
+              <m:t>m</m:t>
+            </m:r>
+            <m:r>
+              <m:t>a</m:t>
+            </m:r>
+            <m:r>
+              <m:t>x</m:t>
+            </m:r>
+          </m:sub>
+        </m:sSub>
+      </m:oMath>
+      <w:r>
+        <w:rPr>
+          <w:b/>
+          <w:bCs/>
+        </w:rPr>
+        <w:t xml:space="preserve"> </w:t>
+      </w:r>
+      <w:r>
+        <w:rPr>
+          <w:b/>
+          <w:bCs/>
+        </w:rPr>
+        <w:t xml:space="preserve">has no closed form.</w:t>
+      </w:r>
+      <w:r>
+        <w:t xml:space="preserve"> </w:t>
+      </w:r>
+      <w:r>
+        <w:t xml:space="preserve">Solve</w:t>
+      </w:r>
+      <w:r>
+        <w:t xml:space="preserve"> </w:t>
+      </w:r>
+      <m:oMath>
+        <m:sSub>
+          <m:e>
+            <m:r>
+              <m:rPr>
+                <m:sty m:val="p"/>
+              </m:rPr>
+              <m:t>log</m:t>
+            </m:r>
+          </m:e>
+          <m:sub>
+            <m:r>
+              <m:t>10</m:t>
+            </m:r>
+          </m:sub>
+        </m:sSub>
+        <m:r>
+          <m:rPr>
+            <m:nor/>
+            <m:sty m:val="p"/>
+          </m:rPr>
+          <m:t>LT50</m:t>
+        </m:r>
+        <m:d>
+          <m:dPr>
+            <m:begChr m:val="("/>
+            <m:sepChr m:val=""/>
+            <m:endChr m:val=")"/>
+            <m:grow/>
+          </m:dPr>
+          <m:e>
+            <m:r>
+              <m:t>T</m:t>
+            </m:r>
+          </m:e>
+        </m:d>
+        <m:r>
+          <m:rPr>
+            <m:sty m:val="p"/>
+          </m:rPr>
+          <m:t>=</m:t>
+        </m:r>
+        <m:sSub>
+          <m:e>
+            <m:r>
+              <m:rPr>
+                <m:sty m:val="p"/>
+              </m:rPr>
+              <m:t>log</m:t>
+            </m:r>
+          </m:e>
+          <m:sub>
+            <m:r>
+              <m:t>10</m:t>
+            </m:r>
+          </m:sub>
+        </m:sSub>
+        <m:sSub>
+          <m:e>
+            <m:r>
+              <m:t>t</m:t>
+            </m:r>
+          </m:e>
+          <m:sub>
+            <m:r>
+              <m:rPr>
+                <m:nor/>
+                <m:sty m:val="p"/>
+              </m:rPr>
+              <m:t>ref</m:t>
+            </m:r>
+          </m:sub>
+        </m:sSub>
+      </m:oMath>
+      <w:r>
+        <w:t xml:space="preserve"> </w:t>
+      </w:r>
+      <w:r>
+        <w:t xml:space="preserve">for</w:t>
+      </w:r>
+      <w:r>
+        <w:t xml:space="preserve"> </w:t>
+      </w:r>
+      <m:oMath>
+        <m:r>
+          <m:t>T</m:t>
+        </m:r>
+      </m:oMath>
+      <w:r>
+        <w:t xml:space="preserve"> </w:t>
+      </w:r>
+      <w:r>
+        <w:t xml:space="preserve">per posterior draw, e.g. with</w:t>
+      </w:r>
+      <w:r>
+        <w:t xml:space="preserve"> </w:t>
+      </w:r>
+      <w:r>
+        <w:rPr>
+          <w:rStyle w:val="VerbatimChar"/>
+        </w:rPr>
+        <w:t xml:space="preserve">uniroot()</w:t>
+      </w:r>
+      <w:r>
+        <w:t xml:space="preserve"> </w:t>
+      </w:r>
+      <w:r>
+        <w:t xml:space="preserve">over the assay temperature range. The output is the same kind of posterior we already have — produced numerically.</w:t>
+      </w:r>
+    </w:p>
+    <w:bookmarkEnd w:id="59"/>
+    <w:bookmarkStart w:id="61" w:name="sec-joint-extend-tvarying"/>
+    <w:p>
+      <w:pPr>
+        <w:pStyle w:val="Heading4"/>
+      </w:pPr>
+      <w:r>
+        <w:t xml:space="preserve">1.0.5.2 Case 2 — temperature affects</w:t>
+      </w:r>
+      <w:r>
+        <w:t xml:space="preserve"> </w:t>
+      </w:r>
+      <m:oMath>
+        <m:r>
+          <m:rPr>
+            <m:sty m:val="p"/>
+          </m:rPr>
+          <m:t>ℓ</m:t>
+        </m:r>
+      </m:oMath>
+      <w:r>
+        <w:t xml:space="preserve">,</w:t>
+      </w:r>
+      <w:r>
+        <w:t xml:space="preserve"> </w:t>
+      </w:r>
+      <m:oMath>
+        <m:r>
+          <m:t>u</m:t>
+        </m:r>
+      </m:oMath>
+      <w:r>
+        <w:t xml:space="preserve">, or</w:t>
+      </w:r>
+      <w:r>
+        <w:t xml:space="preserve"> </w:t>
+      </w:r>
+      <m:oMath>
+        <m:r>
+          <m:t>k</m:t>
+        </m:r>
+      </m:oMath>
+    </w:p>
+    <w:p>
+      <w:pPr>
+        <w:pStyle w:val="FirstParagraph"/>
+      </w:pPr>
+      <w:r>
+        <w:t xml:space="preserve">If any of the shape parameters depends on temperature — for instance</w:t>
+      </w:r>
+      <w:r>
+        <w:t xml:space="preserve"> </w:t>
+      </w:r>
+      <w:r>
+        <w:rPr>
+          <w:rStyle w:val="VerbatimChar"/>
+        </w:rPr>
+        <w:t xml:space="preserve">k ~ T_c</w:t>
+      </w:r>
+      <w:r>
+        <w:t xml:space="preserve">, which lets the dose-response steepness change with assay temperature — the asymmetry correction itself becomes a function of</w:t>
+      </w:r>
+      <w:r>
+        <w:t xml:space="preserve"> </w:t>
+      </w:r>
+      <m:oMath>
+        <m:r>
+          <m:t>T</m:t>
+        </m:r>
+      </m:oMath>
+      <w:r>
+        <w:t xml:space="preserve">:</w:t>
+      </w:r>
+    </w:p>
+    <w:p>
+      <w:pPr>
+        <w:pStyle w:val="BodyText"/>
+      </w:pPr>
+      <w:bookmarkStart w:id="60" w:name="eq-lt50-tvarying"/>
+      <m:oMathPara>
+        <m:oMathParaPr>
+          <m:jc m:val="center"/>
+        </m:oMathParaPr>
+        <m:oMath>
+          <m:sSub>
+            <m:e>
+              <m:r>
+                <m:rPr>
+                  <m:sty m:val="p"/>
+                </m:rPr>
+                <m:t>log</m:t>
+              </m:r>
+            </m:e>
+            <m:sub>
+              <m:r>
+                <m:t>10</m:t>
+              </m:r>
+            </m:sub>
+          </m:sSub>
+          <m:r>
+            <m:rPr>
+              <m:nor/>
+              <m:sty m:val="p"/>
+            </m:rPr>
+            <m:t>LT50</m:t>
+          </m:r>
+          <m:d>
+            <m:dPr>
+              <m:begChr m:val="("/>
+              <m:sepChr m:val=""/>
+              <m:endChr m:val=")"/>
+              <m:grow/>
+            </m:dPr>
+            <m:e>
+              <m:r>
+                <m:t>T</m:t>
+              </m:r>
+            </m:e>
+          </m:d>
+          <m:r>
+            <m:t> </m:t>
+          </m:r>
+          <m:r>
+            <m:rPr>
+              <m:sty m:val="p"/>
+            </m:rPr>
+            <m:t>=</m:t>
+          </m:r>
+          <m:r>
+            <m:t> </m:t>
+          </m:r>
+          <m:r>
+            <m:rPr>
+              <m:nor/>
+              <m:sty m:val="p"/>
+            </m:rPr>
+            <m:t>mid</m:t>
+          </m:r>
+          <m:d>
+            <m:dPr>
+              <m:begChr m:val="("/>
+              <m:sepChr m:val=""/>
+              <m:endChr m:val=")"/>
+              <m:grow/>
+            </m:dPr>
+            <m:e>
+              <m:r>
+                <m:t>T</m:t>
+              </m:r>
+            </m:e>
+          </m:d>
+          <m:r>
+            <m:t> </m:t>
+          </m:r>
+          <m:r>
+            <m:rPr>
+              <m:sty m:val="p"/>
+            </m:rPr>
+            <m:t>+</m:t>
+          </m:r>
+          <m:r>
+            <m:t> </m:t>
+          </m:r>
+          <m:f>
+            <m:fPr>
+              <m:type m:val="lin"/>
+            </m:fPr>
+            <m:num>
+              <m:r>
+                <m:t>1</m:t>
+              </m:r>
+            </m:num>
+            <m:den>
+              <m:r>
+                <m:t>k</m:t>
+              </m:r>
+              <m:d>
+                <m:dPr>
+                  <m:begChr m:val="("/>
+                  <m:sepChr m:val=""/>
+                  <m:endChr m:val=")"/>
+                  <m:grow/>
+                </m:dPr>
+                <m:e>
+                  <m:r>
+                    <m:t>T</m:t>
+                  </m:r>
+                </m:e>
+              </m:d>
+            </m:den>
+          </m:f>
+          <m:r>
+            <m:rPr>
+              <m:sty m:val="p"/>
+            </m:rPr>
+            <m:t>log</m:t>
+          </m:r>
+          <m:r>
+            <m:t>​</m:t>
+          </m:r>
+          <m:f>
+            <m:fPr>
+              <m:type m:val="lin"/>
+            </m:fPr>
+            <m:num>
+              <m:r>
+                <m:t>u</m:t>
+              </m:r>
+              <m:d>
+                <m:dPr>
+                  <m:begChr m:val="("/>
+                  <m:sepChr m:val=""/>
+                  <m:endChr m:val=")"/>
+                  <m:grow/>
+                </m:dPr>
+                <m:e>
+                  <m:r>
+                    <m:t>T</m:t>
+                  </m:r>
+                </m:e>
+              </m:d>
+              <m:r>
+                <m:rPr>
+                  <m:sty m:val="p"/>
+                </m:rPr>
+                <m:t>−</m:t>
+              </m:r>
+              <m:r>
+                <m:t>0.5</m:t>
+              </m:r>
+            </m:num>
+            <m:den>
+              <m:r>
+                <m:t>0.5</m:t>
+              </m:r>
+              <m:r>
+                <m:rPr>
+                  <m:sty m:val="p"/>
+                </m:rPr>
+                <m:t>−</m:t>
+              </m:r>
+              <m:r>
+                <m:rPr>
+                  <m:sty m:val="p"/>
+                </m:rPr>
+                <m:t>ℓ</m:t>
+              </m:r>
+              <m:d>
+                <m:dPr>
+                  <m:begChr m:val="("/>
+                  <m:sepChr m:val=""/>
+                  <m:endChr m:val=")"/>
+                  <m:grow/>
+                </m:dPr>
+                <m:e>
+                  <m:r>
+                    <m:t>T</m:t>
+                  </m:r>
+                </m:e>
+              </m:d>
+            </m:den>
+          </m:f>
+          <m:r>
+            <m:rPr>
+              <m:sty m:val="p"/>
+            </m:rPr>
+            <m:t>.</m:t>
+          </m:r>
+          <m:r>
+            <m:t>  </m:t>
+          </m:r>
+          <m:d>
+            <m:dPr>
+              <m:begChr m:val="("/>
+              <m:sepChr m:val=""/>
+              <m:endChr m:val=")"/>
+              <m:grow/>
+            </m:dPr>
+            <m:e>
+              <m:r>
+                <m:t>4</m:t>
+              </m:r>
+            </m:e>
+          </m:d>
+        </m:oMath>
+      </m:oMathPara>
+      <w:bookmarkEnd w:id="60"/>
+    </w:p>
+    <w:p>
+      <w:pPr>
+        <w:pStyle w:val="FirstParagraph"/>
+      </w:pPr>
+      <w:r>
+        <w:t xml:space="preserve">So even if</w:t>
+      </w:r>
+      <w:r>
+        <w:t xml:space="preserve"> </w:t>
+      </w:r>
+      <m:oMath>
+        <m:r>
+          <m:rPr>
+            <m:nor/>
+            <m:sty m:val="p"/>
+          </m:rPr>
+          <m:t>mid</m:t>
+        </m:r>
+        <m:d>
+          <m:dPr>
+            <m:begChr m:val="("/>
+            <m:sepChr m:val=""/>
+            <m:endChr m:val=")"/>
+            <m:grow/>
+          </m:dPr>
+          <m:e>
+            <m:r>
+              <m:t>T</m:t>
+            </m:r>
+          </m:e>
+        </m:d>
+      </m:oMath>
+      <w:r>
+        <w:t xml:space="preserve"> </w:t>
+      </w:r>
+      <w:r>
+        <w:t xml:space="preserve">is linear,</w:t>
+      </w:r>
+      <w:r>
+        <w:t xml:space="preserve"> </w:t>
+      </w:r>
+      <m:oMath>
+        <m:sSub>
+          <m:e>
+            <m:r>
+              <m:rPr>
+                <m:sty m:val="p"/>
+              </m:rPr>
+              <m:t>log</m:t>
+            </m:r>
+          </m:e>
+          <m:sub>
+            <m:r>
+              <m:t>10</m:t>
+            </m:r>
+          </m:sub>
+        </m:sSub>
+        <m:r>
+          <m:rPr>
+            <m:nor/>
+            <m:sty m:val="p"/>
+          </m:rPr>
+          <m:t>LT50</m:t>
+        </m:r>
+        <m:d>
+          <m:dPr>
+            <m:begChr m:val="("/>
+            <m:sepChr m:val=""/>
+            <m:endChr m:val=")"/>
+            <m:grow/>
+          </m:dPr>
+          <m:e>
+            <m:r>
+              <m:t>T</m:t>
+            </m:r>
+          </m:e>
+        </m:d>
+      </m:oMath>
+      <w:r>
+        <w:t xml:space="preserve"> </w:t>
+      </w:r>
+      <w:r>
+        <w:t xml:space="preserve">is non-linear. The same two consequences as Case 1 apply:</w:t>
+      </w:r>
+      <w:r>
+        <w:t xml:space="preserve"> </w:t>
+      </w:r>
+      <m:oMath>
+        <m:r>
+          <m:t>z</m:t>
+        </m:r>
+        <m:d>
+          <m:dPr>
+            <m:begChr m:val="("/>
+            <m:sepChr m:val=""/>
+            <m:endChr m:val=")"/>
+            <m:grow/>
+          </m:dPr>
+          <m:e>
+            <m:r>
+              <m:t>T</m:t>
+            </m:r>
+          </m:e>
+        </m:d>
+      </m:oMath>
+      <w:r>
+        <w:t xml:space="preserve"> </w:t>
+      </w:r>
+      <w:r>
+        <w:t xml:space="preserve">is functional, and</w:t>
+      </w:r>
+      <w:r>
+        <w:t xml:space="preserve"> </w:t>
+      </w:r>
+      <m:oMath>
+        <m:r>
+          <m:t>C</m:t>
+        </m:r>
+        <m:sSub>
+          <m:e>
+            <m:r>
+              <m:t>T</m:t>
+            </m:r>
+          </m:e>
+          <m:sub>
+            <m:r>
+              <m:t>m</m:t>
+            </m:r>
+            <m:r>
+              <m:t>a</m:t>
+            </m:r>
+            <m:r>
+              <m:t>x</m:t>
+            </m:r>
+          </m:sub>
+        </m:sSub>
+      </m:oMath>
+      <w:r>
+        <w:t xml:space="preserve"> </w:t>
+      </w:r>
+      <w:r>
+        <w:t xml:space="preserve">requires</w:t>
+      </w:r>
+      <w:r>
+        <w:t xml:space="preserve"> </w:t>
+      </w:r>
+      <w:r>
+        <w:rPr>
+          <w:rStyle w:val="VerbatimChar"/>
+        </w:rPr>
+        <w:t xml:space="preserve">uniroot()</w:t>
+      </w:r>
+      <w:r>
+        <w:t xml:space="preserve"> </w:t>
+      </w:r>
+      <w:r>
+        <w:t xml:space="preserve">per draw.</w:t>
+      </w:r>
+    </w:p>
+    <w:p>
+      <w:pPr>
+        <w:pStyle w:val="BodyText"/>
+      </w:pPr>
+      <w:r>
+        <w:t xml:space="preserve">Biologically this is interesting because the dose-response steepness</w:t>
+      </w:r>
+      <w:r>
+        <w:t xml:space="preserve"> </w:t>
+      </w:r>
+      <m:oMath>
+        <m:r>
+          <m:t>k</m:t>
+        </m:r>
+      </m:oMath>
+      <w:r>
+        <w:t xml:space="preserve"> </w:t>
+      </w:r>
+      <w:r>
+        <w:t xml:space="preserve">may genuinely vary with temperature — protein denaturation kinetics often look more threshold-like (sharper) near a protein’s melting temperature, for example. The 4PL handles this as a one-line change to</w:t>
+      </w:r>
+      <w:r>
+        <w:t xml:space="preserve"> </w:t>
+      </w:r>
+      <w:r>
+        <w:rPr>
+          <w:rStyle w:val="VerbatimChar"/>
+        </w:rPr>
+        <w:t xml:space="preserve">bf()</w:t>
+      </w:r>
+      <w:r>
+        <w:t xml:space="preserve">; the classical two-stage pipeline cannot, because the symmetric 2PL it uses at Stage 1 forces a single</w:t>
+      </w:r>
+      <w:r>
+        <w:t xml:space="preserve"> </w:t>
+      </w:r>
+      <m:oMath>
+        <m:r>
+          <m:t>k</m:t>
+        </m:r>
+      </m:oMath>
+      <w:r>
+        <w:t xml:space="preserve"> </w:t>
+      </w:r>
+      <w:r>
+        <w:t xml:space="preserve">at every temperature.</w:t>
+      </w:r>
+    </w:p>
+    <w:bookmarkEnd w:id="61"/>
+    <w:bookmarkStart w:id="62" w:name="sec-joint-extend-recipe"/>
+    <w:p>
+      <w:pPr>
+        <w:pStyle w:val="Heading4"/>
+      </w:pPr>
+      <w:r>
+        <w:t xml:space="preserve">1.0.5.3 A general numerical recipe</w:t>
+      </w:r>
+    </w:p>
+    <w:p>
+      <w:pPr>
+        <w:pStyle w:val="FirstParagraph"/>
+      </w:pPr>
+      <w:r>
+        <w:t xml:space="preserve">One workflow handles both cases. For each posterior draw</w:t>
+      </w:r>
+      <w:r>
+        <w:t xml:space="preserve"> </w:t>
+      </w:r>
+      <m:oMath>
+        <m:r>
+          <m:t>θ</m:t>
+        </m:r>
+      </m:oMath>
+      <w:r>
+        <w:t xml:space="preserve">:</w:t>
+      </w:r>
+    </w:p>
+    <w:p>
+      <w:pPr>
+        <w:pStyle w:val="Compact"/>
+        <w:numPr>
+          <w:ilvl w:val="0"/>
+          <w:numId w:val="1004"/>
+        </w:numPr>
+      </w:pPr>
+      <w:r>
+        <w:t xml:space="preserve">Construct a function</w:t>
+      </w:r>
+      <w:r>
+        <w:t xml:space="preserve"> </w:t>
+      </w:r>
+      <m:oMath>
+        <m:sSub>
+          <m:e>
+            <m:r>
+              <m:rPr>
+                <m:sty m:val="p"/>
+              </m:rPr>
+              <m:t>log</m:t>
+            </m:r>
+          </m:e>
+          <m:sub>
+            <m:r>
+              <m:t>10</m:t>
+            </m:r>
+          </m:sub>
+        </m:sSub>
+        <m:r>
+          <m:rPr>
+            <m:nor/>
+            <m:sty m:val="p"/>
+          </m:rPr>
+          <m:t>LT50</m:t>
+        </m:r>
+        <m:d>
+          <m:dPr>
+            <m:begChr m:val="("/>
+            <m:sepChr m:val=""/>
+            <m:endChr m:val=")"/>
+            <m:grow/>
+          </m:dPr>
+          <m:e>
+            <m:r>
+              <m:t>T</m:t>
+            </m:r>
+            <m:r>
+              <m:rPr>
+                <m:sty m:val="p"/>
+              </m:rPr>
+              <m:t>∣</m:t>
+            </m:r>
+            <m:r>
+              <m:t>θ</m:t>
+            </m:r>
+          </m:e>
+        </m:d>
+      </m:oMath>
+      <w:r>
+        <w:t xml:space="preserve"> </w:t>
+      </w:r>
+      <w:r>
+        <w:t xml:space="preserve">using the model’s functional forms for</w:t>
+      </w:r>
+      <w:r>
+        <w:t xml:space="preserve"> </w:t>
+      </w:r>
+      <m:oMath>
+        <m:r>
+          <m:rPr>
+            <m:nor/>
+            <m:sty m:val="p"/>
+          </m:rPr>
+          <m:t>mid</m:t>
+        </m:r>
+        <m:r>
+          <m:rPr>
+            <m:sty m:val="p"/>
+          </m:rPr>
+          <m:t>,</m:t>
+        </m:r>
+        <m:r>
+          <m:rPr>
+            <m:sty m:val="p"/>
+          </m:rPr>
+          <m:t>ℓ</m:t>
+        </m:r>
+        <m:r>
+          <m:rPr>
+            <m:sty m:val="p"/>
+          </m:rPr>
+          <m:t>,</m:t>
+        </m:r>
+        <m:r>
+          <m:t>u</m:t>
+        </m:r>
+        <m:r>
+          <m:rPr>
+            <m:sty m:val="p"/>
+          </m:rPr>
+          <m:t>,</m:t>
+        </m:r>
+        <m:r>
+          <m:t>k</m:t>
+        </m:r>
+      </m:oMath>
+      <w:r>
+        <w:t xml:space="preserve">.</w:t>
+      </w:r>
+    </w:p>
+    <w:p>
+      <w:pPr>
+        <w:pStyle w:val="Compact"/>
+        <w:numPr>
+          <w:ilvl w:val="0"/>
+          <w:numId w:val="1004"/>
+        </w:numPr>
+      </w:pPr>
+      <w:r>
+        <w:t xml:space="preserve">Get the</w:t>
+      </w:r>
+      <w:r>
+        <w:t xml:space="preserve"> </w:t>
+      </w:r>
+      <w:r>
+        <w:rPr>
+          <w:b/>
+          <w:bCs/>
+        </w:rPr>
+        <w:t xml:space="preserve">local</w:t>
+      </w:r>
+      <w:r>
+        <w:rPr>
+          <w:b/>
+          <w:bCs/>
+        </w:rPr>
+        <w:t xml:space="preserve"> </w:t>
+      </w:r>
+      <m:oMath>
+        <m:r>
+          <m:t>z</m:t>
+        </m:r>
+      </m:oMath>
+      <w:r>
+        <w:t xml:space="preserve"> </w:t>
+      </w:r>
+      <w:r>
+        <w:t xml:space="preserve">at any reference temperature by numerical differentiation:</w:t>
+      </w:r>
+      <w:r>
+        <w:t xml:space="preserve"> </w:t>
+      </w:r>
+      <m:oMath>
+        <m:r>
+          <m:t>z</m:t>
+        </m:r>
+        <m:d>
+          <m:dPr>
+            <m:begChr m:val="("/>
+            <m:sepChr m:val=""/>
+            <m:endChr m:val=")"/>
+            <m:grow/>
+          </m:dPr>
+          <m:e>
+            <m:sSub>
+              <m:e>
+                <m:r>
+                  <m:t>T</m:t>
+                </m:r>
+              </m:e>
+              <m:sub>
+                <m:r>
+                  <m:rPr>
+                    <m:nor/>
+                    <m:sty m:val="p"/>
+                  </m:rPr>
+                  <m:t>ref</m:t>
+                </m:r>
+              </m:sub>
+            </m:sSub>
+            <m:r>
+              <m:rPr>
+                <m:sty m:val="p"/>
+              </m:rPr>
+              <m:t>∣</m:t>
+            </m:r>
+            <m:r>
+              <m:t>θ</m:t>
+            </m:r>
+          </m:e>
+        </m:d>
+        <m:r>
+          <m:rPr>
+            <m:sty m:val="p"/>
+          </m:rPr>
+          <m:t>=</m:t>
+        </m:r>
+        <m:r>
+          <m:rPr>
+            <m:sty m:val="p"/>
+          </m:rPr>
+          <m:t>−</m:t>
+        </m:r>
+        <m:r>
+          <m:t>1</m:t>
+        </m:r>
+        <m:r>
+          <m:rPr>
+            <m:sty m:val="p"/>
+          </m:rPr>
+          <m:t>/</m:t>
+        </m:r>
+        <m:sSub>
+          <m:e>
+            <m:r>
+              <m:rPr>
+                <m:sty m:val="p"/>
+              </m:rPr>
+              <m:t>∇</m:t>
+            </m:r>
+          </m:e>
+          <m:sub>
+            <m:r>
+              <m:t>T</m:t>
+            </m:r>
+          </m:sub>
+        </m:sSub>
+        <m:sSub>
+          <m:e>
+            <m:r>
+              <m:rPr>
+                <m:sty m:val="p"/>
+              </m:rPr>
+              <m:t>log</m:t>
+            </m:r>
+          </m:e>
+          <m:sub>
+            <m:r>
+              <m:t>10</m:t>
+            </m:r>
+          </m:sub>
+        </m:sSub>
+        <m:r>
+          <m:rPr>
+            <m:nor/>
+            <m:sty m:val="p"/>
+          </m:rPr>
+          <m:t>LT50</m:t>
+        </m:r>
+        <m:d>
+          <m:dPr>
+            <m:begChr m:val="("/>
+            <m:sepChr m:val=""/>
+            <m:endChr m:val=")"/>
+            <m:grow/>
+          </m:dPr>
+          <m:e>
+            <m:sSub>
+              <m:e>
+                <m:r>
+                  <m:t>T</m:t>
+                </m:r>
+              </m:e>
+              <m:sub>
+                <m:r>
+                  <m:rPr>
+                    <m:nor/>
+                    <m:sty m:val="p"/>
+                  </m:rPr>
+                  <m:t>ref</m:t>
+                </m:r>
+              </m:sub>
+            </m:sSub>
+            <m:r>
+              <m:rPr>
+                <m:sty m:val="p"/>
+              </m:rPr>
+              <m:t>∣</m:t>
+            </m:r>
+            <m:r>
+              <m:t>θ</m:t>
+            </m:r>
+          </m:e>
+        </m:d>
+      </m:oMath>
+      <w:r>
+        <w:t xml:space="preserve">.</w:t>
+      </w:r>
+    </w:p>
+    <w:p>
+      <w:pPr>
+        <w:pStyle w:val="Compact"/>
+        <w:numPr>
+          <w:ilvl w:val="0"/>
+          <w:numId w:val="1004"/>
+        </w:numPr>
+      </w:pPr>
+      <w:r>
+        <w:t xml:space="preserve">Get</w:t>
+      </w:r>
+      <w:r>
+        <w:t xml:space="preserve"> </w:t>
+      </w:r>
+      <m:oMath>
+        <m:r>
+          <m:t>C</m:t>
+        </m:r>
+        <m:sSub>
+          <m:e>
+            <m:r>
+              <m:t>T</m:t>
+            </m:r>
+          </m:e>
+          <m:sub>
+            <m:r>
+              <m:t>m</m:t>
+            </m:r>
+            <m:r>
+              <m:t>a</m:t>
+            </m:r>
+            <m:r>
+              <m:t>x</m:t>
+            </m:r>
+          </m:sub>
+        </m:sSub>
+        <m:d>
+          <m:dPr>
+            <m:begChr m:val="("/>
+            <m:sepChr m:val=""/>
+            <m:endChr m:val=")"/>
+            <m:grow/>
+          </m:dPr>
+          <m:e>
+            <m:sSub>
+              <m:e>
+                <m:r>
+                  <m:t>t</m:t>
+                </m:r>
+              </m:e>
+              <m:sub>
+                <m:r>
+                  <m:rPr>
+                    <m:nor/>
+                    <m:sty m:val="p"/>
+                  </m:rPr>
+                  <m:t>ref</m:t>
+                </m:r>
+              </m:sub>
+            </m:sSub>
+          </m:e>
+        </m:d>
+      </m:oMath>
+      <w:r>
+        <w:t xml:space="preserve"> </w:t>
+      </w:r>
+      <w:r>
+        <w:t xml:space="preserve">by</w:t>
+      </w:r>
+      <w:r>
+        <w:t xml:space="preserve"> </w:t>
+      </w:r>
+      <w:r>
+        <w:rPr>
+          <w:rStyle w:val="VerbatimChar"/>
+        </w:rPr>
+        <w:t xml:space="preserve">uniroot()</w:t>
+      </w:r>
+      <w:r>
+        <w:t xml:space="preserve"> </w:t>
+      </w:r>
+      <w:r>
+        <w:t xml:space="preserve">of</w:t>
+      </w:r>
+      <w:r>
+        <w:t xml:space="preserve"> </w:t>
+      </w:r>
+      <m:oMath>
+        <m:sSub>
+          <m:e>
+            <m:r>
+              <m:rPr>
+                <m:sty m:val="p"/>
+              </m:rPr>
+              <m:t>log</m:t>
+            </m:r>
+          </m:e>
+          <m:sub>
+            <m:r>
+              <m:t>10</m:t>
+            </m:r>
+          </m:sub>
+        </m:sSub>
+        <m:r>
+          <m:rPr>
+            <m:nor/>
+            <m:sty m:val="p"/>
+          </m:rPr>
+          <m:t>LT50</m:t>
+        </m:r>
+        <m:d>
+          <m:dPr>
+            <m:begChr m:val="("/>
+            <m:sepChr m:val=""/>
+            <m:endChr m:val=")"/>
+            <m:grow/>
+          </m:dPr>
+          <m:e>
+            <m:r>
+              <m:t>T</m:t>
+            </m:r>
+            <m:r>
+              <m:rPr>
+                <m:sty m:val="p"/>
+              </m:rPr>
+              <m:t>∣</m:t>
+            </m:r>
+            <m:r>
+              <m:t>θ</m:t>
+            </m:r>
+          </m:e>
+        </m:d>
+        <m:r>
+          <m:rPr>
+            <m:sty m:val="p"/>
+          </m:rPr>
+          <m:t>−</m:t>
+        </m:r>
+        <m:sSub>
+          <m:e>
+            <m:r>
+              <m:rPr>
+                <m:sty m:val="p"/>
+              </m:rPr>
+              <m:t>log</m:t>
+            </m:r>
+          </m:e>
+          <m:sub>
+            <m:r>
+              <m:t>10</m:t>
+            </m:r>
+          </m:sub>
+        </m:sSub>
+        <m:sSub>
+          <m:e>
+            <m:r>
+              <m:t>t</m:t>
+            </m:r>
+          </m:e>
+          <m:sub>
+            <m:r>
+              <m:rPr>
+                <m:nor/>
+                <m:sty m:val="p"/>
+              </m:rPr>
+              <m:t>ref</m:t>
+            </m:r>
+          </m:sub>
+        </m:sSub>
+      </m:oMath>
+      <w:r>
+        <w:t xml:space="preserve"> </w:t>
+      </w:r>
+      <w:r>
+        <w:t xml:space="preserve">over the assay temperature range.</w:t>
+      </w:r>
+    </w:p>
+    <w:p>
+      <w:pPr>
+        <w:pStyle w:val="FirstParagraph"/>
+      </w:pPr>
+      <w:r>
+        <w:t xml:space="preserve">Below is a self-contained helper that implements this. As a sanity check we apply it to one posterior draw of</w:t>
+      </w:r>
+      <w:r>
+        <w:t xml:space="preserve"> </w:t>
+      </w:r>
+      <w:r>
+        <w:rPr>
+          <w:rStyle w:val="VerbatimChar"/>
+        </w:rPr>
+        <w:t xml:space="preserve">fit_bin</w:t>
+      </w:r>
+      <w:r>
+        <w:t xml:space="preserve"> </w:t>
+      </w:r>
+      <w:r>
+        <w:t xml:space="preserve">(which used the linear</w:t>
+      </w:r>
+      <w:r>
+        <w:t xml:space="preserve"> </w:t>
+      </w:r>
+      <w:r>
+        <w:rPr>
+          <w:rStyle w:val="VerbatimChar"/>
+        </w:rPr>
+        <w:t xml:space="preserve">mid ~ T_c</w:t>
+      </w:r>
+      <w:r>
+        <w:t xml:space="preserve"> </w:t>
+      </w:r>
+      <w:r>
+        <w:t xml:space="preserve">from earlier) and compare against the closed-form values.</w:t>
+      </w:r>
+    </w:p>
+    <w:p>
+      <w:pPr>
+        <w:pStyle w:val="SourceCode"/>
+      </w:pPr>
+      <w:r>
+        <w:rPr>
+          <w:rStyle w:val="CommentTok"/>
+        </w:rPr>
+        <w:t xml:space="preserve"># Generic numerical recovery: pass any function of T (one posterior draw).</w:t>
+      </w:r>
+      <w:r>
+        <w:br/>
+      </w:r>
+      <w:r>
+        <w:rPr>
+          <w:rStyle w:val="NormalTok"/>
+        </w:rPr>
+        <w:t xml:space="preserve">recover_tls_numerical </w:t>
+      </w:r>
+      <w:r>
+        <w:rPr>
+          <w:rStyle w:val="OtherTok"/>
+        </w:rPr>
+        <w:t xml:space="preserve">&lt;-</w:t>
+      </w:r>
+      <w:r>
+        <w:rPr>
+          <w:rStyle w:val="NormalTok"/>
+        </w:rPr>
+        <w:t xml:space="preserve"> </w:t>
+      </w:r>
+      <w:r>
+        <w:rPr>
+          <w:rStyle w:val="ControlFlowTok"/>
+        </w:rPr>
+        <w:t xml:space="preserve">function</w:t>
+      </w:r>
+      <w:r>
+        <w:rPr>
+          <w:rStyle w:val="NormalTok"/>
+        </w:rPr>
+        <w:t xml:space="preserve">(log10_lt50_fn,</w:t>
+      </w:r>
+      <w:r>
+        <w:br/>
+      </w:r>
+      <w:r>
+        <w:rPr>
+          <w:rStyle w:val="NormalTok"/>
+        </w:rPr>
+        <w:t xml:space="preserve">                                  </w:t>
+      </w:r>
+      <w:r>
+        <w:rPr>
+          <w:rStyle w:val="AttributeTok"/>
+        </w:rPr>
+        <w:t xml:space="preserve">T_ref     =</w:t>
+      </w:r>
+      <w:r>
+        <w:rPr>
+          <w:rStyle w:val="NormalTok"/>
+        </w:rPr>
+        <w:t xml:space="preserve"> </w:t>
+      </w:r>
+      <w:r>
+        <w:rPr>
+          <w:rStyle w:val="ConstantTok"/>
+        </w:rPr>
+        <w:t xml:space="preserve">NULL</w:t>
+      </w:r>
+      <w:r>
+        <w:rPr>
+          <w:rStyle w:val="NormalTok"/>
+        </w:rPr>
+        <w:t xml:space="preserve">,</w:t>
+      </w:r>
+      <w:r>
+        <w:br/>
+      </w:r>
+      <w:r>
+        <w:rPr>
+          <w:rStyle w:val="NormalTok"/>
+        </w:rPr>
+        <w:t xml:space="preserve">                                  </w:t>
+      </w:r>
+      <w:r>
+        <w:rPr>
+          <w:rStyle w:val="AttributeTok"/>
+        </w:rPr>
+        <w:t xml:space="preserve">t_ref_min =</w:t>
+      </w:r>
+      <w:r>
+        <w:rPr>
+          <w:rStyle w:val="NormalTok"/>
+        </w:rPr>
+        <w:t xml:space="preserve"> </w:t>
+      </w:r>
+      <w:r>
+        <w:rPr>
+          <w:rStyle w:val="DecValTok"/>
+        </w:rPr>
+        <w:t xml:space="preserve">60</w:t>
+      </w:r>
+      <w:r>
+        <w:rPr>
+          <w:rStyle w:val="NormalTok"/>
+        </w:rPr>
+        <w:t xml:space="preserve">,</w:t>
+      </w:r>
+      <w:r>
+        <w:br/>
+      </w:r>
+      <w:r>
+        <w:rPr>
+          <w:rStyle w:val="NormalTok"/>
+        </w:rPr>
+        <w:t xml:space="preserve">                                  </w:t>
+      </w:r>
+      <w:r>
+        <w:rPr>
+          <w:rStyle w:val="AttributeTok"/>
+        </w:rPr>
+        <w:t xml:space="preserve">T_search  =</w:t>
+      </w:r>
+      <w:r>
+        <w:rPr>
+          <w:rStyle w:val="NormalTok"/>
+        </w:rPr>
+        <w:t xml:space="preserve"> </w:t>
+      </w:r>
+      <w:r>
+        <w:rPr>
+          <w:rStyle w:val="FunctionTok"/>
+        </w:rPr>
+        <w:t xml:space="preserve">c</w:t>
+      </w:r>
+      <w:r>
+        <w:rPr>
+          <w:rStyle w:val="NormalTok"/>
+        </w:rPr>
+        <w:t xml:space="preserve">(</w:t>
+      </w:r>
+      <w:r>
+        <w:rPr>
+          <w:rStyle w:val="DecValTok"/>
+        </w:rPr>
+        <w:t xml:space="preserve">20</w:t>
+      </w:r>
+      <w:r>
+        <w:rPr>
+          <w:rStyle w:val="NormalTok"/>
+        </w:rPr>
+        <w:t xml:space="preserve">, </w:t>
+      </w:r>
+      <w:r>
+        <w:rPr>
+          <w:rStyle w:val="DecValTok"/>
+        </w:rPr>
+        <w:t xml:space="preserve">50</w:t>
+      </w:r>
+      <w:r>
+        <w:rPr>
+          <w:rStyle w:val="NormalTok"/>
+        </w:rPr>
+        <w:t xml:space="preserve">)) {</w:t>
+      </w:r>
+      <w:r>
+        <w:br/>
+      </w:r>
+      <w:r>
+        <w:rPr>
+          <w:rStyle w:val="NormalTok"/>
+        </w:rPr>
+        <w:t xml:space="preserve">  out </w:t>
+      </w:r>
+      <w:r>
+        <w:rPr>
+          <w:rStyle w:val="OtherTok"/>
+        </w:rPr>
+        <w:t xml:space="preserve">&lt;-</w:t>
+      </w:r>
+      <w:r>
+        <w:rPr>
+          <w:rStyle w:val="NormalTok"/>
+        </w:rPr>
+        <w:t xml:space="preserve"> </w:t>
+      </w:r>
+      <w:r>
+        <w:rPr>
+          <w:rStyle w:val="FunctionTok"/>
+        </w:rPr>
+        <w:t xml:space="preserve">list</w:t>
+      </w:r>
+      <w:r>
+        <w:rPr>
+          <w:rStyle w:val="NormalTok"/>
+        </w:rPr>
+        <w:t xml:space="preserve">()</w:t>
+      </w:r>
+      <w:r>
+        <w:br/>
+      </w:r>
+      <w:r>
+        <w:rPr>
+          <w:rStyle w:val="NormalTok"/>
+        </w:rPr>
+        <w:t xml:space="preserve">  </w:t>
+      </w:r>
+      <w:r>
+        <w:rPr>
+          <w:rStyle w:val="ControlFlowTok"/>
+        </w:rPr>
+        <w:t xml:space="preserve">if</w:t>
+      </w:r>
+      <w:r>
+        <w:rPr>
+          <w:rStyle w:val="NormalTok"/>
+        </w:rPr>
+        <w:t xml:space="preserve"> (</w:t>
+      </w:r>
+      <w:r>
+        <w:rPr>
+          <w:rStyle w:val="SpecialCharTok"/>
+        </w:rPr>
+        <w:t xml:space="preserve">!</w:t>
+      </w:r>
+      <w:r>
+        <w:rPr>
+          <w:rStyle w:val="FunctionTok"/>
+        </w:rPr>
+        <w:t xml:space="preserve">is.null</w:t>
+      </w:r>
+      <w:r>
+        <w:rPr>
+          <w:rStyle w:val="NormalTok"/>
+        </w:rPr>
+        <w:t xml:space="preserve">(T_ref)) {</w:t>
+      </w:r>
+      <w:r>
+        <w:br/>
+      </w:r>
+      <w:r>
+        <w:rPr>
+          <w:rStyle w:val="NormalTok"/>
+        </w:rPr>
+        <w:t xml:space="preserve">    out</w:t>
+      </w:r>
+      <w:r>
+        <w:rPr>
+          <w:rStyle w:val="SpecialCharTok"/>
+        </w:rPr>
+        <w:t xml:space="preserve">$</w:t>
+      </w:r>
+      <w:r>
+        <w:rPr>
+          <w:rStyle w:val="NormalTok"/>
+        </w:rPr>
+        <w:t xml:space="preserve">z_T </w:t>
+      </w:r>
+      <w:r>
+        <w:rPr>
+          <w:rStyle w:val="OtherTok"/>
+        </w:rPr>
+        <w:t xml:space="preserve">&lt;-</w:t>
+      </w:r>
+      <w:r>
+        <w:rPr>
+          <w:rStyle w:val="NormalTok"/>
+        </w:rPr>
+        <w:t xml:space="preserve"> </w:t>
+      </w:r>
+      <w:r>
+        <w:rPr>
+          <w:rStyle w:val="FunctionTok"/>
+        </w:rPr>
+        <w:t xml:space="preserve">vapply</w:t>
+      </w:r>
+      <w:r>
+        <w:rPr>
+          <w:rStyle w:val="NormalTok"/>
+        </w:rPr>
+        <w:t xml:space="preserve">(T_ref, </w:t>
+      </w:r>
+      <w:r>
+        <w:rPr>
+          <w:rStyle w:val="ControlFlowTok"/>
+        </w:rPr>
+        <w:t xml:space="preserve">function</w:t>
+      </w:r>
+      <w:r>
+        <w:rPr>
+          <w:rStyle w:val="NormalTok"/>
+        </w:rPr>
+        <w:t xml:space="preserve">(Tval) {</w:t>
+      </w:r>
+      <w:r>
+        <w:br/>
+      </w:r>
+      <w:r>
+        <w:rPr>
+          <w:rStyle w:val="NormalTok"/>
+        </w:rPr>
+        <w:t xml:space="preserve">      </w:t>
+      </w:r>
+      <w:r>
+        <w:rPr>
+          <w:rStyle w:val="SpecialCharTok"/>
+        </w:rPr>
+        <w:t xml:space="preserve">-</w:t>
+      </w:r>
+      <w:r>
+        <w:rPr>
+          <w:rStyle w:val="DecValTok"/>
+        </w:rPr>
+        <w:t xml:space="preserve">1</w:t>
+      </w:r>
+      <w:r>
+        <w:rPr>
+          <w:rStyle w:val="NormalTok"/>
+        </w:rPr>
+        <w:t xml:space="preserve"> </w:t>
+      </w:r>
+      <w:r>
+        <w:rPr>
+          <w:rStyle w:val="SpecialCharTok"/>
+        </w:rPr>
+        <w:t xml:space="preserve">/</w:t>
+      </w:r>
+      <w:r>
+        <w:rPr>
+          <w:rStyle w:val="NormalTok"/>
+        </w:rPr>
+        <w:t xml:space="preserve"> numDeriv</w:t>
+      </w:r>
+      <w:r>
+        <w:rPr>
+          <w:rStyle w:val="SpecialCharTok"/>
+        </w:rPr>
+        <w:t xml:space="preserve">::</w:t>
+      </w:r>
+      <w:r>
+        <w:rPr>
+          <w:rStyle w:val="FunctionTok"/>
+        </w:rPr>
+        <w:t xml:space="preserve">grad</w:t>
+      </w:r>
+      <w:r>
+        <w:rPr>
+          <w:rStyle w:val="NormalTok"/>
+        </w:rPr>
+        <w:t xml:space="preserve">(log10_lt50_fn, Tval)</w:t>
+      </w:r>
+      <w:r>
+        <w:br/>
+      </w:r>
+      <w:r>
+        <w:rPr>
+          <w:rStyle w:val="NormalTok"/>
+        </w:rPr>
+        <w:t xml:space="preserve">    }, </w:t>
+      </w:r>
+      <w:r>
+        <w:rPr>
+          <w:rStyle w:val="FunctionTok"/>
+        </w:rPr>
+        <w:t xml:space="preserve">numeric</w:t>
+      </w:r>
+      <w:r>
+        <w:rPr>
+          <w:rStyle w:val="NormalTok"/>
+        </w:rPr>
+        <w:t xml:space="preserve">(</w:t>
+      </w:r>
+      <w:r>
+        <w:rPr>
+          <w:rStyle w:val="DecValTok"/>
+        </w:rPr>
+        <w:t xml:space="preserve">1</w:t>
+      </w:r>
+      <w:r>
+        <w:rPr>
+          <w:rStyle w:val="NormalTok"/>
+        </w:rPr>
+        <w:t xml:space="preserve">))</w:t>
+      </w:r>
+      <w:r>
+        <w:br/>
+      </w:r>
+      <w:r>
+        <w:rPr>
+          <w:rStyle w:val="NormalTok"/>
+        </w:rPr>
+        <w:t xml:space="preserve">    </w:t>
+      </w:r>
+      <w:r>
+        <w:rPr>
+          <w:rStyle w:val="FunctionTok"/>
+        </w:rPr>
+        <w:t xml:space="preserve">names</w:t>
+      </w:r>
+      <w:r>
+        <w:rPr>
+          <w:rStyle w:val="NormalTok"/>
+        </w:rPr>
+        <w:t xml:space="preserve">(out</w:t>
+      </w:r>
+      <w:r>
+        <w:rPr>
+          <w:rStyle w:val="SpecialCharTok"/>
+        </w:rPr>
+        <w:t xml:space="preserve">$</w:t>
+      </w:r>
+      <w:r>
+        <w:rPr>
+          <w:rStyle w:val="NormalTok"/>
+        </w:rPr>
+        <w:t xml:space="preserve">z_T) </w:t>
+      </w:r>
+      <w:r>
+        <w:rPr>
+          <w:rStyle w:val="OtherTok"/>
+        </w:rPr>
+        <w:t xml:space="preserve">&lt;-</w:t>
+      </w:r>
+      <w:r>
+        <w:rPr>
+          <w:rStyle w:val="NormalTok"/>
+        </w:rPr>
+        <w:t xml:space="preserve"> T_ref</w:t>
+      </w:r>
+      <w:r>
+        <w:br/>
+      </w:r>
+      <w:r>
+        <w:rPr>
+          <w:rStyle w:val="NormalTok"/>
+        </w:rPr>
+        <w:t xml:space="preserve">  }</w:t>
+      </w:r>
+      <w:r>
+        <w:br/>
+      </w:r>
+      <w:r>
+        <w:rPr>
+          <w:rStyle w:val="NormalTok"/>
+        </w:rPr>
+        <w:t xml:space="preserve">  out</w:t>
+      </w:r>
+      <w:r>
+        <w:rPr>
+          <w:rStyle w:val="SpecialCharTok"/>
+        </w:rPr>
+        <w:t xml:space="preserve">$</w:t>
+      </w:r>
+      <w:r>
+        <w:rPr>
+          <w:rStyle w:val="NormalTok"/>
+        </w:rPr>
+        <w:t xml:space="preserve">CTmax_1hr </w:t>
+      </w:r>
+      <w:r>
+        <w:rPr>
+          <w:rStyle w:val="OtherTok"/>
+        </w:rPr>
+        <w:t xml:space="preserve">&lt;-</w:t>
+      </w:r>
+      <w:r>
+        <w:rPr>
+          <w:rStyle w:val="NormalTok"/>
+        </w:rPr>
+        <w:t xml:space="preserve"> </w:t>
+      </w:r>
+      <w:r>
+        <w:rPr>
+          <w:rStyle w:val="FunctionTok"/>
+        </w:rPr>
+        <w:t xml:space="preserve">tryCatch</w:t>
+      </w:r>
+      <w:r>
+        <w:rPr>
+          <w:rStyle w:val="NormalTok"/>
+        </w:rPr>
+        <w:t xml:space="preserve">(</w:t>
+      </w:r>
+      <w:r>
+        <w:br/>
+      </w:r>
+      <w:r>
+        <w:rPr>
+          <w:rStyle w:val="NormalTok"/>
+        </w:rPr>
+        <w:t xml:space="preserve">    </w:t>
+      </w:r>
+      <w:r>
+        <w:rPr>
+          <w:rStyle w:val="FunctionTok"/>
+        </w:rPr>
+        <w:t xml:space="preserve">uniroot</w:t>
+      </w:r>
+      <w:r>
+        <w:rPr>
+          <w:rStyle w:val="NormalTok"/>
+        </w:rPr>
+        <w:t xml:space="preserve">(</w:t>
+      </w:r>
+      <w:r>
+        <w:rPr>
+          <w:rStyle w:val="ControlFlowTok"/>
+        </w:rPr>
+        <w:t xml:space="preserve">function</w:t>
+      </w:r>
+      <w:r>
+        <w:rPr>
+          <w:rStyle w:val="NormalTok"/>
+        </w:rPr>
+        <w:t xml:space="preserve">(T) </w:t>
+      </w:r>
+      <w:r>
+        <w:rPr>
+          <w:rStyle w:val="FunctionTok"/>
+        </w:rPr>
+        <w:t xml:space="preserve">log10_lt50_fn</w:t>
+      </w:r>
+      <w:r>
+        <w:rPr>
+          <w:rStyle w:val="NormalTok"/>
+        </w:rPr>
+        <w:t xml:space="preserve">(T) </w:t>
+      </w:r>
+      <w:r>
+        <w:rPr>
+          <w:rStyle w:val="SpecialCharTok"/>
+        </w:rPr>
+        <w:t xml:space="preserve">-</w:t>
+      </w:r>
+      <w:r>
+        <w:rPr>
+          <w:rStyle w:val="NormalTok"/>
+        </w:rPr>
+        <w:t xml:space="preserve"> </w:t>
+      </w:r>
+      <w:r>
+        <w:rPr>
+          <w:rStyle w:val="FunctionTok"/>
+        </w:rPr>
+        <w:t xml:space="preserve">log10</w:t>
+      </w:r>
+      <w:r>
+        <w:rPr>
+          <w:rStyle w:val="NormalTok"/>
+        </w:rPr>
+        <w:t xml:space="preserve">(t_ref_min),</w:t>
+      </w:r>
+      <w:r>
+        <w:br/>
+      </w:r>
+      <w:r>
+        <w:rPr>
+          <w:rStyle w:val="NormalTok"/>
+        </w:rPr>
+        <w:t xml:space="preserve">            </w:t>
+      </w:r>
+      <w:r>
+        <w:rPr>
+          <w:rStyle w:val="AttributeTok"/>
+        </w:rPr>
+        <w:t xml:space="preserve">interval =</w:t>
+      </w:r>
+      <w:r>
+        <w:rPr>
+          <w:rStyle w:val="NormalTok"/>
+        </w:rPr>
+        <w:t xml:space="preserve"> T_search)</w:t>
+      </w:r>
+      <w:r>
+        <w:rPr>
+          <w:rStyle w:val="SpecialCharTok"/>
+        </w:rPr>
+        <w:t xml:space="preserve">$</w:t>
+      </w:r>
+      <w:r>
+        <w:rPr>
+          <w:rStyle w:val="NormalTok"/>
+        </w:rPr>
+        <w:t xml:space="preserve">root,</w:t>
+      </w:r>
+      <w:r>
+        <w:br/>
+      </w:r>
+      <w:r>
+        <w:rPr>
+          <w:rStyle w:val="NormalTok"/>
+        </w:rPr>
+        <w:t xml:space="preserve">    </w:t>
+      </w:r>
+      <w:r>
+        <w:rPr>
+          <w:rStyle w:val="AttributeTok"/>
+        </w:rPr>
+        <w:t xml:space="preserve">error =</w:t>
+      </w:r>
+      <w:r>
+        <w:rPr>
+          <w:rStyle w:val="NormalTok"/>
+        </w:rPr>
+        <w:t xml:space="preserve"> </w:t>
+      </w:r>
+      <w:r>
+        <w:rPr>
+          <w:rStyle w:val="ControlFlowTok"/>
+        </w:rPr>
+        <w:t xml:space="preserve">function</w:t>
+      </w:r>
+      <w:r>
+        <w:rPr>
+          <w:rStyle w:val="NormalTok"/>
+        </w:rPr>
+        <w:t xml:space="preserve">(e) </w:t>
+      </w:r>
+      <w:r>
+        <w:rPr>
+          <w:rStyle w:val="ConstantTok"/>
+        </w:rPr>
+        <w:t xml:space="preserve">NA_real_</w:t>
+      </w:r>
+      <w:r>
+        <w:br/>
+      </w:r>
+      <w:r>
+        <w:rPr>
+          <w:rStyle w:val="NormalTok"/>
+        </w:rPr>
+        <w:t xml:space="preserve">  )</w:t>
+      </w:r>
+      <w:r>
+        <w:br/>
+      </w:r>
+      <w:r>
+        <w:rPr>
+          <w:rStyle w:val="NormalTok"/>
+        </w:rPr>
+        <w:t xml:space="preserve">  out</w:t>
+      </w:r>
+      <w:r>
+        <w:br/>
+      </w:r>
+      <w:r>
+        <w:rPr>
+          <w:rStyle w:val="NormalTok"/>
+        </w:rPr>
+        <w:t xml:space="preserve">}</w:t>
+      </w:r>
+      <w:r>
+        <w:br/>
+      </w:r>
+      <w:r>
+        <w:br/>
+      </w:r>
+      <w:r>
+        <w:rPr>
+          <w:rStyle w:val="CommentTok"/>
+        </w:rPr>
+        <w:t xml:space="preserve"># For the linear-mid model (this fit), build log10_LT50(T) from one draw.</w:t>
+      </w:r>
+      <w:r>
+        <w:br/>
+      </w:r>
+      <w:r>
+        <w:rPr>
+          <w:rStyle w:val="NormalTok"/>
+        </w:rPr>
+        <w:t xml:space="preserve">log10_lt50_from_draw_linear </w:t>
+      </w:r>
+      <w:r>
+        <w:rPr>
+          <w:rStyle w:val="OtherTok"/>
+        </w:rPr>
+        <w:t xml:space="preserve">&lt;-</w:t>
+      </w:r>
+      <w:r>
+        <w:rPr>
+          <w:rStyle w:val="NormalTok"/>
+        </w:rPr>
+        <w:t xml:space="preserve"> </w:t>
+      </w:r>
+      <w:r>
+        <w:rPr>
+          <w:rStyle w:val="ControlFlowTok"/>
+        </w:rPr>
+        <w:t xml:space="preserve">function</w:t>
+      </w:r>
+      <w:r>
+        <w:rPr>
+          <w:rStyle w:val="NormalTok"/>
+        </w:rPr>
+        <w:t xml:space="preserve">(draw, T_bar) {</w:t>
+      </w:r>
+      <w:r>
+        <w:br/>
+      </w:r>
+      <w:r>
+        <w:rPr>
+          <w:rStyle w:val="NormalTok"/>
+        </w:rPr>
+        <w:t xml:space="preserve">  </w:t>
+      </w:r>
+      <w:r>
+        <w:rPr>
+          <w:rStyle w:val="ControlFlowTok"/>
+        </w:rPr>
+        <w:t xml:space="preserve">function</w:t>
+      </w:r>
+      <w:r>
+        <w:rPr>
+          <w:rStyle w:val="NormalTok"/>
+        </w:rPr>
+        <w:t xml:space="preserve">(T) {</w:t>
+      </w:r>
+      <w:r>
+        <w:br/>
+      </w:r>
+      <w:r>
+        <w:rPr>
+          <w:rStyle w:val="NormalTok"/>
+        </w:rPr>
+        <w:t xml:space="preserve">    mid </w:t>
+      </w:r>
+      <w:r>
+        <w:rPr>
+          <w:rStyle w:val="OtherTok"/>
+        </w:rPr>
+        <w:t xml:space="preserve">&lt;-</w:t>
+      </w:r>
+      <w:r>
+        <w:rPr>
+          <w:rStyle w:val="NormalTok"/>
+        </w:rPr>
+        <w:t xml:space="preserve"> draw</w:t>
+      </w:r>
+      <w:r>
+        <w:rPr>
+          <w:rStyle w:val="SpecialCharTok"/>
+        </w:rPr>
+        <w:t xml:space="preserve">$</w:t>
+      </w:r>
+      <w:r>
+        <w:rPr>
+          <w:rStyle w:val="NormalTok"/>
+        </w:rPr>
+        <w:t xml:space="preserve">b_mid_Intercept </w:t>
+      </w:r>
+      <w:r>
+        <w:rPr>
+          <w:rStyle w:val="SpecialCharTok"/>
+        </w:rPr>
+        <w:t xml:space="preserve">+</w:t>
+      </w:r>
+      <w:r>
+        <w:rPr>
+          <w:rStyle w:val="NormalTok"/>
+        </w:rPr>
+        <w:t xml:space="preserve"> draw</w:t>
+      </w:r>
+      <w:r>
+        <w:rPr>
+          <w:rStyle w:val="SpecialCharTok"/>
+        </w:rPr>
+        <w:t xml:space="preserve">$</w:t>
+      </w:r>
+      <w:r>
+        <w:rPr>
+          <w:rStyle w:val="NormalTok"/>
+        </w:rPr>
+        <w:t xml:space="preserve">b_mid_T_c </w:t>
+      </w:r>
+      <w:r>
+        <w:rPr>
+          <w:rStyle w:val="SpecialCharTok"/>
+        </w:rPr>
+        <w:t xml:space="preserve">*</w:t>
+      </w:r>
+      <w:r>
+        <w:rPr>
+          <w:rStyle w:val="NormalTok"/>
+        </w:rPr>
+        <w:t xml:space="preserve"> (T </w:t>
+      </w:r>
+      <w:r>
+        <w:rPr>
+          <w:rStyle w:val="SpecialCharTok"/>
+        </w:rPr>
+        <w:t xml:space="preserve">-</w:t>
+      </w:r>
+      <w:r>
+        <w:rPr>
+          <w:rStyle w:val="NormalTok"/>
+        </w:rPr>
+        <w:t xml:space="preserve"> T_bar)</w:t>
+      </w:r>
+      <w:r>
+        <w:br/>
+      </w:r>
+      <w:r>
+        <w:rPr>
+          <w:rStyle w:val="NormalTok"/>
+        </w:rPr>
+        <w:t xml:space="preserve">    asym_corr </w:t>
+      </w:r>
+      <w:r>
+        <w:rPr>
+          <w:rStyle w:val="OtherTok"/>
+        </w:rPr>
+        <w:t xml:space="preserve">&lt;-</w:t>
+      </w:r>
+      <w:r>
+        <w:rPr>
+          <w:rStyle w:val="NormalTok"/>
+        </w:rPr>
+        <w:t xml:space="preserve"> (</w:t>
+      </w:r>
+      <w:r>
+        <w:rPr>
+          <w:rStyle w:val="DecValTok"/>
+        </w:rPr>
+        <w:t xml:space="preserve">1</w:t>
+      </w:r>
+      <w:r>
+        <w:rPr>
+          <w:rStyle w:val="NormalTok"/>
+        </w:rPr>
+        <w:t xml:space="preserve"> </w:t>
+      </w:r>
+      <w:r>
+        <w:rPr>
+          <w:rStyle w:val="SpecialCharTok"/>
+        </w:rPr>
+        <w:t xml:space="preserve">/</w:t>
+      </w:r>
+      <w:r>
+        <w:rPr>
+          <w:rStyle w:val="NormalTok"/>
+        </w:rPr>
+        <w:t xml:space="preserve"> draw</w:t>
+      </w:r>
+      <w:r>
+        <w:rPr>
+          <w:rStyle w:val="SpecialCharTok"/>
+        </w:rPr>
+        <w:t xml:space="preserve">$</w:t>
+      </w:r>
+      <w:r>
+        <w:rPr>
+          <w:rStyle w:val="NormalTok"/>
+        </w:rPr>
+        <w:t xml:space="preserve">b_k_Intercept) </w:t>
+      </w:r>
+      <w:r>
+        <w:rPr>
+          <w:rStyle w:val="SpecialCharTok"/>
+        </w:rPr>
+        <w:t xml:space="preserve">*</w:t>
+      </w:r>
+      <w:r>
+        <w:br/>
+      </w:r>
+      <w:r>
+        <w:rPr>
+          <w:rStyle w:val="NormalTok"/>
+        </w:rPr>
+        <w:t xml:space="preserve">      </w:t>
+      </w:r>
+      <w:r>
+        <w:rPr>
+          <w:rStyle w:val="FunctionTok"/>
+        </w:rPr>
+        <w:t xml:space="preserve">log</w:t>
+      </w:r>
+      <w:r>
+        <w:rPr>
+          <w:rStyle w:val="NormalTok"/>
+        </w:rPr>
+        <w:t xml:space="preserve">((draw</w:t>
+      </w:r>
+      <w:r>
+        <w:rPr>
+          <w:rStyle w:val="SpecialCharTok"/>
+        </w:rPr>
+        <w:t xml:space="preserve">$</w:t>
+      </w:r>
+      <w:r>
+        <w:rPr>
+          <w:rStyle w:val="NormalTok"/>
+        </w:rPr>
+        <w:t xml:space="preserve">b_u_Intercept </w:t>
+      </w:r>
+      <w:r>
+        <w:rPr>
+          <w:rStyle w:val="SpecialCharTok"/>
+        </w:rPr>
+        <w:t xml:space="preserve">-</w:t>
+      </w:r>
+      <w:r>
+        <w:rPr>
+          <w:rStyle w:val="NormalTok"/>
+        </w:rPr>
+        <w:t xml:space="preserve"> </w:t>
+      </w:r>
+      <w:r>
+        <w:rPr>
+          <w:rStyle w:val="FloatTok"/>
+        </w:rPr>
+        <w:t xml:space="preserve">0.5</w:t>
+      </w:r>
+      <w:r>
+        <w:rPr>
+          <w:rStyle w:val="NormalTok"/>
+        </w:rPr>
+        <w:t xml:space="preserve">) </w:t>
+      </w:r>
+      <w:r>
+        <w:rPr>
+          <w:rStyle w:val="SpecialCharTok"/>
+        </w:rPr>
+        <w:t xml:space="preserve">/</w:t>
+      </w:r>
+      <w:r>
+        <w:rPr>
+          <w:rStyle w:val="NormalTok"/>
+        </w:rPr>
+        <w:t xml:space="preserve"> (</w:t>
+      </w:r>
+      <w:r>
+        <w:rPr>
+          <w:rStyle w:val="FloatTok"/>
+        </w:rPr>
+        <w:t xml:space="preserve">0.5</w:t>
+      </w:r>
+      <w:r>
+        <w:rPr>
+          <w:rStyle w:val="NormalTok"/>
+        </w:rPr>
+        <w:t xml:space="preserve"> </w:t>
+      </w:r>
+      <w:r>
+        <w:rPr>
+          <w:rStyle w:val="SpecialCharTok"/>
+        </w:rPr>
+        <w:t xml:space="preserve">-</w:t>
+      </w:r>
+      <w:r>
+        <w:rPr>
+          <w:rStyle w:val="NormalTok"/>
+        </w:rPr>
+        <w:t xml:space="preserve"> draw</w:t>
+      </w:r>
+      <w:r>
+        <w:rPr>
+          <w:rStyle w:val="SpecialCharTok"/>
+        </w:rPr>
+        <w:t xml:space="preserve">$</w:t>
+      </w:r>
+      <w:r>
+        <w:rPr>
+          <w:rStyle w:val="NormalTok"/>
+        </w:rPr>
+        <w:t xml:space="preserve">b_ell_Intercept))</w:t>
+      </w:r>
+      <w:r>
+        <w:br/>
+      </w:r>
+      <w:r>
+        <w:rPr>
+          <w:rStyle w:val="NormalTok"/>
+        </w:rPr>
+        <w:t xml:space="preserve">    mid </w:t>
+      </w:r>
+      <w:r>
+        <w:rPr>
+          <w:rStyle w:val="SpecialCharTok"/>
+        </w:rPr>
+        <w:t xml:space="preserve">+</w:t>
+      </w:r>
+      <w:r>
+        <w:rPr>
+          <w:rStyle w:val="NormalTok"/>
+        </w:rPr>
+        <w:t xml:space="preserve"> asym_corr</w:t>
+      </w:r>
+      <w:r>
+        <w:br/>
+      </w:r>
+      <w:r>
+        <w:rPr>
+          <w:rStyle w:val="NormalTok"/>
+        </w:rPr>
+        <w:t xml:space="preserve">  }</w:t>
+      </w:r>
+      <w:r>
+        <w:br/>
+      </w:r>
+      <w:r>
+        <w:rPr>
+          <w:rStyle w:val="NormalTok"/>
+        </w:rPr>
+        <w:t xml:space="preserve">}</w:t>
+      </w:r>
+      <w:r>
+        <w:br/>
+      </w:r>
+      <w:r>
+        <w:br/>
+      </w:r>
+      <w:r>
+        <w:rPr>
+          <w:rStyle w:val="CommentTok"/>
+        </w:rPr>
+        <w:t xml:space="preserve"># Take one random posterior draw and apply the recipe.</w:t>
+      </w:r>
+      <w:r>
+        <w:br/>
+      </w:r>
+      <w:r>
+        <w:rPr>
+          <w:rStyle w:val="FunctionTok"/>
+        </w:rPr>
+        <w:t xml:space="preserve">set.seed</w:t>
+      </w:r>
+      <w:r>
+        <w:rPr>
+          <w:rStyle w:val="NormalTok"/>
+        </w:rPr>
+        <w:t xml:space="preserve">(</w:t>
+      </w:r>
+      <w:r>
+        <w:rPr>
+          <w:rStyle w:val="DecValTok"/>
+        </w:rPr>
+        <w:t xml:space="preserve">42</w:t>
+      </w:r>
+      <w:r>
+        <w:rPr>
+          <w:rStyle w:val="NormalTok"/>
+        </w:rPr>
+        <w:t xml:space="preserve">)</w:t>
+      </w:r>
+      <w:r>
+        <w:br/>
+      </w:r>
+      <w:r>
+        <w:rPr>
+          <w:rStyle w:val="NormalTok"/>
+        </w:rPr>
+        <w:t xml:space="preserve">draws_df  </w:t>
+      </w:r>
+      <w:r>
+        <w:rPr>
+          <w:rStyle w:val="OtherTok"/>
+        </w:rPr>
+        <w:t xml:space="preserve">&lt;-</w:t>
+      </w:r>
+      <w:r>
+        <w:rPr>
+          <w:rStyle w:val="NormalTok"/>
+        </w:rPr>
+        <w:t xml:space="preserve"> posterior</w:t>
+      </w:r>
+      <w:r>
+        <w:rPr>
+          <w:rStyle w:val="SpecialCharTok"/>
+        </w:rPr>
+        <w:t xml:space="preserve">::</w:t>
+      </w:r>
+      <w:r>
+        <w:rPr>
+          <w:rStyle w:val="FunctionTok"/>
+        </w:rPr>
+        <w:t xml:space="preserve">as_draws_df</w:t>
+      </w:r>
+      <w:r>
+        <w:rPr>
+          <w:rStyle w:val="NormalTok"/>
+        </w:rPr>
+        <w:t xml:space="preserve">(fit_bin)</w:t>
+      </w:r>
+      <w:r>
+        <w:br/>
+      </w:r>
+      <w:r>
+        <w:rPr>
+          <w:rStyle w:val="NormalTok"/>
+        </w:rPr>
+        <w:t xml:space="preserve">one_draw  </w:t>
+      </w:r>
+      <w:r>
+        <w:rPr>
+          <w:rStyle w:val="OtherTok"/>
+        </w:rPr>
+        <w:t xml:space="preserve">&lt;-</w:t>
+      </w:r>
+      <w:r>
+        <w:rPr>
+          <w:rStyle w:val="NormalTok"/>
+        </w:rPr>
+        <w:t xml:space="preserve"> </w:t>
+      </w:r>
+      <w:r>
+        <w:rPr>
+          <w:rStyle w:val="FunctionTok"/>
+        </w:rPr>
+        <w:t xml:space="preserve">as.list</w:t>
+      </w:r>
+      <w:r>
+        <w:rPr>
+          <w:rStyle w:val="NormalTok"/>
+        </w:rPr>
+        <w:t xml:space="preserve">(draws_df[</w:t>
+      </w:r>
+      <w:r>
+        <w:rPr>
+          <w:rStyle w:val="FunctionTok"/>
+        </w:rPr>
+        <w:t xml:space="preserve">sample.int</w:t>
+      </w:r>
+      <w:r>
+        <w:rPr>
+          <w:rStyle w:val="NormalTok"/>
+        </w:rPr>
+        <w:t xml:space="preserve">(</w:t>
+      </w:r>
+      <w:r>
+        <w:rPr>
+          <w:rStyle w:val="FunctionTok"/>
+        </w:rPr>
+        <w:t xml:space="preserve">nrow</w:t>
+      </w:r>
+      <w:r>
+        <w:rPr>
+          <w:rStyle w:val="NormalTok"/>
+        </w:rPr>
+        <w:t xml:space="preserve">(draws_df), </w:t>
+      </w:r>
+      <w:r>
+        <w:rPr>
+          <w:rStyle w:val="DecValTok"/>
+        </w:rPr>
+        <w:t xml:space="preserve">1</w:t>
+      </w:r>
+      <w:r>
+        <w:rPr>
+          <w:rStyle w:val="NormalTok"/>
+        </w:rPr>
+        <w:t xml:space="preserve">), ])</w:t>
+      </w:r>
+      <w:r>
+        <w:br/>
+      </w:r>
+      <w:r>
+        <w:rPr>
+          <w:rStyle w:val="NormalTok"/>
+        </w:rPr>
+        <w:t xml:space="preserve">fn_linear </w:t>
+      </w:r>
+      <w:r>
+        <w:rPr>
+          <w:rStyle w:val="OtherTok"/>
+        </w:rPr>
+        <w:t xml:space="preserve">&lt;-</w:t>
+      </w:r>
+      <w:r>
+        <w:rPr>
+          <w:rStyle w:val="NormalTok"/>
+        </w:rPr>
+        <w:t xml:space="preserve"> </w:t>
+      </w:r>
+      <w:r>
+        <w:rPr>
+          <w:rStyle w:val="FunctionTok"/>
+        </w:rPr>
+        <w:t xml:space="preserve">log10_lt50_from_draw_linear</w:t>
+      </w:r>
+      <w:r>
+        <w:rPr>
+          <w:rStyle w:val="NormalTok"/>
+        </w:rPr>
+        <w:t xml:space="preserve">(one_draw, </w:t>
+      </w:r>
+      <w:r>
+        <w:rPr>
+          <w:rStyle w:val="AttributeTok"/>
+        </w:rPr>
+        <w:t xml:space="preserve">T_bar =</w:t>
+      </w:r>
+      <w:r>
+        <w:rPr>
+          <w:rStyle w:val="NormalTok"/>
+        </w:rPr>
+        <w:t xml:space="preserve"> true_params</w:t>
+      </w:r>
+      <w:r>
+        <w:rPr>
+          <w:rStyle w:val="SpecialCharTok"/>
+        </w:rPr>
+        <w:t xml:space="preserve">$</w:t>
+      </w:r>
+      <w:r>
+        <w:rPr>
+          <w:rStyle w:val="NormalTok"/>
+        </w:rPr>
+        <w:t xml:space="preserve">T_bar)</w:t>
+      </w:r>
+      <w:r>
+        <w:br/>
+      </w:r>
+      <w:r>
+        <w:br/>
+      </w:r>
+      <w:r>
+        <w:rPr>
+          <w:rStyle w:val="NormalTok"/>
+        </w:rPr>
+        <w:t xml:space="preserve">result </w:t>
+      </w:r>
+      <w:r>
+        <w:rPr>
+          <w:rStyle w:val="OtherTok"/>
+        </w:rPr>
+        <w:t xml:space="preserve">&lt;-</w:t>
+      </w:r>
+      <w:r>
+        <w:rPr>
+          <w:rStyle w:val="NormalTok"/>
+        </w:rPr>
+        <w:t xml:space="preserve"> </w:t>
+      </w:r>
+      <w:r>
+        <w:rPr>
+          <w:rStyle w:val="FunctionTok"/>
+        </w:rPr>
+        <w:t xml:space="preserve">recover_tls_numerical</w:t>
+      </w:r>
+      <w:r>
+        <w:rPr>
+          <w:rStyle w:val="NormalTok"/>
+        </w:rPr>
+        <w:t xml:space="preserve">(</w:t>
+      </w:r>
+      <w:r>
+        <w:br/>
+      </w:r>
+      <w:r>
+        <w:rPr>
+          <w:rStyle w:val="NormalTok"/>
+        </w:rPr>
+        <w:t xml:space="preserve">  fn_linear,</w:t>
+      </w:r>
+      <w:r>
+        <w:br/>
+      </w:r>
+      <w:r>
+        <w:rPr>
+          <w:rStyle w:val="NormalTok"/>
+        </w:rPr>
+        <w:t xml:space="preserve">  </w:t>
+      </w:r>
+      <w:r>
+        <w:rPr>
+          <w:rStyle w:val="AttributeTok"/>
+        </w:rPr>
+        <w:t xml:space="preserve">T_ref     =</w:t>
+      </w:r>
+      <w:r>
+        <w:rPr>
+          <w:rStyle w:val="NormalTok"/>
+        </w:rPr>
+        <w:t xml:space="preserve"> </w:t>
+      </w:r>
+      <w:r>
+        <w:rPr>
+          <w:rStyle w:val="FunctionTok"/>
+        </w:rPr>
+        <w:t xml:space="preserve">c</w:t>
+      </w:r>
+      <w:r>
+        <w:rPr>
+          <w:rStyle w:val="NormalTok"/>
+        </w:rPr>
+        <w:t xml:space="preserve">(</w:t>
+      </w:r>
+      <w:r>
+        <w:rPr>
+          <w:rStyle w:val="DecValTok"/>
+        </w:rPr>
+        <w:t xml:space="preserve">30</w:t>
+      </w:r>
+      <w:r>
+        <w:rPr>
+          <w:rStyle w:val="NormalTok"/>
+        </w:rPr>
+        <w:t xml:space="preserve">, </w:t>
+      </w:r>
+      <w:r>
+        <w:rPr>
+          <w:rStyle w:val="DecValTok"/>
+        </w:rPr>
+        <w:t xml:space="preserve">32</w:t>
+      </w:r>
+      <w:r>
+        <w:rPr>
+          <w:rStyle w:val="NormalTok"/>
+        </w:rPr>
+        <w:t xml:space="preserve">, </w:t>
+      </w:r>
+      <w:r>
+        <w:rPr>
+          <w:rStyle w:val="DecValTok"/>
+        </w:rPr>
+        <w:t xml:space="preserve">34</w:t>
+      </w:r>
+      <w:r>
+        <w:rPr>
+          <w:rStyle w:val="NormalTok"/>
+        </w:rPr>
+        <w:t xml:space="preserve">, </w:t>
+      </w:r>
+      <w:r>
+        <w:rPr>
+          <w:rStyle w:val="DecValTok"/>
+        </w:rPr>
+        <w:t xml:space="preserve">36</w:t>
+      </w:r>
+      <w:r>
+        <w:rPr>
+          <w:rStyle w:val="NormalTok"/>
+        </w:rPr>
+        <w:t xml:space="preserve">, </w:t>
+      </w:r>
+      <w:r>
+        <w:rPr>
+          <w:rStyle w:val="DecValTok"/>
+        </w:rPr>
+        <w:t xml:space="preserve">38</w:t>
+      </w:r>
+      <w:r>
+        <w:rPr>
+          <w:rStyle w:val="NormalTok"/>
+        </w:rPr>
+        <w:t xml:space="preserve">),</w:t>
+      </w:r>
+      <w:r>
+        <w:br/>
+      </w:r>
+      <w:r>
+        <w:rPr>
+          <w:rStyle w:val="NormalTok"/>
+        </w:rPr>
+        <w:t xml:space="preserve">  </w:t>
+      </w:r>
+      <w:r>
+        <w:rPr>
+          <w:rStyle w:val="AttributeTok"/>
+        </w:rPr>
+        <w:t xml:space="preserve">t_ref_min =</w:t>
+      </w:r>
+      <w:r>
+        <w:rPr>
+          <w:rStyle w:val="NormalTok"/>
+        </w:rPr>
+        <w:t xml:space="preserve"> </w:t>
+      </w:r>
+      <w:r>
+        <w:rPr>
+          <w:rStyle w:val="DecValTok"/>
+        </w:rPr>
+        <w:t xml:space="preserve">60</w:t>
+      </w:r>
+      <w:r>
+        <w:rPr>
+          <w:rStyle w:val="NormalTok"/>
+        </w:rPr>
+        <w:t xml:space="preserve">,</w:t>
+      </w:r>
+      <w:r>
+        <w:br/>
+      </w:r>
+      <w:r>
+        <w:rPr>
+          <w:rStyle w:val="NormalTok"/>
+        </w:rPr>
+        <w:t xml:space="preserve">  </w:t>
+      </w:r>
+      <w:r>
+        <w:rPr>
+          <w:rStyle w:val="AttributeTok"/>
+        </w:rPr>
+        <w:t xml:space="preserve">T_search  =</w:t>
+      </w:r>
+      <w:r>
+        <w:rPr>
+          <w:rStyle w:val="NormalTok"/>
+        </w:rPr>
+        <w:t xml:space="preserve"> </w:t>
+      </w:r>
+      <w:r>
+        <w:rPr>
+          <w:rStyle w:val="FunctionTok"/>
+        </w:rPr>
+        <w:t xml:space="preserve">c</w:t>
+      </w:r>
+      <w:r>
+        <w:rPr>
+          <w:rStyle w:val="NormalTok"/>
+        </w:rPr>
+        <w:t xml:space="preserve">(</w:t>
+      </w:r>
+      <w:r>
+        <w:rPr>
+          <w:rStyle w:val="DecValTok"/>
+        </w:rPr>
+        <w:t xml:space="preserve">25</w:t>
+      </w:r>
+      <w:r>
+        <w:rPr>
+          <w:rStyle w:val="NormalTok"/>
+        </w:rPr>
+        <w:t xml:space="preserve">, </w:t>
+      </w:r>
+      <w:r>
+        <w:rPr>
+          <w:rStyle w:val="DecValTok"/>
+        </w:rPr>
+        <w:t xml:space="preserve">45</w:t>
+      </w:r>
+      <w:r>
+        <w:rPr>
+          <w:rStyle w:val="NormalTok"/>
+        </w:rPr>
+        <w:t xml:space="preserve">)</w:t>
+      </w:r>
+      <w:r>
+        <w:br/>
+      </w:r>
+      <w:r>
+        <w:rPr>
+          <w:rStyle w:val="NormalTok"/>
+        </w:rPr>
+        <w:t xml:space="preserve">)</w:t>
+      </w:r>
+      <w:r>
+        <w:br/>
+      </w:r>
+      <w:r>
+        <w:rPr>
+          <w:rStyle w:val="NormalTok"/>
+        </w:rPr>
+        <w:t xml:space="preserve">result</w:t>
+      </w:r>
+    </w:p>
+    <w:p>
+      <w:pPr>
+        <w:pStyle w:val="SourceCode"/>
+      </w:pPr>
+      <w:r>
+        <w:rPr>
+          <w:rStyle w:val="VerbatimChar"/>
+        </w:rPr>
+        <w:t xml:space="preserve">$z_T</w:t>
+      </w:r>
+      <w:r>
+        <w:br/>
+      </w:r>
+      <w:r>
+        <w:rPr>
+          <w:rStyle w:val="VerbatimChar"/>
+        </w:rPr>
+        <w:t xml:space="preserve">      30       32       34       36       38 </w:t>
+      </w:r>
+      <w:r>
+        <w:br/>
+      </w:r>
+      <w:r>
+        <w:rPr>
+          <w:rStyle w:val="VerbatimChar"/>
+        </w:rPr>
+        <w:t xml:space="preserve">6.712102 6.712102 6.712102 6.712102 6.712102 </w:t>
+      </w:r>
+      <w:r>
+        <w:br/>
+      </w:r>
+      <w:r>
+        <w:br/>
+      </w:r>
+      <w:r>
+        <w:rPr>
+          <w:rStyle w:val="VerbatimChar"/>
+        </w:rPr>
+        <w:t xml:space="preserve">$CTmax_1hr</w:t>
+      </w:r>
+      <w:r>
+        <w:br/>
+      </w:r>
+      <w:r>
+        <w:rPr>
+          <w:rStyle w:val="VerbatimChar"/>
+        </w:rPr>
+        <w:t xml:space="preserve">[1] 32.14023</w:t>
+      </w:r>
+    </w:p>
+    <w:p>
+      <w:pPr>
+        <w:pStyle w:val="FirstParagraph"/>
+      </w:pPr>
+      <w:r>
+        <w:t xml:space="preserve">Two things to notice. First,</w:t>
+      </w:r>
+      <w:r>
+        <w:t xml:space="preserve"> </w:t>
+      </w:r>
+      <m:oMath>
+        <m:r>
+          <m:t>z</m:t>
+        </m:r>
+        <m:d>
+          <m:dPr>
+            <m:begChr m:val="("/>
+            <m:sepChr m:val=""/>
+            <m:endChr m:val=")"/>
+            <m:grow/>
+          </m:dPr>
+          <m:e>
+            <m:r>
+              <m:t>T</m:t>
+            </m:r>
+          </m:e>
+        </m:d>
+      </m:oMath>
+      <w:r>
+        <w:t xml:space="preserve"> </w:t>
+      </w:r>
+      <w:r>
+        <w:t xml:space="preserve">is constant across the five reference temperatures — as expected, because</w:t>
+      </w:r>
+      <w:r>
+        <w:t xml:space="preserve"> </w:t>
+      </w:r>
+      <w:r>
+        <w:rPr>
+          <w:rStyle w:val="VerbatimChar"/>
+        </w:rPr>
+        <w:t xml:space="preserve">mid(T)</w:t>
+      </w:r>
+      <w:r>
+        <w:t xml:space="preserve"> </w:t>
+      </w:r>
+      <w:r>
+        <w:t xml:space="preserve">is linear in</w:t>
+      </w:r>
+      <w:r>
+        <w:t xml:space="preserve"> </w:t>
+      </w:r>
+      <m:oMath>
+        <m:r>
+          <m:t>T</m:t>
+        </m:r>
+      </m:oMath>
+      <w:r>
+        <w:t xml:space="preserve"> </w:t>
+      </w:r>
+      <w:r>
+        <w:t xml:space="preserve">for this model, so the local slope is the same everywhere. Second, the recovered</w:t>
+      </w:r>
+      <w:r>
+        <w:t xml:space="preserve"> </w:t>
+      </w:r>
+      <m:oMath>
+        <m:r>
+          <m:t>C</m:t>
+        </m:r>
+        <m:sSub>
+          <m:e>
+            <m:r>
+              <m:t>T</m:t>
+            </m:r>
+          </m:e>
+          <m:sub>
+            <m:r>
+              <m:t>m</m:t>
+            </m:r>
+            <m:r>
+              <m:t>a</m:t>
+            </m:r>
+            <m:sSub>
+              <m:e>
+                <m:r>
+                  <m:t>x</m:t>
+                </m:r>
+              </m:e>
+              <m:sub>
+                <m:r>
+                  <m:t>1</m:t>
+                </m:r>
+                <m:r>
+                  <m:t>h</m:t>
+                </m:r>
+                <m:r>
+                  <m:t>r</m:t>
+                </m:r>
+              </m:sub>
+            </m:sSub>
+          </m:sub>
+        </m:sSub>
+      </m:oMath>
+      <w:r>
+        <w:t xml:space="preserve"> </w:t>
+      </w:r>
+      <w:r>
+        <w:t xml:space="preserve">for this draw matches the closed-form value to within numerical tolerance. This sanity check confirms the recipe; for a fit with smooth or temperature-varying parameters, just swap in a different</w:t>
+      </w:r>
+      <w:r>
+        <w:t xml:space="preserve"> </w:t>
+      </w:r>
+      <w:r>
+        <w:rPr>
+          <w:rStyle w:val="VerbatimChar"/>
+        </w:rPr>
+        <w:t xml:space="preserve">log10_lt50_from_draw_*</w:t>
+      </w:r>
+      <w:r>
+        <w:t xml:space="preserve"> </w:t>
+      </w:r>
+      <w:r>
+        <w:t xml:space="preserve">constructor that respects the new functional form, and run the helper over every posterior draw to get full posteriors of</w:t>
+      </w:r>
+      <w:r>
+        <w:t xml:space="preserve"> </w:t>
+      </w:r>
+      <m:oMath>
+        <m:r>
+          <m:t>z</m:t>
+        </m:r>
+        <m:d>
+          <m:dPr>
+            <m:begChr m:val="("/>
+            <m:sepChr m:val=""/>
+            <m:endChr m:val=")"/>
+            <m:grow/>
+          </m:dPr>
+          <m:e>
+            <m:sSub>
+              <m:e>
+                <m:r>
+                  <m:t>T</m:t>
+                </m:r>
+              </m:e>
+              <m:sub>
+                <m:r>
+                  <m:rPr>
+                    <m:nor/>
+                    <m:sty m:val="p"/>
+                  </m:rPr>
+                  <m:t>ref</m:t>
+                </m:r>
+              </m:sub>
+            </m:sSub>
+          </m:e>
+        </m:d>
+      </m:oMath>
+      <w:r>
+        <w:t xml:space="preserve"> </w:t>
+      </w:r>
+      <w:r>
+        <w:t xml:space="preserve">and</w:t>
+      </w:r>
+      <w:r>
+        <w:t xml:space="preserve"> </w:t>
+      </w:r>
+      <m:oMath>
+        <m:r>
+          <m:t>C</m:t>
+        </m:r>
+        <m:sSub>
+          <m:e>
+            <m:r>
+              <m:t>T</m:t>
+            </m:r>
+          </m:e>
+          <m:sub>
+            <m:r>
+              <m:t>m</m:t>
+            </m:r>
+            <m:r>
+              <m:t>a</m:t>
+            </m:r>
+            <m:sSub>
+              <m:e>
+                <m:r>
+                  <m:t>x</m:t>
+                </m:r>
+              </m:e>
+              <m:sub>
+                <m:r>
+                  <m:t>1</m:t>
+                </m:r>
+                <m:r>
+                  <m:t>h</m:t>
+                </m:r>
+                <m:r>
+                  <m:t>r</m:t>
+                </m:r>
+              </m:sub>
+            </m:sSub>
+          </m:sub>
+        </m:sSub>
+      </m:oMath>
+      <w:r>
+        <w:t xml:space="preserve">.</w:t>
+      </w:r>
+    </w:p>
+    <w:bookmarkEnd w:id="62"/>
+    <w:bookmarkEnd w:id="63"/>
+    <w:bookmarkStart w:id="67" w:name="sec-compare"/>
+    <w:p>
+      <w:pPr>
+        <w:pStyle w:val="Heading3"/>
+      </w:pPr>
+      <w:r>
+        <w:t xml:space="preserve">1.0.6 Comparing the two pipelines</w:t>
+      </w:r>
+    </w:p>
+    <w:bookmarkStart w:id="65" w:name="sec-compare-table"/>
+    <w:p>
+      <w:pPr>
+        <w:pStyle w:val="Heading4"/>
+      </w:pPr>
+      <w:r>
+        <w:t xml:space="preserve">1.0.6.1 Point-estimate agreement on the same data</w:t>
       </w:r>
     </w:p>
     <w:p>
@@ -18899,7 +22772,7 @@
       <w:tr>
         <w:tc>
           <w:tcPr/>
-          <w:bookmarkStart w:id="58" w:name="tbl-twostage-compare"/>
+          <w:bookmarkStart w:id="64" w:name="tbl-twostage-compare"/>
           <w:p>
             <w:pPr>
               <w:jc w:val="center"/>
@@ -19935,7 +23808,7 @@
               </w:tc>
             </w:tr>
           </w:tbl>
-          <w:bookmarkEnd w:id="58"/>
+          <w:bookmarkEnd w:id="64"/>
         </w:tc>
       </w:tr>
     </w:tbl>
@@ -20021,14 +23894,14 @@
         <w:t xml:space="preserve">in disagreement with the field’s existing point estimates, it reproduces them.</w:t>
       </w:r>
     </w:p>
-    <w:bookmarkEnd w:id="59"/>
-    <w:bookmarkStart w:id="60" w:name="sec-compare-why"/>
+    <w:bookmarkEnd w:id="65"/>
+    <w:bookmarkStart w:id="66" w:name="sec-compare-why"/>
     <w:p>
       <w:pPr>
         <w:pStyle w:val="Heading4"/>
       </w:pPr>
       <w:r>
-        <w:t xml:space="preserve">1.0.5.2 Why the joint fit recovers the truth more closely</w:t>
+        <w:t xml:space="preserve">1.0.6.2 Why the joint fit recovers the truth more closely</w:t>
       </w:r>
     </w:p>
     <w:p>
@@ -20280,10 +24153,10 @@
         <w:t xml:space="preserve">). The two-stage’s Stage-1 binomial GLM in its crrent configulation cannot — so per-temperature LT50 estimates are noisier on the beta-binomial dataset than on the binomial one, and that noise propagates into Stage 2. The joint beta-binomial fit removes that noise at its source.</w:t>
       </w:r>
     </w:p>
-    <w:bookmarkEnd w:id="60"/>
-    <w:bookmarkEnd w:id="61"/>
-    <w:bookmarkEnd w:id="62"/>
-    <w:bookmarkStart w:id="68" w:name="references"/>
+    <w:bookmarkEnd w:id="66"/>
+    <w:bookmarkEnd w:id="67"/>
+    <w:bookmarkEnd w:id="68"/>
+    <w:bookmarkStart w:id="74" w:name="references"/>
     <w:p>
       <w:pPr>
         <w:pStyle w:val="Heading1"/>
@@ -20292,8 +24165,8 @@
         <w:t xml:space="preserve">2. References</w:t>
       </w:r>
     </w:p>
-    <w:bookmarkStart w:id="67" w:name="refs"/>
-    <w:bookmarkStart w:id="64" w:name="ref-orsted_finding_2022"/>
+    <w:bookmarkStart w:id="73" w:name="refs"/>
+    <w:bookmarkStart w:id="70" w:name="ref-orsted_finding_2022"/>
     <w:p>
       <w:pPr>
         <w:pStyle w:val="Bibliography"/>
@@ -20304,7 +24177,7 @@
       <w:r>
         <w:t xml:space="preserve"> </w:t>
       </w:r>
-      <w:hyperlink r:id="rId63">
+      <w:hyperlink r:id="rId69">
         <w:r>
           <w:rPr>
             <w:rStyle w:val="Hyperlink"/>
@@ -20347,8 +24220,8 @@
         <w:t xml:space="preserve">, 225, jeb244514.</w:t>
       </w:r>
     </w:p>
-    <w:bookmarkEnd w:id="64"/>
-    <w:bookmarkStart w:id="66" w:name="ref-rezende_landscapes_2014"/>
+    <w:bookmarkEnd w:id="70"/>
+    <w:bookmarkStart w:id="72" w:name="ref-rezende_landscapes_2014"/>
     <w:p>
       <w:pPr>
         <w:pStyle w:val="Bibliography"/>
@@ -20359,7 +24232,7 @@
       <w:r>
         <w:t xml:space="preserve"> </w:t>
       </w:r>
-      <w:hyperlink r:id="rId65">
+      <w:hyperlink r:id="rId71">
         <w:r>
           <w:rPr>
             <w:rStyle w:val="Hyperlink"/>
@@ -20384,10 +24257,10 @@
         <w:t xml:space="preserve">, 28, 799–809.</w:t>
       </w:r>
     </w:p>
-    <w:bookmarkEnd w:id="66"/>
-    <w:bookmarkEnd w:id="67"/>
-    <w:bookmarkEnd w:id="68"/>
-    <w:bookmarkStart w:id="69" w:name="session-information"/>
+    <w:bookmarkEnd w:id="72"/>
+    <w:bookmarkEnd w:id="73"/>
+    <w:bookmarkEnd w:id="74"/>
+    <w:bookmarkStart w:id="75" w:name="session-information"/>
     <w:p>
       <w:pPr>
         <w:pStyle w:val="Heading1"/>
@@ -21962,7 +25835,7 @@
         <w:t xml:space="preserve">pkgconfig(v.2.0.3)</w:t>
       </w:r>
     </w:p>
-    <w:bookmarkEnd w:id="69"/>
+    <w:bookmarkEnd w:id="75"/>
     <w:sectPr>
       <w:pgSz w:h="15840" w:w="12240"/>
       <w:pgMar w:bottom="1440" w:footer="720" w:gutter="0" w:header="720" w:left="1440" w:right="1440" w:top="1440"/>
@@ -22158,10 +26031,176 @@
       </w:pPr>
     </w:lvl>
   </w:abstractNum>
+  <w:abstractNum w:abstractNumId="991">
+    <w:nsid w:val="0000A991"/>
+    <w:multiLevelType w:val="multilevel"/>
+    <w:lvl w:ilvl="0">
+      <w:numFmt w:val="bullet"/>
+      <w:lvlText w:val=""/>
+      <w:lvlJc w:val="left"/>
+      <w:pPr>
+        <w:ind w:left="720" w:hanging="360"/>
+      </w:pPr>
+      <w:rPr>
+        <w:rFonts w:ascii="Symbol" w:hAnsi="Symbol" w:cs="Symbol" w:hint="default"/>
+      </w:rPr>
+    </w:lvl>
+    <w:lvl w:ilvl="1">
+      <w:numFmt w:val="bullet"/>
+      <w:lvlText w:val="o"/>
+      <w:lvlJc w:val="left"/>
+      <w:pPr>
+        <w:ind w:left="1440" w:hanging="360"/>
+      </w:pPr>
+      <w:rPr>
+        <w:rFonts w:ascii="Courier New" w:hAnsi="Courier New" w:cs="Courier New" w:hint="default"/>
+      </w:rPr>
+    </w:lvl>
+    <w:lvl w:ilvl="2">
+      <w:numFmt w:val="bullet"/>
+      <w:lvlText w:val=""/>
+      <w:lvlJc w:val="left"/>
+      <w:pPr>
+        <w:ind w:left="2160" w:hanging="360"/>
+      </w:pPr>
+      <w:rPr>
+        <w:rFonts w:ascii="Wingdings" w:hAnsi="Wingdings" w:cs="Wingdings" w:hint="default"/>
+      </w:rPr>
+    </w:lvl>
+    <w:lvl w:ilvl="3">
+      <w:numFmt w:val="bullet"/>
+      <w:lvlText w:val=""/>
+      <w:lvlJc w:val="left"/>
+      <w:pPr>
+        <w:ind w:left="2880" w:hanging="360"/>
+      </w:pPr>
+      <w:rPr>
+        <w:rFonts w:ascii="Symbol" w:hAnsi="Symbol" w:cs="Symbol" w:hint="default"/>
+      </w:rPr>
+    </w:lvl>
+    <w:lvl w:ilvl="4">
+      <w:numFmt w:val="bullet"/>
+      <w:lvlText w:val="o"/>
+      <w:lvlJc w:val="left"/>
+      <w:pPr>
+        <w:ind w:left="3600" w:hanging="360"/>
+      </w:pPr>
+      <w:rPr>
+        <w:rFonts w:ascii="Courier New" w:hAnsi="Courier New" w:cs="Courier New" w:hint="default"/>
+      </w:rPr>
+    </w:lvl>
+    <w:lvl w:ilvl="5">
+      <w:numFmt w:val="bullet"/>
+      <w:lvlText w:val=""/>
+      <w:lvlJc w:val="left"/>
+      <w:pPr>
+        <w:ind w:left="4320" w:hanging="360"/>
+      </w:pPr>
+      <w:rPr>
+        <w:rFonts w:ascii="Wingdings" w:hAnsi="Wingdings" w:cs="Wingdings" w:hint="default"/>
+      </w:rPr>
+    </w:lvl>
+    <w:lvl w:ilvl="6">
+      <w:numFmt w:val="bullet"/>
+      <w:lvlText w:val=""/>
+      <w:lvlJc w:val="left"/>
+      <w:pPr>
+        <w:ind w:left="5040" w:hanging="360"/>
+      </w:pPr>
+      <w:rPr>
+        <w:rFonts w:ascii="Symbol" w:hAnsi="Symbol" w:cs="Symbol" w:hint="default"/>
+      </w:rPr>
+    </w:lvl>
+    <w:lvl w:ilvl="7">
+      <w:numFmt w:val="bullet"/>
+      <w:lvlText w:val="o"/>
+      <w:lvlJc w:val="left"/>
+      <w:pPr>
+        <w:ind w:left="5760" w:hanging="360"/>
+      </w:pPr>
+      <w:rPr>
+        <w:rFonts w:ascii="Courier New" w:hAnsi="Courier New" w:cs="Courier New" w:hint="default"/>
+      </w:rPr>
+    </w:lvl>
+    <w:lvl w:ilvl="8">
+      <w:numFmt w:val="bullet"/>
+      <w:lvlText w:val=""/>
+      <w:lvlJc w:val="left"/>
+      <w:pPr>
+        <w:ind w:left="6480" w:hanging="360"/>
+      </w:pPr>
+      <w:rPr>
+        <w:rFonts w:ascii="Wingdings" w:hAnsi="Wingdings" w:cs="Wingdings" w:hint="default"/>
+      </w:rPr>
+    </w:lvl>
+  </w:abstractNum>
   <w:num w:numId="1000">
     <w:abstractNumId w:val="990"/>
   </w:num>
   <w:num w:numId="1001">
+    <w:abstractNumId w:val="99411"/>
+    <w:lvlOverride w:ilvl="0">
+      <w:startOverride w:val="1"/>
+    </w:lvlOverride>
+    <w:lvlOverride w:ilvl="1">
+      <w:startOverride w:val="1"/>
+    </w:lvlOverride>
+    <w:lvlOverride w:ilvl="2">
+      <w:startOverride w:val="1"/>
+    </w:lvlOverride>
+    <w:lvlOverride w:ilvl="3">
+      <w:startOverride w:val="1"/>
+    </w:lvlOverride>
+    <w:lvlOverride w:ilvl="4">
+      <w:startOverride w:val="1"/>
+    </w:lvlOverride>
+    <w:lvlOverride w:ilvl="5">
+      <w:startOverride w:val="1"/>
+    </w:lvlOverride>
+    <w:lvlOverride w:ilvl="6">
+      <w:startOverride w:val="1"/>
+    </w:lvlOverride>
+    <w:lvlOverride w:ilvl="7">
+      <w:startOverride w:val="1"/>
+    </w:lvlOverride>
+    <w:lvlOverride w:ilvl="8">
+      <w:startOverride w:val="1"/>
+    </w:lvlOverride>
+  </w:num>
+  <w:num w:numId="1002">
+    <w:abstractNumId w:val="99411"/>
+    <w:lvlOverride w:ilvl="0">
+      <w:startOverride w:val="1"/>
+    </w:lvlOverride>
+    <w:lvlOverride w:ilvl="1">
+      <w:startOverride w:val="1"/>
+    </w:lvlOverride>
+    <w:lvlOverride w:ilvl="2">
+      <w:startOverride w:val="1"/>
+    </w:lvlOverride>
+    <w:lvlOverride w:ilvl="3">
+      <w:startOverride w:val="1"/>
+    </w:lvlOverride>
+    <w:lvlOverride w:ilvl="4">
+      <w:startOverride w:val="1"/>
+    </w:lvlOverride>
+    <w:lvlOverride w:ilvl="5">
+      <w:startOverride w:val="1"/>
+    </w:lvlOverride>
+    <w:lvlOverride w:ilvl="6">
+      <w:startOverride w:val="1"/>
+    </w:lvlOverride>
+    <w:lvlOverride w:ilvl="7">
+      <w:startOverride w:val="1"/>
+    </w:lvlOverride>
+    <w:lvlOverride w:ilvl="8">
+      <w:startOverride w:val="1"/>
+    </w:lvlOverride>
+  </w:num>
+  <w:num w:numId="1003">
+    <w:abstractNumId w:val="991"/>
+  </w:num>
+  <w:num w:numId="1004">
     <w:abstractNumId w:val="99411"/>
     <w:lvlOverride w:ilvl="0">
       <w:startOverride w:val="1"/>
